--- a/docs/Proposal.docx
+++ b/docs/Proposal.docx
@@ -1095,11 +1095,192 @@
           <w:rFonts w:ascii="Georgia" w:hAnsi="Georgia"/>
           <w:b/>
           <w:bCs/>
-          <w:sz w:val="36"/>
-          <w:szCs w:val="36"/>
-        </w:rPr>
-      </w:pPr>
-      <w:r>
+          <w:sz w:val="32"/>
+          <w:szCs w:val="32"/>
+        </w:rPr>
+      </w:pPr>
+      <w:r>
+        <w:rPr>
+          <w:rFonts w:ascii="Georgia" w:hAnsi="Georgia"/>
+          <w:b/>
+          <w:bCs/>
+          <w:sz w:val="32"/>
+          <w:szCs w:val="32"/>
+        </w:rPr>
+        <w:t>Outcomes</w:t>
+      </w:r>
+    </w:p>
+    <w:p>
+      <w:pPr>
+        <w:pStyle w:val="ListParagraph"/>
+        <w:numPr>
+          <w:ilvl w:val="0"/>
+          <w:numId w:val="5"/>
+        </w:numPr>
+        <w:rPr>
+          <w:rFonts w:ascii="Georgia" w:hAnsi="Georgia"/>
+        </w:rPr>
+      </w:pPr>
+      <w:r>
+        <w:rPr>
+          <w:rFonts w:ascii="Georgia" w:hAnsi="Georgia"/>
+        </w:rPr>
+        <w:t>A manuscript covering:</w:t>
+      </w:r>
+    </w:p>
+    <w:p>
+      <w:pPr>
+        <w:pStyle w:val="ListParagraph"/>
+        <w:numPr>
+          <w:ilvl w:val="1"/>
+          <w:numId w:val="5"/>
+        </w:numPr>
+        <w:rPr>
+          <w:rFonts w:ascii="Georgia" w:hAnsi="Georgia"/>
+        </w:rPr>
+      </w:pPr>
+      <w:r>
+        <w:rPr>
+          <w:rFonts w:ascii="Georgia" w:hAnsi="Georgia"/>
+        </w:rPr>
+        <w:t>Registry entries for each species.</w:t>
+      </w:r>
+    </w:p>
+    <w:p>
+      <w:pPr>
+        <w:pStyle w:val="ListParagraph"/>
+        <w:numPr>
+          <w:ilvl w:val="1"/>
+          <w:numId w:val="5"/>
+        </w:numPr>
+        <w:rPr>
+          <w:rFonts w:ascii="Georgia" w:hAnsi="Georgia"/>
+        </w:rPr>
+      </w:pPr>
+      <w:r>
+        <w:rPr>
+          <w:rFonts w:ascii="Georgia" w:hAnsi="Georgia"/>
+        </w:rPr>
+        <w:t>Recommendations for each species.</w:t>
+      </w:r>
+    </w:p>
+    <w:p>
+      <w:pPr>
+        <w:pStyle w:val="ListParagraph"/>
+        <w:numPr>
+          <w:ilvl w:val="1"/>
+          <w:numId w:val="5"/>
+        </w:numPr>
+        <w:rPr>
+          <w:rFonts w:ascii="Georgia" w:hAnsi="Georgia"/>
+        </w:rPr>
+      </w:pPr>
+      <w:r>
+        <w:rPr>
+          <w:rFonts w:ascii="Georgia" w:hAnsi="Georgia"/>
+        </w:rPr>
+        <w:t>Anticipated issues and sensitivities of each the recommendations.</w:t>
+      </w:r>
+    </w:p>
+    <w:p>
+      <w:pPr>
+        <w:pStyle w:val="ListParagraph"/>
+        <w:numPr>
+          <w:ilvl w:val="0"/>
+          <w:numId w:val="5"/>
+        </w:numPr>
+        <w:rPr>
+          <w:rFonts w:ascii="Georgia" w:hAnsi="Georgia"/>
+        </w:rPr>
+      </w:pPr>
+      <w:r>
+        <w:rPr>
+          <w:rFonts w:ascii="Georgia" w:hAnsi="Georgia"/>
+        </w:rPr>
+        <w:t>A GitHub repository containing:</w:t>
+      </w:r>
+    </w:p>
+    <w:p>
+      <w:pPr>
+        <w:pStyle w:val="ListParagraph"/>
+        <w:numPr>
+          <w:ilvl w:val="1"/>
+          <w:numId w:val="5"/>
+        </w:numPr>
+        <w:rPr>
+          <w:rFonts w:ascii="Georgia" w:hAnsi="Georgia"/>
+        </w:rPr>
+      </w:pPr>
+      <w:r>
+        <w:rPr>
+          <w:rFonts w:ascii="Georgia" w:hAnsi="Georgia"/>
+        </w:rPr>
+        <w:t>Simulation application code</w:t>
+      </w:r>
+    </w:p>
+    <w:p>
+      <w:pPr>
+        <w:pStyle w:val="ListParagraph"/>
+        <w:numPr>
+          <w:ilvl w:val="1"/>
+          <w:numId w:val="5"/>
+        </w:numPr>
+        <w:rPr>
+          <w:rFonts w:ascii="Georgia" w:hAnsi="Georgia"/>
+        </w:rPr>
+      </w:pPr>
+      <w:r>
+        <w:rPr>
+          <w:rFonts w:ascii="Georgia" w:hAnsi="Georgia"/>
+        </w:rPr>
+        <w:t>Inspector application code</w:t>
+      </w:r>
+    </w:p>
+    <w:p>
+      <w:pPr>
+        <w:pStyle w:val="ListParagraph"/>
+        <w:numPr>
+          <w:ilvl w:val="1"/>
+          <w:numId w:val="5"/>
+        </w:numPr>
+        <w:rPr>
+          <w:rFonts w:ascii="Georgia" w:hAnsi="Georgia"/>
+        </w:rPr>
+      </w:pPr>
+      <w:r>
+        <w:rPr>
+          <w:rFonts w:ascii="Georgia" w:hAnsi="Georgia"/>
+        </w:rPr>
+        <w:t>A container or other means of quickly and efficiently running both</w:t>
+      </w:r>
+    </w:p>
+    <w:p>
+      <w:pPr>
+        <w:pStyle w:val="ListParagraph"/>
+        <w:numPr>
+          <w:ilvl w:val="1"/>
+          <w:numId w:val="5"/>
+        </w:numPr>
+        <w:rPr>
+          <w:rFonts w:ascii="Georgia" w:hAnsi="Georgia"/>
+        </w:rPr>
+      </w:pPr>
+      <w:r>
+        <w:rPr>
+          <w:rFonts w:ascii="Georgia" w:hAnsi="Georgia"/>
+        </w:rPr>
+        <w:t xml:space="preserve">Technical documentation including a user guide, design documents, and guidance on adding to the registries </w:t>
+      </w:r>
+    </w:p>
+    <w:p>
+      <w:pPr>
+        <w:rPr>
+          <w:rFonts w:ascii="Georgia" w:hAnsi="Georgia"/>
+        </w:rPr>
+      </w:pPr>
+    </w:p>
+    <w:p>
+      <w:pPr>
         <w:rPr>
           <w:rFonts w:ascii="Georgia" w:hAnsi="Georgia"/>
           <w:b/>
@@ -1107,8 +1288,7 @@
           <w:sz w:val="36"/>
           <w:szCs w:val="36"/>
         </w:rPr>
-        <w:t>Design</w:t>
-      </w:r>
+      </w:pPr>
       <w:r>
         <w:rPr>
           <w:rFonts w:ascii="Georgia" w:hAnsi="Georgia"/>
@@ -1117,7 +1297,7 @@
           <w:sz w:val="36"/>
           <w:szCs w:val="36"/>
         </w:rPr>
-        <w:t xml:space="preserve"> – The Tooling</w:t>
+        <w:t>Methods</w:t>
       </w:r>
     </w:p>
     <w:p>
@@ -1138,219 +1318,23 @@
           <w:sz w:val="28"/>
           <w:szCs w:val="28"/>
         </w:rPr>
-        <w:t>Overview</w:t>
-      </w:r>
-    </w:p>
-    <w:p>
-      <w:pPr>
-        <w:rPr>
-          <w:rFonts w:ascii="Georgia" w:hAnsi="Georgia"/>
-        </w:rPr>
-      </w:pPr>
-      <w:r>
-        <w:rPr>
-          <w:rFonts w:ascii="Georgia" w:hAnsi="Georgia"/>
-        </w:rPr>
-        <w:t xml:space="preserve">Sensor fusion depends on </w:t>
-      </w:r>
-      <w:r>
-        <w:rPr>
-          <w:rFonts w:ascii="Georgia" w:hAnsi="Georgia"/>
-        </w:rPr>
-        <w:t xml:space="preserve">three things – a </w:t>
-      </w:r>
-      <w:r>
-        <w:rPr>
-          <w:rFonts w:ascii="Georgia" w:hAnsi="Georgia"/>
-        </w:rPr>
-        <w:t>state distribution</w:t>
-      </w:r>
-      <w:r>
-        <w:rPr>
-          <w:rFonts w:ascii="Georgia" w:hAnsi="Georgia"/>
-        </w:rPr>
-        <w:t xml:space="preserve"> describing the filter’s uncertainty about the actual state of the object</w:t>
-      </w:r>
-      <w:r>
-        <w:rPr>
-          <w:rFonts w:ascii="Georgia" w:hAnsi="Georgia"/>
-        </w:rPr>
-        <w:t xml:space="preserve">, a process model that predicts the evolution of the state </w:t>
-      </w:r>
-      <w:r>
-        <w:rPr>
-          <w:rFonts w:ascii="Georgia" w:hAnsi="Georgia"/>
-        </w:rPr>
-        <w:t xml:space="preserve">distribution </w:t>
-      </w:r>
-      <w:r>
-        <w:rPr>
-          <w:rFonts w:ascii="Georgia" w:hAnsi="Georgia"/>
-        </w:rPr>
-        <w:t xml:space="preserve">into the next timestep, and </w:t>
-      </w:r>
-      <w:r>
-        <w:rPr>
-          <w:rFonts w:ascii="Georgia" w:hAnsi="Georgia"/>
-        </w:rPr>
-        <w:t>an observation model that updates the predicted state distribution based on a set of sensor measurements.</w:t>
-      </w:r>
-      <w:r>
-        <w:rPr>
-          <w:rFonts w:ascii="Georgia" w:hAnsi="Georgia"/>
-        </w:rPr>
-        <w:t xml:space="preserve"> Choosing these carefully is essential to good filter development. </w:t>
-      </w:r>
-    </w:p>
-    <w:p>
-      <w:pPr>
-        <w:rPr>
-          <w:rFonts w:ascii="Georgia" w:hAnsi="Georgia"/>
-        </w:rPr>
-      </w:pPr>
-      <w:r>
-        <w:rPr>
-          <w:rFonts w:ascii="Georgia" w:hAnsi="Georgia"/>
-        </w:rPr>
-        <w:t>Selection of sensors and models must account not only for nominal conditions but sensitivity to deviations as well.</w:t>
-      </w:r>
-      <w:r>
-        <w:rPr>
-          <w:rFonts w:ascii="Georgia" w:hAnsi="Georgia"/>
-        </w:rPr>
-        <w:t xml:space="preserve"> That is, selections must be made that remain robust even under variation in the environment and/or behaviors of the animals.</w:t>
-      </w:r>
-    </w:p>
-    <w:p>
-      <w:pPr>
-        <w:rPr>
-          <w:rFonts w:ascii="Georgia" w:hAnsi="Georgia"/>
-        </w:rPr>
-      </w:pPr>
-      <w:r>
-        <w:rPr>
-          <w:rFonts w:ascii="Georgia" w:hAnsi="Georgia"/>
-        </w:rPr>
-        <w:t>Therefore, the required tooling must</w:t>
-      </w:r>
-      <w:r>
-        <w:rPr>
-          <w:rFonts w:ascii="Georgia" w:hAnsi="Georgia"/>
-        </w:rPr>
-        <w:t xml:space="preserve"> </w:t>
-      </w:r>
-      <w:r>
-        <w:rPr>
-          <w:rFonts w:ascii="Georgia" w:hAnsi="Georgia"/>
-        </w:rPr>
-        <w:t>allow for</w:t>
-      </w:r>
-      <w:r>
-        <w:rPr>
-          <w:rFonts w:ascii="Georgia" w:hAnsi="Georgia"/>
-        </w:rPr>
-        <w:t xml:space="preserve"> (1) the identification of solutions under nominal conditions and </w:t>
-      </w:r>
-      <w:r>
-        <w:rPr>
-          <w:rFonts w:ascii="Georgia" w:hAnsi="Georgia"/>
-        </w:rPr>
-        <w:t>(2) enable</w:t>
-      </w:r>
-      <w:r>
-        <w:rPr>
-          <w:rFonts w:ascii="Georgia" w:hAnsi="Georgia"/>
-        </w:rPr>
-        <w:t xml:space="preserve"> exploration of sensitivity under deviations. </w:t>
-      </w:r>
-    </w:p>
-    <w:p>
-      <w:pPr>
-        <w:rPr>
-          <w:rFonts w:ascii="Georgia" w:hAnsi="Georgia"/>
-        </w:rPr>
-      </w:pPr>
-      <w:r>
-        <w:rPr>
-          <w:rFonts w:ascii="Georgia" w:hAnsi="Georgia"/>
-        </w:rPr>
-        <w:t xml:space="preserve">In terms of identify a solution under nominal conditions, an iterative approach can be taken. </w:t>
-      </w:r>
-      <w:r>
-        <w:rPr>
-          <w:rFonts w:ascii="Georgia" w:hAnsi="Georgia"/>
-        </w:rPr>
-        <w:t xml:space="preserve">As noted above, sensor fusion proceeds by taking a predicted state distribution, projecting it forwards with a process model, and then, given measurements, using the observation model to update that distribution. The update itself can be thought of as a weighting of the original distribution </w:t>
-      </w:r>
-      <w:r>
-        <w:rPr>
-          <w:rFonts w:ascii="Georgia" w:hAnsi="Georgia"/>
-        </w:rPr>
-        <w:t xml:space="preserve">by the likelihood of the given measurement at each </w:t>
-      </w:r>
-      <w:r>
-        <w:rPr>
-          <w:rFonts w:ascii="Georgia" w:hAnsi="Georgia"/>
+        <w:t>Simulation</w:t>
+      </w:r>
+    </w:p>
+    <w:p>
+      <w:pPr>
+        <w:rPr>
+          <w:rFonts w:ascii="Georgia" w:hAnsi="Georgia"/>
+        </w:rPr>
+      </w:pPr>
+      <w:r>
+        <w:rPr>
+          <w:rFonts w:ascii="Georgia" w:hAnsi="Georgia"/>
+          <w:noProof/>
         </w:rPr>
         <w:lastRenderedPageBreak/>
-        <w:t>point within the state distribution</w:t>
-      </w:r>
-      <w:r>
-        <w:rPr>
-          <w:rFonts w:ascii="Georgia" w:hAnsi="Georgia"/>
-        </w:rPr>
-        <w:t>. Each of these changes to the state distribution represent a diagnostic that</w:t>
-      </w:r>
-      <w:r>
-        <w:rPr>
-          <w:rFonts w:ascii="Georgia" w:hAnsi="Georgia"/>
-        </w:rPr>
-        <w:t>,</w:t>
-      </w:r>
-      <w:r>
-        <w:rPr>
-          <w:rFonts w:ascii="Georgia" w:hAnsi="Georgia"/>
-        </w:rPr>
-        <w:t xml:space="preserve"> if visualized</w:t>
-      </w:r>
-      <w:r>
-        <w:rPr>
-          <w:rFonts w:ascii="Georgia" w:hAnsi="Georgia"/>
-        </w:rPr>
-        <w:t>,</w:t>
-      </w:r>
-      <w:r>
-        <w:rPr>
-          <w:rFonts w:ascii="Georgia" w:hAnsi="Georgia"/>
-        </w:rPr>
-        <w:t xml:space="preserve"> can guide a designer in their selection of </w:t>
-      </w:r>
-      <w:r>
-        <w:rPr>
-          <w:rFonts w:ascii="Georgia" w:hAnsi="Georgia"/>
-        </w:rPr>
-        <w:t xml:space="preserve">an </w:t>
-      </w:r>
-      <w:r>
-        <w:rPr>
-          <w:rFonts w:ascii="Georgia" w:hAnsi="Georgia"/>
-        </w:rPr>
-        <w:t>initial solution.</w:t>
-      </w:r>
-    </w:p>
-    <w:p>
-      <w:pPr>
-        <w:rPr>
-          <w:rFonts w:ascii="Georgia" w:hAnsi="Georgia"/>
-        </w:rPr>
-      </w:pPr>
-      <w:r>
-        <w:rPr>
-          <w:rFonts w:ascii="Georgia" w:hAnsi="Georgia"/>
-          <w:noProof/>
-        </w:rPr>
         <w:drawing>
-          <wp:inline distT="0" distB="0" distL="0" distR="0" wp14:anchorId="706FC7AB" wp14:editId="7898C684">
+          <wp:inline distT="0" distB="0" distL="0" distR="0" wp14:anchorId="27541BC7" wp14:editId="75AF7601">
             <wp:extent cx="5943600" cy="3260090"/>
             <wp:effectExtent l="0" t="0" r="0" b="3810"/>
             <wp:docPr id="108257274" name="Picture 1"/>
@@ -1402,56 +1386,25 @@
         <w:rPr>
           <w:rFonts w:ascii="Georgia" w:hAnsi="Georgia"/>
         </w:rPr>
-        <w:t>For example, i</w:t>
-      </w:r>
-      <w:r>
-        <w:rPr>
-          <w:rFonts w:ascii="Georgia" w:hAnsi="Georgia"/>
-        </w:rPr>
-        <w:t xml:space="preserve">ssues in the process model can be diagnosed by comparison of the progressed state distribution to the actual known state. If the process model is adding unnecessary uncertainty this </w:t>
-      </w:r>
-      <w:r>
-        <w:rPr>
-          <w:rFonts w:ascii="Georgia" w:hAnsi="Georgia"/>
-        </w:rPr>
-        <w:t>will</w:t>
-      </w:r>
-      <w:r>
-        <w:rPr>
-          <w:rFonts w:ascii="Georgia" w:hAnsi="Georgia"/>
-        </w:rPr>
-        <w:t xml:space="preserve"> be observed in a rapid divergence of the span of the progressed state. Likewise, if the progressed model leaves the actual known state behind, the </w:t>
-      </w:r>
-      <w:r>
-        <w:rPr>
-          <w:rFonts w:ascii="Georgia" w:hAnsi="Georgia"/>
-        </w:rPr>
-        <w:t xml:space="preserve">specific dimensions in which it does so </w:t>
-      </w:r>
-      <w:r>
-        <w:rPr>
-          <w:rFonts w:ascii="Georgia" w:hAnsi="Georgia"/>
-        </w:rPr>
-        <w:t xml:space="preserve">can inform </w:t>
-      </w:r>
-      <w:r>
-        <w:rPr>
-          <w:rFonts w:ascii="Georgia" w:hAnsi="Georgia"/>
-        </w:rPr>
-        <w:t>fixed to the process model.</w:t>
-      </w:r>
-    </w:p>
-    <w:p>
-      <w:pPr>
-        <w:rPr>
-          <w:rFonts w:ascii="Georgia" w:hAnsi="Georgia"/>
-        </w:rPr>
-      </w:pPr>
-      <w:r>
-        <w:rPr>
-          <w:rFonts w:ascii="Georgia" w:hAnsi="Georgia"/>
-        </w:rPr>
-        <w:t>In a similar manner</w:t>
+        <w:t xml:space="preserve">To identify feasible solutions, we will use an iterative approach. Broadly, sensor fusion proceeds by iteratively taking an estimate of state, projecting it forward in time using a process model, and then reweighting the resulting distribution </w:t>
+      </w:r>
+      <w:r>
+        <w:rPr>
+          <w:rFonts w:ascii="Georgia" w:hAnsi="Georgia"/>
+        </w:rPr>
+        <w:t>based on</w:t>
+      </w:r>
+      <w:r>
+        <w:rPr>
+          <w:rFonts w:ascii="Georgia" w:hAnsi="Georgia"/>
+        </w:rPr>
+        <w:t xml:space="preserve"> how likely the observed measurements at each proposed state. </w:t>
+      </w:r>
+      <w:r>
+        <w:rPr>
+          <w:rFonts w:ascii="Georgia" w:hAnsi="Georgia"/>
+        </w:rPr>
+        <w:t>So</w:t>
       </w:r>
       <w:r>
         <w:rPr>
@@ -1463,426 +1416,95 @@
         <w:rPr>
           <w:rFonts w:ascii="Georgia" w:hAnsi="Georgia"/>
         </w:rPr>
-        <w:t xml:space="preserve"> issues in the observation model and sensor specification can be identified by comparing the overlap of the observation model distributions with the progressed state and the actual known state. Each set of measurements will generate a conditional distribution of the likelihood of the full possible state space. If there is little overlap between that distribution and the actual state that indicates a need to increase the uncertainty in the observation model.</w:t>
-      </w:r>
-      <w:r>
-        <w:rPr>
-          <w:rFonts w:ascii="Georgia" w:hAnsi="Georgia"/>
-        </w:rPr>
-        <w:t xml:space="preserve"> Alternatively, t</w:t>
-      </w:r>
-      <w:r>
-        <w:rPr>
-          <w:rFonts w:ascii="Georgia" w:hAnsi="Georgia"/>
-        </w:rPr>
-        <w:t xml:space="preserve">he specific way there is an overlap mismatch is also diagnostic. For example, </w:t>
-      </w:r>
-      <w:r>
-        <w:rPr>
-          <w:rFonts w:ascii="Georgia" w:hAnsi="Georgia"/>
-        </w:rPr>
-        <w:t xml:space="preserve">if </w:t>
-      </w:r>
-      <w:r>
-        <w:rPr>
-          <w:rFonts w:ascii="Georgia" w:hAnsi="Georgia"/>
-        </w:rPr>
-        <w:t xml:space="preserve">depth </w:t>
-      </w:r>
-      <w:r>
-        <w:rPr>
-          <w:rFonts w:ascii="Georgia" w:hAnsi="Georgia"/>
-        </w:rPr>
-        <w:t xml:space="preserve">is well represented but heading is divergent it indicates that the depth sensor is working well, and a new magnetometer or corresponding observation model is required. </w:t>
-      </w:r>
-    </w:p>
-    <w:p>
-      <w:pPr>
-        <w:rPr>
-          <w:rFonts w:ascii="Georgia" w:hAnsi="Georgia"/>
-        </w:rPr>
-      </w:pPr>
-      <w:r>
-        <w:rPr>
-          <w:rFonts w:ascii="Georgia" w:hAnsi="Georgia"/>
-        </w:rPr>
-        <w:t xml:space="preserve">Ultimately, the results of a simulation, if visualized conveniently can provide the directives to “debug” a poorly functioning filter. </w:t>
-      </w:r>
-    </w:p>
-    <w:p>
-      <w:pPr>
-        <w:rPr>
-          <w:rFonts w:ascii="Georgia" w:hAnsi="Georgia"/>
-        </w:rPr>
-      </w:pPr>
-      <w:r>
-        <w:rPr>
-          <w:rFonts w:ascii="Georgia" w:hAnsi="Georgia"/>
-        </w:rPr>
-        <w:t xml:space="preserve">If the means for adding noise and other issues to the simulation are included, then such a simulation will also enable testing of sensitivity to deviations from nominal conditions. </w:t>
-      </w:r>
-    </w:p>
-    <w:p>
-      <w:pPr>
-        <w:rPr>
-          <w:rFonts w:ascii="Georgia" w:hAnsi="Georgia"/>
-        </w:rPr>
-      </w:pPr>
+        <w:t xml:space="preserve"> if one begins with an arbitrary proposed solution and finds the process model diverges away from the actual state it is clear the process model needs adjustment. If on the other hand the measurement weights do not provide tight enough constraints on the state distribution it becomes clear that better or different sensors are needed. Which can be determined by how the state diverges over time. In this way comparing the actual state, proposed state, and measurement weights for one solution will recommend another and this process can be repeated until a useful solution is reached. </w:t>
+      </w:r>
+    </w:p>
+    <w:p>
+      <w:pPr>
+        <w:rPr>
+          <w:rFonts w:ascii="Georgia" w:hAnsi="Georgia"/>
+        </w:rPr>
+      </w:pPr>
+      <w:r>
+        <w:rPr>
+          <w:rFonts w:ascii="Georgia" w:hAnsi="Georgia"/>
+        </w:rPr>
+        <w:t xml:space="preserve">Producing the required results for a specific solution requires a multistage simulation. First animal movement must be simulated. Next, as the tag is in its own frame, the deviation from animal movement must be simulated as well. After this sensor measurements and their corresponding error must be simulated at which point </w:t>
+      </w:r>
+      <w:r>
+        <w:rPr>
+          <w:rFonts w:ascii="Georgia" w:hAnsi="Georgia"/>
+        </w:rPr>
+        <w:t>all</w:t>
+      </w:r>
+      <w:r>
+        <w:rPr>
+          <w:rFonts w:ascii="Georgia" w:hAnsi="Georgia"/>
+        </w:rPr>
+        <w:t xml:space="preserve"> the information required to try a specific filter algorithm is available. The filter must then be used, its resulting distributions </w:t>
+      </w:r>
+      <w:r>
+        <w:rPr>
+          <w:rFonts w:ascii="Georgia" w:hAnsi="Georgia"/>
+        </w:rPr>
+        <w:t>captured and</w:t>
+      </w:r>
+      <w:r>
+        <w:rPr>
+          <w:rFonts w:ascii="Georgia" w:hAnsi="Georgia"/>
+        </w:rPr>
+        <w:t xml:space="preserve"> finally visualized for inspection and debugging. </w:t>
+      </w:r>
+    </w:p>
+    <w:p>
+      <w:pPr>
+        <w:rPr>
+          <w:rFonts w:ascii="Georgia" w:hAnsi="Georgia"/>
+        </w:rPr>
+      </w:pPr>
+      <w:r>
+        <w:rPr>
+          <w:rFonts w:ascii="Georgia" w:hAnsi="Georgia"/>
+        </w:rPr>
+        <w:t>Given</w:t>
+      </w:r>
+      <w:r>
+        <w:rPr>
+          <w:rFonts w:ascii="Georgia" w:hAnsi="Georgia"/>
+        </w:rPr>
+        <w:t xml:space="preserve"> the large variety of potential behavior models, tag models, sensors, and process and observation models, it seems prudent to associate each with a registry. The registry will define the necessary contract for each registered model, capture and expose each addition to the user, and provide a means for the simulation module to pull the requested model. The simulation module will then configure the model as requested, </w:t>
+      </w:r>
       <w:r>
         <w:rPr>
           <w:rFonts w:ascii="Georgia" w:hAnsi="Georgia"/>
         </w:rPr>
         <w:lastRenderedPageBreak/>
-        <w:t>Therefore</w:t>
-      </w:r>
-      <w:r>
-        <w:rPr>
-          <w:rFonts w:ascii="Georgia" w:hAnsi="Georgia"/>
-        </w:rPr>
-        <w:t>,</w:t>
-      </w:r>
-      <w:r>
-        <w:rPr>
-          <w:rFonts w:ascii="Georgia" w:hAnsi="Georgia"/>
-        </w:rPr>
-        <w:t xml:space="preserve"> to reach </w:t>
-      </w:r>
-      <w:r>
-        <w:rPr>
-          <w:rFonts w:ascii="Georgia" w:hAnsi="Georgia"/>
-          <w:b/>
-          <w:bCs/>
-        </w:rPr>
-        <w:t>G2</w:t>
-      </w:r>
-      <w:r>
-        <w:rPr>
-          <w:rFonts w:ascii="Georgia" w:hAnsi="Georgia"/>
-        </w:rPr>
-        <w:t xml:space="preserve"> and subsequently </w:t>
-      </w:r>
-      <w:r>
-        <w:rPr>
-          <w:rFonts w:ascii="Georgia" w:hAnsi="Georgia"/>
-          <w:b/>
-          <w:bCs/>
-        </w:rPr>
-        <w:t>G</w:t>
-      </w:r>
-      <w:r>
-        <w:rPr>
-          <w:rFonts w:ascii="Georgia" w:hAnsi="Georgia"/>
-          <w:b/>
-          <w:bCs/>
-        </w:rPr>
-        <w:t>1</w:t>
-      </w:r>
-      <w:r>
-        <w:rPr>
-          <w:rFonts w:ascii="Georgia" w:hAnsi="Georgia"/>
-        </w:rPr>
-        <w:t>,</w:t>
-      </w:r>
-      <w:r>
-        <w:rPr>
-          <w:rFonts w:ascii="Georgia" w:hAnsi="Georgia"/>
-        </w:rPr>
-        <w:t xml:space="preserve"> a simulation of sensor fusion along with an inspector that enables convenient inspection of the relevant distributional diagnostics</w:t>
-      </w:r>
-      <w:r>
-        <w:rPr>
-          <w:rFonts w:ascii="Georgia" w:hAnsi="Georgia"/>
-        </w:rPr>
-        <w:t xml:space="preserve"> are required</w:t>
-      </w:r>
-      <w:r>
-        <w:rPr>
-          <w:rFonts w:ascii="Georgia" w:hAnsi="Georgia"/>
-        </w:rPr>
-        <w:t xml:space="preserve">. </w:t>
-      </w:r>
-    </w:p>
-    <w:p>
-      <w:pPr>
-        <w:rPr>
-          <w:rFonts w:ascii="Georgia" w:hAnsi="Georgia"/>
-        </w:rPr>
-      </w:pPr>
-    </w:p>
-    <w:p>
-      <w:pPr>
-        <w:rPr>
-          <w:rFonts w:ascii="Georgia" w:hAnsi="Georgia"/>
-          <w:i/>
-          <w:iCs/>
-          <w:sz w:val="28"/>
-          <w:szCs w:val="28"/>
-        </w:rPr>
-      </w:pPr>
-      <w:r>
-        <w:rPr>
-          <w:rFonts w:ascii="Georgia" w:hAnsi="Georgia"/>
-          <w:i/>
-          <w:iCs/>
-          <w:sz w:val="28"/>
-          <w:szCs w:val="28"/>
-        </w:rPr>
-        <w:t>Simulation</w:t>
-      </w:r>
-    </w:p>
-    <w:p>
-      <w:pPr>
-        <w:rPr>
-          <w:rFonts w:ascii="Georgia" w:hAnsi="Georgia"/>
-        </w:rPr>
-      </w:pPr>
-      <w:r>
-        <w:rPr>
-          <w:rFonts w:ascii="Georgia" w:hAnsi="Georgia"/>
-        </w:rPr>
-        <w:t xml:space="preserve">The simulation proceeds in a series of distinct steps that build </w:t>
-      </w:r>
-      <w:r>
-        <w:rPr>
-          <w:rFonts w:ascii="Georgia" w:hAnsi="Georgia"/>
-        </w:rPr>
-        <w:t>off</w:t>
-      </w:r>
-      <w:r>
-        <w:rPr>
-          <w:rFonts w:ascii="Georgia" w:hAnsi="Georgia"/>
-        </w:rPr>
-        <w:t xml:space="preserve"> one another. </w:t>
-      </w:r>
-    </w:p>
-    <w:p>
-      <w:pPr>
-        <w:rPr>
-          <w:rFonts w:ascii="Georgia" w:hAnsi="Georgia"/>
-        </w:rPr>
-      </w:pPr>
-      <w:r>
-        <w:rPr>
-          <w:rFonts w:ascii="Georgia" w:hAnsi="Georgia"/>
-        </w:rPr>
-        <w:t xml:space="preserve">First there is simulation of the actual </w:t>
-      </w:r>
-      <w:r>
-        <w:rPr>
-          <w:rFonts w:ascii="Georgia" w:hAnsi="Georgia"/>
-        </w:rPr>
-        <w:t xml:space="preserve">animal </w:t>
-      </w:r>
-      <w:r>
-        <w:rPr>
-          <w:rFonts w:ascii="Georgia" w:hAnsi="Georgia"/>
-        </w:rPr>
-        <w:t>behavior</w:t>
-      </w:r>
-      <w:r>
-        <w:rPr>
-          <w:rFonts w:ascii="Georgia" w:hAnsi="Georgia"/>
-        </w:rPr>
-        <w:t xml:space="preserve"> as a rigid body</w:t>
-      </w:r>
-      <w:r>
-        <w:rPr>
-          <w:rFonts w:ascii="Georgia" w:hAnsi="Georgia"/>
-        </w:rPr>
-        <w:t>. This results in a series of coordinates in the physical state space</w:t>
-      </w:r>
-      <w:r>
-        <w:rPr>
-          <w:rFonts w:ascii="Georgia" w:hAnsi="Georgia"/>
-        </w:rPr>
-        <w:t xml:space="preserve">. This state space should include statistics </w:t>
-      </w:r>
-      <w:r>
-        <w:rPr>
-          <w:rFonts w:ascii="Georgia" w:hAnsi="Georgia"/>
-        </w:rPr>
-        <w:t>such as</w:t>
-      </w:r>
-      <w:r>
-        <w:rPr>
-          <w:rFonts w:ascii="Georgia" w:hAnsi="Georgia"/>
-        </w:rPr>
-        <w:t xml:space="preserve"> velocity</w:t>
-      </w:r>
-      <w:r>
-        <w:rPr>
-          <w:rFonts w:ascii="Georgia" w:hAnsi="Georgia"/>
-        </w:rPr>
-        <w:t xml:space="preserve"> and orientation in addition to position. </w:t>
-      </w:r>
-      <w:r>
-        <w:rPr>
-          <w:rFonts w:ascii="Georgia" w:hAnsi="Georgia"/>
-        </w:rPr>
-        <w:t xml:space="preserve">Following </w:t>
-      </w:r>
-      <w:r>
-        <w:rPr>
-          <w:rFonts w:ascii="Georgia" w:hAnsi="Georgia"/>
-        </w:rPr>
-        <w:t xml:space="preserve">behavioral </w:t>
-      </w:r>
-      <w:r>
-        <w:rPr>
-          <w:rFonts w:ascii="Georgia" w:hAnsi="Georgia"/>
-        </w:rPr>
-        <w:t>simulation,</w:t>
-      </w:r>
-      <w:r>
-        <w:rPr>
-          <w:rFonts w:ascii="Georgia" w:hAnsi="Georgia"/>
-        </w:rPr>
-        <w:t xml:space="preserve"> one must </w:t>
-      </w:r>
-      <w:r>
-        <w:rPr>
-          <w:rFonts w:ascii="Georgia" w:hAnsi="Georgia"/>
-        </w:rPr>
-        <w:t xml:space="preserve">then </w:t>
-      </w:r>
-      <w:r>
-        <w:rPr>
-          <w:rFonts w:ascii="Georgia" w:hAnsi="Georgia"/>
-        </w:rPr>
-        <w:t xml:space="preserve">model the likely deviations the tag will experience given the fact that the animal is not a rigid body, the tag </w:t>
-      </w:r>
-      <w:r>
-        <w:rPr>
-          <w:rFonts w:ascii="Georgia" w:hAnsi="Georgia"/>
-        </w:rPr>
-        <w:t xml:space="preserve">has a specific attachment mechanism and position, </w:t>
-      </w:r>
-      <w:r>
-        <w:rPr>
-          <w:rFonts w:ascii="Georgia" w:hAnsi="Georgia"/>
-        </w:rPr>
-        <w:t>and</w:t>
-      </w:r>
-      <w:r>
-        <w:rPr>
-          <w:rFonts w:ascii="Georgia" w:hAnsi="Georgia"/>
-        </w:rPr>
-        <w:t xml:space="preserve"> </w:t>
-      </w:r>
-      <w:r>
-        <w:rPr>
-          <w:rFonts w:ascii="Georgia" w:hAnsi="Georgia"/>
-        </w:rPr>
-        <w:t xml:space="preserve">the fact that the tag </w:t>
-      </w:r>
-      <w:r>
-        <w:rPr>
-          <w:rFonts w:ascii="Georgia" w:hAnsi="Georgia"/>
-        </w:rPr>
-        <w:t xml:space="preserve">is immersed in fluid. </w:t>
-      </w:r>
-      <w:r>
-        <w:rPr>
-          <w:rFonts w:ascii="Georgia" w:hAnsi="Georgia"/>
-        </w:rPr>
-        <w:t>Ultimately</w:t>
-      </w:r>
-      <w:r>
-        <w:rPr>
-          <w:rFonts w:ascii="Georgia" w:hAnsi="Georgia"/>
-        </w:rPr>
-        <w:t xml:space="preserve">, the result of this step is once again </w:t>
-      </w:r>
-      <w:r>
-        <w:rPr>
-          <w:rFonts w:ascii="Georgia" w:hAnsi="Georgia"/>
-        </w:rPr>
-        <w:t xml:space="preserve">a series of coordinates in the physical state space. </w:t>
-      </w:r>
-      <w:r>
-        <w:rPr>
-          <w:rFonts w:ascii="Georgia" w:hAnsi="Georgia"/>
-        </w:rPr>
-        <w:t>With the tag</w:t>
-      </w:r>
-      <w:r>
-        <w:rPr>
-          <w:rFonts w:ascii="Georgia" w:hAnsi="Georgia"/>
-        </w:rPr>
-        <w:t>’</w:t>
-      </w:r>
-      <w:r>
-        <w:rPr>
-          <w:rFonts w:ascii="Georgia" w:hAnsi="Georgia"/>
-        </w:rPr>
-        <w:t>s movement through space resolved</w:t>
-      </w:r>
-      <w:r>
-        <w:rPr>
-          <w:rFonts w:ascii="Georgia" w:hAnsi="Georgia"/>
-        </w:rPr>
-        <w:t>,</w:t>
-      </w:r>
-      <w:r>
-        <w:rPr>
-          <w:rFonts w:ascii="Georgia" w:hAnsi="Georgia"/>
-        </w:rPr>
-        <w:t xml:space="preserve"> sensor models can be employed to simulate the measurements the tag would collect. </w:t>
-      </w:r>
-      <w:r>
-        <w:rPr>
-          <w:rFonts w:ascii="Georgia" w:hAnsi="Georgia"/>
-        </w:rPr>
-        <w:t xml:space="preserve">At this point </w:t>
-      </w:r>
-      <w:r>
-        <w:rPr>
-          <w:rFonts w:ascii="Georgia" w:hAnsi="Georgia"/>
-        </w:rPr>
-        <w:t xml:space="preserve">the </w:t>
-      </w:r>
-      <w:r>
-        <w:rPr>
-          <w:rFonts w:ascii="Georgia" w:hAnsi="Georgia"/>
-        </w:rPr>
-        <w:t>information</w:t>
-      </w:r>
-      <w:r>
-        <w:rPr>
-          <w:rFonts w:ascii="Georgia" w:hAnsi="Georgia"/>
-        </w:rPr>
-        <w:t xml:space="preserve"> necessary to run a filter has been collected and all that remains is </w:t>
-      </w:r>
-      <w:r>
-        <w:rPr>
-          <w:rFonts w:ascii="Georgia" w:hAnsi="Georgia"/>
-        </w:rPr>
-        <w:t xml:space="preserve">to initialize a state distribution in the filter’s state space, select a process and observation model, and proceed to simulate sensor fusion itself. </w:t>
-      </w:r>
-      <w:r>
-        <w:rPr>
-          <w:rFonts w:ascii="Georgia" w:hAnsi="Georgia"/>
-        </w:rPr>
-        <w:t>The result of this process, however, will be cast in the filter’s state space requiring a translation back into the same physical state space of the behavioral model for later inspection.</w:t>
-      </w:r>
-      <w:r>
-        <w:rPr>
-          <w:rFonts w:ascii="Georgia" w:hAnsi="Georgia"/>
-        </w:rPr>
-        <w:t xml:space="preserve"> </w:t>
-      </w:r>
-    </w:p>
-    <w:p>
-      <w:pPr>
-        <w:rPr>
-          <w:rFonts w:ascii="Georgia" w:hAnsi="Georgia"/>
-        </w:rPr>
-      </w:pPr>
-      <w:r>
-        <w:rPr>
-          <w:rFonts w:ascii="Georgia" w:hAnsi="Georgia"/>
-        </w:rPr>
-        <w:t>Two observations fall out of this staged process.</w:t>
+        <w:t>run the model on the specified data, and then provide regularized outputs for the stage in question. In so doing we will enable the addition of new models to the framework without the overhead of a full codebase contribution.</w:t>
+      </w:r>
+    </w:p>
+    <w:p>
+      <w:pPr>
+        <w:rPr>
+          <w:rFonts w:ascii="Georgia" w:hAnsi="Georgia"/>
+        </w:rPr>
+      </w:pPr>
+      <w:r>
+        <w:rPr>
+          <w:rFonts w:ascii="Georgia" w:hAnsi="Georgia"/>
+        </w:rPr>
+        <w:t xml:space="preserve">Furthermore, to save computation time and resources components will be built so that </w:t>
+      </w:r>
+      <w:r>
+        <w:rPr>
+          <w:rFonts w:ascii="Georgia" w:hAnsi="Georgia"/>
+        </w:rPr>
+        <w:t xml:space="preserve">each stage is largely reusable by the stages that come after it. Rigid body movement data can be used with a large set of different tag models, the data from any of those of tag model simulation runs can be used with a variety of sensor models, and so on. </w:t>
+      </w:r>
+      <w:r>
+        <w:rPr>
+          <w:rFonts w:ascii="Georgia" w:hAnsi="Georgia"/>
+        </w:rPr>
+        <w:t>Rerunning each of these unnecessarily would simply be a waste of resources.</w:t>
       </w:r>
     </w:p>
     <w:p>
@@ -1897,10 +1519,10 @@
           <w:noProof/>
         </w:rPr>
         <w:drawing>
-          <wp:inline distT="0" distB="0" distL="0" distR="0" wp14:anchorId="7C7637F0" wp14:editId="346A99BD">
+          <wp:inline distT="0" distB="0" distL="0" distR="0" wp14:anchorId="1A5DD753" wp14:editId="7C5048D0">
             <wp:extent cx="5943600" cy="3341370"/>
             <wp:effectExtent l="0" t="0" r="0" b="0"/>
-            <wp:docPr id="1074978562" name="Picture 2"/>
+            <wp:docPr id="503830605" name="Picture 2"/>
             <wp:cNvGraphicFramePr>
               <a:graphicFrameLocks xmlns:a="http://schemas.openxmlformats.org/drawingml/2006/main" noChangeAspect="1"/>
             </wp:cNvGraphicFramePr>
@@ -1949,63 +1571,126 @@
         <w:rPr>
           <w:rFonts w:ascii="Georgia" w:hAnsi="Georgia"/>
         </w:rPr>
+        <w:t xml:space="preserve">To understand the requirements for each of these registries and models as well as collect the required models for this study we will proceed through a series of design steps intended to result in design documentation thorough enough for implementation by artificial intelligence. </w:t>
+      </w:r>
+    </w:p>
+    <w:p>
+      <w:pPr>
+        <w:rPr>
+          <w:rFonts w:ascii="Georgia" w:hAnsi="Georgia"/>
+        </w:rPr>
+      </w:pPr>
+      <w:r>
+        <w:rPr>
+          <w:rFonts w:ascii="Georgia" w:hAnsi="Georgia"/>
+        </w:rPr>
+        <w:t>First,</w:t>
+      </w:r>
+      <w:r>
+        <w:rPr>
+          <w:rFonts w:ascii="Georgia" w:hAnsi="Georgia"/>
+        </w:rPr>
+        <w:t xml:space="preserve"> we will identify three case study species </w:t>
+      </w:r>
+      <w:proofErr w:type="gramStart"/>
+      <w:r>
+        <w:rPr>
+          <w:rFonts w:ascii="Georgia" w:hAnsi="Georgia"/>
+        </w:rPr>
+        <w:t>on the basis of</w:t>
+      </w:r>
+      <w:proofErr w:type="gramEnd"/>
+      <w:r>
+        <w:rPr>
+          <w:rFonts w:ascii="Georgia" w:hAnsi="Georgia"/>
+        </w:rPr>
+        <w:t xml:space="preserve"> how well their behavior is already understood and their applicability as representatives for a class of animals. The intention here is to choose animals that will drive useful generalizations within the </w:t>
+      </w:r>
+      <w:r>
+        <w:rPr>
+          <w:rFonts w:ascii="Georgia" w:hAnsi="Georgia"/>
+        </w:rPr>
+        <w:t>simulation</w:t>
+      </w:r>
+      <w:r>
+        <w:rPr>
+          <w:rFonts w:ascii="Georgia" w:hAnsi="Georgia"/>
+        </w:rPr>
+        <w:t>.</w:t>
+      </w:r>
+    </w:p>
+    <w:p>
+      <w:pPr>
+        <w:rPr>
+          <w:rFonts w:ascii="Georgia" w:hAnsi="Georgia"/>
+        </w:rPr>
+      </w:pPr>
+      <w:r>
+        <w:rPr>
+          <w:rFonts w:ascii="Georgia" w:hAnsi="Georgia"/>
+        </w:rPr>
+        <w:t xml:space="preserve">Next for each of these animals we will survey the literature and work with experts to determine the behaviors of interest for each species as well as how to provide useful models of those behaviors within simulation. The intention here is to capture the aspects of the behaviors that would be important to model as opposed to capturing models of those behaviors with 100% fidelity – a set of </w:t>
+      </w:r>
+      <w:proofErr w:type="gramStart"/>
+      <w:r>
+        <w:rPr>
+          <w:rFonts w:ascii="Georgia" w:hAnsi="Georgia"/>
+        </w:rPr>
+        <w:t>studies in their own right</w:t>
+      </w:r>
+      <w:proofErr w:type="gramEnd"/>
+      <w:r>
+        <w:rPr>
+          <w:rFonts w:ascii="Georgia" w:hAnsi="Georgia"/>
+        </w:rPr>
+        <w:t xml:space="preserve">. </w:t>
+      </w:r>
+    </w:p>
+    <w:p>
+      <w:pPr>
+        <w:rPr>
+          <w:rFonts w:ascii="Georgia" w:hAnsi="Georgia"/>
+        </w:rPr>
+      </w:pPr>
+      <w:r>
+        <w:rPr>
+          <w:rFonts w:ascii="Georgia" w:hAnsi="Georgia"/>
+        </w:rPr>
         <w:lastRenderedPageBreak/>
-        <w:t>First, g</w:t>
-      </w:r>
-      <w:r>
-        <w:rPr>
-          <w:rFonts w:ascii="Georgia" w:hAnsi="Georgia"/>
-        </w:rPr>
-        <w:t xml:space="preserve">iven the large variety of potential behavior models, tag models, sensors, and process and observation models, </w:t>
-      </w:r>
-      <w:r>
-        <w:rPr>
-          <w:rFonts w:ascii="Georgia" w:hAnsi="Georgia"/>
-        </w:rPr>
-        <w:t>it seems prudent to associate each with a registry.</w:t>
-      </w:r>
-      <w:r>
-        <w:rPr>
-          <w:rFonts w:ascii="Georgia" w:hAnsi="Georgia"/>
-        </w:rPr>
-        <w:t xml:space="preserve"> The registry will define the necessary </w:t>
-      </w:r>
-      <w:r>
-        <w:rPr>
-          <w:rFonts w:ascii="Georgia" w:hAnsi="Georgia"/>
-        </w:rPr>
-        <w:t>contract for each registered model, capture and expose each addition to the user, and provide a means for the simulation module to pull the requested model. The simulation module will then configure the model as requested, run the model on the specified data, and then provide regularized outputs for the stage in question.</w:t>
-      </w:r>
-      <w:r>
-        <w:rPr>
-          <w:rFonts w:ascii="Georgia" w:hAnsi="Georgia"/>
-        </w:rPr>
-        <w:t xml:space="preserve"> In so doing we will enable the addition of new models to the framework without the overhead of a full codebase contribution.</w:t>
-      </w:r>
-    </w:p>
-    <w:p>
-      <w:pPr>
-        <w:rPr>
-          <w:rFonts w:ascii="Georgia" w:hAnsi="Georgia"/>
-        </w:rPr>
-      </w:pPr>
-      <w:r>
-        <w:rPr>
-          <w:rFonts w:ascii="Georgia" w:hAnsi="Georgia"/>
-        </w:rPr>
-        <w:t xml:space="preserve">Second, each stage is largely reusable </w:t>
-      </w:r>
-      <w:r>
-        <w:rPr>
-          <w:rFonts w:ascii="Georgia" w:hAnsi="Georgia"/>
-        </w:rPr>
-        <w:t>by the stages that come after it</w:t>
-      </w:r>
-      <w:r>
-        <w:rPr>
-          <w:rFonts w:ascii="Georgia" w:hAnsi="Georgia"/>
-        </w:rPr>
-        <w:t>. Rigid body movement data can be used with a large set of different tag models</w:t>
+        <w:t xml:space="preserve">Once the behaviors have been identified we will work with the same set of experts to understand tag attachments and likely deviations from the body frame. Here we wish to find parametrizable representations of those deviations </w:t>
+      </w:r>
+      <w:proofErr w:type="gramStart"/>
+      <w:r>
+        <w:rPr>
+          <w:rFonts w:ascii="Georgia" w:hAnsi="Georgia"/>
+        </w:rPr>
+        <w:t>in order to</w:t>
+      </w:r>
+      <w:proofErr w:type="gramEnd"/>
+      <w:r>
+        <w:rPr>
+          <w:rFonts w:ascii="Georgia" w:hAnsi="Georgia"/>
+        </w:rPr>
+        <w:t xml:space="preserve"> enable sensitivity analyses later. Examples of such deviations would be lag due to elastic attachment, buoyancy, turbulence, and so on. </w:t>
+      </w:r>
+    </w:p>
+    <w:p>
+      <w:pPr>
+        <w:rPr>
+          <w:rFonts w:ascii="Georgia" w:hAnsi="Georgia"/>
+        </w:rPr>
+      </w:pPr>
+      <w:r>
+        <w:rPr>
+          <w:rFonts w:ascii="Georgia" w:hAnsi="Georgia"/>
+        </w:rPr>
+        <w:t xml:space="preserve">With movement understood we will proceed to survey the available sensors on the market. Rather than attempting a brute force search of the space the intention will be to understand the boundaries of what is available </w:t>
+      </w:r>
+      <w:r>
+        <w:rPr>
+          <w:rFonts w:ascii="Georgia" w:hAnsi="Georgia"/>
+        </w:rPr>
+        <w:t>and find suitable representative sensors to include in the options within the simulation. Given the intention of the registry, if additional models need be added later that will hopefully be reasonably straightforward. In terms of the sensors</w:t>
       </w:r>
       <w:r>
         <w:rPr>
@@ -2017,488 +1702,280 @@
         <w:rPr>
           <w:rFonts w:ascii="Georgia" w:hAnsi="Georgia"/>
         </w:rPr>
+        <w:t xml:space="preserve"> we specifically seek to understand power and energy consumption, sizes, cost, available specifications (configuration), errors (bias, noise, etc.), rates, precision, and bounds. </w:t>
+      </w:r>
+    </w:p>
+    <w:p>
+      <w:pPr>
+        <w:rPr>
+          <w:rFonts w:ascii="Georgia" w:hAnsi="Georgia"/>
+        </w:rPr>
+      </w:pPr>
+      <w:r>
+        <w:rPr>
+          <w:rFonts w:ascii="Georgia" w:hAnsi="Georgia"/>
+        </w:rPr>
+        <w:t xml:space="preserve">Next, with these in hand we will need to make proposals for the kinds of process models we will use. Process models can vary in terms of the state space, process noise, sensor inputs, and physical laws they use. An example of variation in the state space would be the choice between quaternions or Euler angles for headings, the inclusion or exclusion of acceleration, and so on. Process noise not only governs the expansion of </w:t>
+      </w:r>
+      <w:r>
+        <w:rPr>
+          <w:rFonts w:ascii="Georgia" w:hAnsi="Georgia"/>
+        </w:rPr>
+        <w:t>uncertainty overtime but also enables indirect inclusion of forces/parameters not directly captured in the state space.</w:t>
+      </w:r>
+      <w:r>
+        <w:rPr>
+          <w:rFonts w:ascii="Georgia" w:hAnsi="Georgia"/>
+        </w:rPr>
+        <w:t xml:space="preserve"> In place of said process noise changes to the system can also be taken directly from the sensor measurements themselves if those sensors are accurate enough to dead reckon. Finally, the specific physical laws used to drive time evolution of the state have to be explicitly stated within the state space chosen. </w:t>
+      </w:r>
+    </w:p>
+    <w:p>
+      <w:pPr>
+        <w:rPr>
+          <w:rFonts w:ascii="Georgia" w:hAnsi="Georgia"/>
+        </w:rPr>
+      </w:pPr>
+      <w:r>
+        <w:rPr>
+          <w:rFonts w:ascii="Georgia" w:hAnsi="Georgia"/>
+        </w:rPr>
+        <w:t xml:space="preserve">To facilitate the creation of a useful registry a variety of possible versions of each of the above will be proposed to understand the generalizations needed for the simulation. </w:t>
+      </w:r>
+    </w:p>
+    <w:p>
+      <w:pPr>
+        <w:rPr>
+          <w:rFonts w:ascii="Georgia" w:hAnsi="Georgia"/>
+        </w:rPr>
+      </w:pPr>
+      <w:r>
+        <w:rPr>
+          <w:rFonts w:ascii="Georgia" w:hAnsi="Georgia"/>
+        </w:rPr>
+        <w:t xml:space="preserve">In tandem with the process model the observation models will need specification. </w:t>
+      </w:r>
+      <w:r>
+        <w:rPr>
+          <w:rFonts w:ascii="Georgia" w:hAnsi="Georgia"/>
+        </w:rPr>
+        <w:t xml:space="preserve">Here we </w:t>
+      </w:r>
+      <w:r>
+        <w:rPr>
+          <w:rFonts w:ascii="Georgia" w:hAnsi="Georgia"/>
+        </w:rPr>
+        <w:t xml:space="preserve">will specify the </w:t>
+      </w:r>
+      <w:r>
+        <w:rPr>
+          <w:rFonts w:ascii="Georgia" w:hAnsi="Georgia"/>
+        </w:rPr>
+        <w:t>function</w:t>
+      </w:r>
+      <w:r>
+        <w:rPr>
+          <w:rFonts w:ascii="Georgia" w:hAnsi="Georgia"/>
+        </w:rPr>
+        <w:t>s</w:t>
+      </w:r>
+      <w:r>
+        <w:rPr>
+          <w:rFonts w:ascii="Georgia" w:hAnsi="Georgia"/>
+        </w:rPr>
+        <w:t xml:space="preserve"> by which a </w:t>
+      </w:r>
+      <w:r>
+        <w:rPr>
+          <w:rFonts w:ascii="Georgia" w:hAnsi="Georgia"/>
+        </w:rPr>
+        <w:t>measurement</w:t>
+      </w:r>
+      <w:r>
+        <w:rPr>
+          <w:rFonts w:ascii="Georgia" w:hAnsi="Georgia"/>
+        </w:rPr>
         <w:t xml:space="preserve"> </w:t>
       </w:r>
       <w:r>
         <w:rPr>
           <w:rFonts w:ascii="Georgia" w:hAnsi="Georgia"/>
         </w:rPr>
+        <w:t>can</w:t>
+      </w:r>
+      <w:r>
+        <w:rPr>
+          <w:rFonts w:ascii="Georgia" w:hAnsi="Georgia"/>
+        </w:rPr>
+        <w:t xml:space="preserve"> converted into a state space distribution. There will be a class of these for each category of sensor (accelerometers vs depth sensors vs gyroscopes, etc.) each with their own set of hyperparameters.</w:t>
+      </w:r>
+    </w:p>
+    <w:p>
+      <w:pPr>
+        <w:rPr>
+          <w:rFonts w:ascii="Georgia" w:hAnsi="Georgia"/>
+        </w:rPr>
+      </w:pPr>
+      <w:r>
+        <w:rPr>
+          <w:rFonts w:ascii="Georgia" w:hAnsi="Georgia"/>
+        </w:rPr>
+        <w:t>W</w:t>
+      </w:r>
+      <w:r>
+        <w:rPr>
+          <w:rFonts w:ascii="Georgia" w:hAnsi="Georgia"/>
+        </w:rPr>
+        <w:t xml:space="preserve">hile the process model is free to use a state space most efficient for itself </w:t>
+      </w:r>
+      <w:r>
+        <w:rPr>
+          <w:rFonts w:ascii="Georgia" w:hAnsi="Georgia"/>
+        </w:rPr>
+        <w:t>to</w:t>
+      </w:r>
+      <w:r>
+        <w:rPr>
+          <w:rFonts w:ascii="Georgia" w:hAnsi="Georgia"/>
+        </w:rPr>
+        <w:t xml:space="preserve"> compare different runs and configurations converters will be required to take that state space and return it to the physical space the movement itself </w:t>
+      </w:r>
+      <w:r>
+        <w:rPr>
+          <w:rFonts w:ascii="Georgia" w:hAnsi="Georgia"/>
+        </w:rPr>
+        <w:t xml:space="preserve">is captured in. This coordinate space will then be the one used for visual comparison of the distributions. </w:t>
+      </w:r>
+      <w:r>
+        <w:rPr>
+          <w:rFonts w:ascii="Georgia" w:hAnsi="Georgia"/>
+        </w:rPr>
+        <w:t>Therefore,</w:t>
+      </w:r>
+      <w:r>
+        <w:rPr>
+          <w:rFonts w:ascii="Georgia" w:hAnsi="Georgia"/>
+        </w:rPr>
+        <w:t xml:space="preserve"> careful planning of its coordinates will be necessary. </w:t>
+      </w:r>
+    </w:p>
+    <w:p>
+      <w:pPr>
+        <w:rPr>
+          <w:rFonts w:ascii="Georgia" w:hAnsi="Georgia"/>
+        </w:rPr>
+      </w:pPr>
+      <w:r>
+        <w:rPr>
+          <w:rFonts w:ascii="Georgia" w:hAnsi="Georgia"/>
+        </w:rPr>
+        <w:t>Finally,</w:t>
+      </w:r>
+      <w:r>
+        <w:rPr>
+          <w:rFonts w:ascii="Georgia" w:hAnsi="Georgia"/>
+        </w:rPr>
+        <w:t xml:space="preserve"> we will wireframe both the simulation UI and the inspector UI used for comparing the state and observation distributions to the actual state. That inspector will need to be able to display for a selected timepoint (1) p</w:t>
+      </w:r>
+      <w:r>
+        <w:rPr>
+          <w:rFonts w:ascii="Georgia" w:hAnsi="Georgia"/>
+        </w:rPr>
+        <w:t>re-progression state distribution</w:t>
+      </w:r>
+      <w:r>
+        <w:rPr>
+          <w:rFonts w:ascii="Georgia" w:hAnsi="Georgia"/>
+        </w:rPr>
+        <w:t xml:space="preserve"> (2) p</w:t>
+      </w:r>
+      <w:r>
+        <w:rPr>
+          <w:rFonts w:ascii="Georgia" w:hAnsi="Georgia"/>
+        </w:rPr>
+        <w:t>ost-progression state distribution</w:t>
+      </w:r>
+      <w:r>
+        <w:rPr>
+          <w:rFonts w:ascii="Georgia" w:hAnsi="Georgia"/>
+        </w:rPr>
+        <w:t xml:space="preserve"> (3) a</w:t>
+      </w:r>
+      <w:r>
+        <w:rPr>
+          <w:rFonts w:ascii="Georgia" w:hAnsi="Georgia"/>
+        </w:rPr>
+        <w:t>ny selected observation distributions</w:t>
+      </w:r>
+      <w:r>
+        <w:rPr>
+          <w:rFonts w:ascii="Georgia" w:hAnsi="Georgia"/>
+        </w:rPr>
+        <w:t xml:space="preserve"> and (4) </w:t>
+      </w:r>
+      <w:r>
+        <w:rPr>
+          <w:rFonts w:ascii="Georgia" w:hAnsi="Georgia"/>
+        </w:rPr>
+        <w:lastRenderedPageBreak/>
         <w:t>t</w:t>
       </w:r>
       <w:r>
         <w:rPr>
           <w:rFonts w:ascii="Georgia" w:hAnsi="Georgia"/>
         </w:rPr>
-        <w:t xml:space="preserve">he data from any of those of tag model simulation runs can be used with a variety of sensor models, and so on. </w:t>
-      </w:r>
-      <w:r>
-        <w:rPr>
-          <w:rFonts w:ascii="Georgia" w:hAnsi="Georgia"/>
-        </w:rPr>
-        <w:t>Therefore,</w:t>
-      </w:r>
-      <w:r>
-        <w:rPr>
-          <w:rFonts w:ascii="Georgia" w:hAnsi="Georgia"/>
-        </w:rPr>
-        <w:t xml:space="preserve"> it will</w:t>
-      </w:r>
-      <w:r>
-        <w:rPr>
-          <w:rFonts w:ascii="Georgia" w:hAnsi="Georgia"/>
-        </w:rPr>
-        <w:t xml:space="preserve"> save a great deal of user time and computational resources</w:t>
-      </w:r>
-      <w:r>
-        <w:rPr>
-          <w:rFonts w:ascii="Georgia" w:hAnsi="Georgia"/>
-        </w:rPr>
-        <w:t xml:space="preserve"> to build the simulation in such a way that components are only </w:t>
-      </w:r>
-      <w:r>
-        <w:rPr>
-          <w:rFonts w:ascii="Georgia" w:hAnsi="Georgia"/>
-        </w:rPr>
-        <w:t>rerun</w:t>
-      </w:r>
-      <w:r>
-        <w:rPr>
-          <w:rFonts w:ascii="Georgia" w:hAnsi="Georgia"/>
-        </w:rPr>
-        <w:t xml:space="preserve"> if </w:t>
-      </w:r>
-      <w:r>
-        <w:rPr>
-          <w:rFonts w:ascii="Georgia" w:hAnsi="Georgia"/>
-        </w:rPr>
-        <w:t>necessary</w:t>
-      </w:r>
-      <w:r>
-        <w:rPr>
-          <w:rFonts w:ascii="Georgia" w:hAnsi="Georgia"/>
-        </w:rPr>
-        <w:t xml:space="preserve">. </w:t>
-      </w:r>
-    </w:p>
-    <w:p>
-      <w:pPr>
-        <w:rPr>
-          <w:rFonts w:ascii="Georgia" w:hAnsi="Georgia"/>
-        </w:rPr>
-      </w:pPr>
-      <w:r>
-        <w:rPr>
-          <w:rFonts w:ascii="Georgia" w:hAnsi="Georgia"/>
-        </w:rPr>
-        <w:t xml:space="preserve">We proceed to brief overviews of the requirements of each step and model. </w:t>
-      </w:r>
-    </w:p>
-    <w:p>
-      <w:pPr>
-        <w:rPr>
-          <w:rFonts w:ascii="Georgia" w:hAnsi="Georgia"/>
-          <w:b/>
-          <w:bCs/>
-        </w:rPr>
-      </w:pPr>
-      <w:r>
-        <w:rPr>
-          <w:rFonts w:ascii="Georgia" w:hAnsi="Georgia"/>
-          <w:b/>
-          <w:bCs/>
-        </w:rPr>
-        <w:t>Body Movement Model</w:t>
-      </w:r>
-      <w:r>
-        <w:rPr>
-          <w:rFonts w:ascii="Georgia" w:hAnsi="Georgia"/>
-          <w:b/>
-          <w:bCs/>
-        </w:rPr>
-        <w:t>s</w:t>
-      </w:r>
-    </w:p>
-    <w:p>
-      <w:pPr>
-        <w:rPr>
-          <w:rFonts w:ascii="Georgia" w:hAnsi="Georgia"/>
-        </w:rPr>
-      </w:pPr>
-      <w:r>
-        <w:rPr>
-          <w:rFonts w:ascii="Georgia" w:hAnsi="Georgia"/>
-        </w:rPr>
-        <w:t>A specific body movement model will be represented as a parametrized function of time with configuration parameters.</w:t>
-      </w:r>
-    </w:p>
-    <w:p>
-      <w:pPr>
-        <w:rPr>
-          <w:rFonts w:ascii="Georgia" w:eastAsiaTheme="minorEastAsia" w:hAnsi="Georgia"/>
-        </w:rPr>
-      </w:pPr>
-      <m:oMathPara>
-        <m:oMath>
-          <m:r>
-            <w:rPr>
-              <w:rFonts w:ascii="Cambria Math" w:hAnsi="Cambria Math"/>
-            </w:rPr>
-            <m:t>x,y,z,</m:t>
-          </m:r>
-          <m:acc>
-            <m:accPr>
-              <m:chr m:val="̇"/>
-              <m:ctrlPr>
-                <w:rPr>
-                  <w:rFonts w:ascii="Cambria Math" w:hAnsi="Cambria Math"/>
-                  <w:i/>
-                </w:rPr>
-              </m:ctrlPr>
-            </m:accPr>
-            <m:e>
-              <m:r>
-                <w:rPr>
-                  <w:rFonts w:ascii="Cambria Math" w:hAnsi="Cambria Math"/>
-                </w:rPr>
-                <m:t xml:space="preserve"> x</m:t>
-              </m:r>
-            </m:e>
-          </m:acc>
-          <m:r>
-            <w:rPr>
-              <w:rFonts w:ascii="Cambria Math" w:hAnsi="Cambria Math"/>
-            </w:rPr>
-            <m:t>,</m:t>
-          </m:r>
-          <m:acc>
-            <m:accPr>
-              <m:chr m:val="̇"/>
-              <m:ctrlPr>
-                <w:rPr>
-                  <w:rFonts w:ascii="Cambria Math" w:hAnsi="Cambria Math"/>
-                  <w:i/>
-                </w:rPr>
-              </m:ctrlPr>
-            </m:accPr>
-            <m:e>
-              <m:r>
-                <w:rPr>
-                  <w:rFonts w:ascii="Cambria Math" w:hAnsi="Cambria Math"/>
-                </w:rPr>
-                <m:t>y</m:t>
-              </m:r>
-            </m:e>
-          </m:acc>
-          <m:r>
-            <w:rPr>
-              <w:rFonts w:ascii="Cambria Math" w:hAnsi="Cambria Math"/>
-            </w:rPr>
-            <m:t>,</m:t>
-          </m:r>
-          <m:acc>
-            <m:accPr>
-              <m:chr m:val="̇"/>
-              <m:ctrlPr>
-                <w:rPr>
-                  <w:rFonts w:ascii="Cambria Math" w:hAnsi="Cambria Math"/>
-                  <w:i/>
-                </w:rPr>
-              </m:ctrlPr>
-            </m:accPr>
-            <m:e>
-              <m:r>
-                <w:rPr>
-                  <w:rFonts w:ascii="Cambria Math" w:hAnsi="Cambria Math"/>
-                </w:rPr>
-                <m:t>z</m:t>
-              </m:r>
-            </m:e>
-          </m:acc>
-          <m:r>
-            <w:rPr>
-              <w:rFonts w:ascii="Cambria Math" w:hAnsi="Cambria Math"/>
-            </w:rPr>
-            <m:t>, ω=f</m:t>
-          </m:r>
-          <m:d>
-            <m:dPr>
-              <m:ctrlPr>
-                <w:rPr>
-                  <w:rFonts w:ascii="Cambria Math" w:hAnsi="Cambria Math"/>
-                  <w:i/>
-                </w:rPr>
-              </m:ctrlPr>
-            </m:dPr>
-            <m:e>
-              <m:r>
-                <w:rPr>
-                  <w:rFonts w:ascii="Cambria Math" w:hAnsi="Cambria Math"/>
-                </w:rPr>
-                <m:t>t;α,β,…,η</m:t>
-              </m:r>
-            </m:e>
-          </m:d>
-        </m:oMath>
-      </m:oMathPara>
-    </w:p>
-    <w:p>
-      <w:pPr>
-        <w:rPr>
-          <w:rFonts w:ascii="Georgia" w:hAnsi="Georgia"/>
-        </w:rPr>
-      </w:pPr>
-      <w:r>
-        <w:rPr>
-          <w:rFonts w:ascii="Georgia" w:hAnsi="Georgia"/>
-        </w:rPr>
-        <w:t xml:space="preserve">These functions will produce rigid body motions </w:t>
-      </w:r>
-      <w:r>
-        <w:rPr>
-          <w:rFonts w:ascii="Georgia" w:hAnsi="Georgia"/>
-        </w:rPr>
-        <w:t>like</w:t>
-      </w:r>
-      <w:r>
-        <w:rPr>
-          <w:rFonts w:ascii="Georgia" w:hAnsi="Georgia"/>
-        </w:rPr>
-        <w:t xml:space="preserve"> what would be expected from the animal behavior in question. There will be one such model per animal behavior of interest. </w:t>
-      </w:r>
-    </w:p>
-    <w:p>
-      <w:pPr>
-        <w:rPr>
-          <w:rFonts w:ascii="Georgia" w:hAnsi="Georgia"/>
-          <w:b/>
-          <w:bCs/>
-        </w:rPr>
-      </w:pPr>
-      <w:r>
-        <w:rPr>
-          <w:rFonts w:ascii="Georgia" w:hAnsi="Georgia"/>
-          <w:b/>
-          <w:bCs/>
-        </w:rPr>
-        <w:t>Tag Model</w:t>
-      </w:r>
-      <w:r>
-        <w:rPr>
-          <w:rFonts w:ascii="Georgia" w:hAnsi="Georgia"/>
-          <w:b/>
-          <w:bCs/>
-        </w:rPr>
-        <w:t>s</w:t>
-      </w:r>
-    </w:p>
-    <w:p>
-      <w:pPr>
-        <w:rPr>
-          <w:rFonts w:ascii="Georgia" w:hAnsi="Georgia"/>
-        </w:rPr>
-      </w:pPr>
-      <w:r>
-        <w:rPr>
-          <w:rFonts w:ascii="Georgia" w:hAnsi="Georgia"/>
-        </w:rPr>
-        <w:t xml:space="preserve">These models represent transformations of the body frame into the tag frame. The nature of these will be determined once the </w:t>
-      </w:r>
-      <w:r>
-        <w:rPr>
-          <w:rFonts w:ascii="Georgia" w:hAnsi="Georgia"/>
-        </w:rPr>
-        <w:t xml:space="preserve">relevant tag complications </w:t>
-      </w:r>
-      <w:r>
-        <w:rPr>
-          <w:rFonts w:ascii="Georgia" w:hAnsi="Georgia"/>
-        </w:rPr>
-        <w:t>have been identified. (See development plan)</w:t>
-      </w:r>
-    </w:p>
-    <w:p>
-      <w:pPr>
-        <w:rPr>
-          <w:rFonts w:ascii="Georgia" w:hAnsi="Georgia"/>
-          <w:b/>
-          <w:bCs/>
-        </w:rPr>
-      </w:pPr>
-      <w:r>
-        <w:rPr>
-          <w:rFonts w:ascii="Georgia" w:hAnsi="Georgia"/>
-          <w:b/>
-          <w:bCs/>
-        </w:rPr>
-        <w:t>Sensor Model</w:t>
-      </w:r>
-      <w:r>
-        <w:rPr>
-          <w:rFonts w:ascii="Georgia" w:hAnsi="Georgia"/>
-          <w:b/>
-          <w:bCs/>
-        </w:rPr>
-        <w:t>s</w:t>
-      </w:r>
-    </w:p>
-    <w:p>
-      <w:pPr>
-        <w:rPr>
-          <w:rFonts w:ascii="Georgia" w:hAnsi="Georgia"/>
-        </w:rPr>
-      </w:pPr>
-      <w:r>
-        <w:rPr>
-          <w:rFonts w:ascii="Georgia" w:hAnsi="Georgia"/>
-        </w:rPr>
-        <w:t xml:space="preserve">This model </w:t>
-      </w:r>
-      <w:r>
-        <w:rPr>
-          <w:rFonts w:ascii="Georgia" w:hAnsi="Georgia"/>
-        </w:rPr>
-        <w:t>must</w:t>
-      </w:r>
-      <w:r>
-        <w:rPr>
-          <w:rFonts w:ascii="Georgia" w:hAnsi="Georgia"/>
-        </w:rPr>
-        <w:t xml:space="preserve"> incorporate not only the physical aspects of the sensors but also their associated costs </w:t>
-      </w:r>
-      <w:r>
-        <w:rPr>
-          <w:rFonts w:ascii="Georgia" w:hAnsi="Georgia"/>
-        </w:rPr>
-        <w:t>to</w:t>
-      </w:r>
-      <w:r>
-        <w:rPr>
-          <w:rFonts w:ascii="Georgia" w:hAnsi="Georgia"/>
-        </w:rPr>
-        <w:t xml:space="preserve"> understand the feasibility of specific selections</w:t>
-      </w:r>
-      <w:r>
-        <w:rPr>
-          <w:rFonts w:ascii="Georgia" w:hAnsi="Georgia"/>
-        </w:rPr>
-        <w:t xml:space="preserve">. </w:t>
-      </w:r>
-    </w:p>
-    <w:p>
-      <w:pPr>
-        <w:rPr>
-          <w:rFonts w:ascii="Georgia" w:hAnsi="Georgia"/>
-        </w:rPr>
-      </w:pPr>
-      <w:r>
-        <w:rPr>
-          <w:rFonts w:ascii="Georgia" w:hAnsi="Georgia"/>
-        </w:rPr>
-        <w:t>The interesting aspects include:</w:t>
-      </w:r>
-    </w:p>
-    <w:p>
-      <w:pPr>
-        <w:pStyle w:val="ListParagraph"/>
-        <w:numPr>
-          <w:ilvl w:val="0"/>
-          <w:numId w:val="10"/>
-        </w:numPr>
-        <w:rPr>
-          <w:rFonts w:ascii="Georgia" w:hAnsi="Georgia"/>
-        </w:rPr>
-      </w:pPr>
-      <w:r>
-        <w:rPr>
-          <w:rFonts w:ascii="Georgia" w:hAnsi="Georgia"/>
-          <w:b/>
-          <w:bCs/>
-        </w:rPr>
-        <w:t xml:space="preserve">Sampling Rate: </w:t>
-      </w:r>
-      <w:r>
-        <w:rPr>
-          <w:rFonts w:ascii="Georgia" w:hAnsi="Georgia"/>
-        </w:rPr>
-        <w:t>how often measurements are taken.</w:t>
-      </w:r>
-    </w:p>
-    <w:p>
-      <w:pPr>
-        <w:pStyle w:val="ListParagraph"/>
-        <w:numPr>
-          <w:ilvl w:val="0"/>
-          <w:numId w:val="10"/>
-        </w:numPr>
-        <w:rPr>
-          <w:rFonts w:ascii="Georgia" w:hAnsi="Georgia"/>
-        </w:rPr>
-      </w:pPr>
-      <w:r>
-        <w:rPr>
-          <w:rFonts w:ascii="Georgia" w:hAnsi="Georgia"/>
-          <w:b/>
-          <w:bCs/>
-        </w:rPr>
-        <w:t xml:space="preserve">Precision: </w:t>
-      </w:r>
-      <w:r>
-        <w:rPr>
-          <w:rFonts w:ascii="Georgia" w:hAnsi="Georgia"/>
-        </w:rPr>
-        <w:t>the number of significant digits in each of the measurements.</w:t>
-      </w:r>
-    </w:p>
-    <w:p>
-      <w:pPr>
-        <w:pStyle w:val="ListParagraph"/>
-        <w:numPr>
-          <w:ilvl w:val="0"/>
-          <w:numId w:val="10"/>
-        </w:numPr>
-        <w:rPr>
-          <w:rFonts w:ascii="Georgia" w:hAnsi="Georgia"/>
-        </w:rPr>
-      </w:pPr>
-      <w:r>
-        <w:rPr>
-          <w:rFonts w:ascii="Georgia" w:hAnsi="Georgia"/>
-          <w:b/>
-          <w:bCs/>
-        </w:rPr>
-        <w:t>Error:</w:t>
-      </w:r>
-      <w:r>
-        <w:rPr>
-          <w:rFonts w:ascii="Georgia" w:hAnsi="Georgia"/>
-        </w:rPr>
-        <w:t xml:space="preserve"> this can come in several forms – noise, bias, and drift</w:t>
-      </w:r>
-    </w:p>
-    <w:p>
-      <w:pPr>
-        <w:rPr>
-          <w:rFonts w:ascii="Georgia" w:hAnsi="Georgia"/>
-        </w:rPr>
-      </w:pPr>
-      <w:r>
-        <w:rPr>
-          <w:rFonts w:ascii="Georgia" w:hAnsi="Georgia"/>
-        </w:rPr>
-        <w:t xml:space="preserve">Each of these parameters can be changed through either sensor choice (incurring monetary cost or changing size/shape considerations) or sensor configuration </w:t>
-      </w:r>
-      <w:r>
-        <w:rPr>
-          <w:rFonts w:ascii="Georgia" w:hAnsi="Georgia"/>
-        </w:rPr>
-        <w:t xml:space="preserve">and the </w:t>
-      </w:r>
-      <w:r>
-        <w:rPr>
-          <w:rFonts w:ascii="Georgia" w:hAnsi="Georgia"/>
-        </w:rPr>
-        <w:lastRenderedPageBreak/>
-        <w:t>corresponding</w:t>
+        <w:t>he actual tag state and body state</w:t>
+      </w:r>
+      <w:r>
+        <w:rPr>
+          <w:rFonts w:ascii="Georgia" w:hAnsi="Georgia"/>
+        </w:rPr>
+        <w:t xml:space="preserve">. Beyond this it will need to provide the means to switch between (1) different simulation runs (2) different projections of the physical space (as it will have high dimensionality) and (3) the different available observation distributions. </w:t>
+      </w:r>
+      <w:r>
+        <w:rPr>
+          <w:rFonts w:ascii="Georgia" w:hAnsi="Georgia"/>
+        </w:rPr>
+        <w:t>Finally given there can be many epochs we will want to display a timeline of relevant statistics (such as state distribution entropy) that enable a user to quickly pick out timepoints of interest.</w:t>
+      </w:r>
+    </w:p>
+    <w:p>
+      <w:pPr>
+        <w:rPr>
+          <w:rFonts w:ascii="Georgia" w:hAnsi="Georgia"/>
+        </w:rPr>
+      </w:pPr>
+      <w:r>
+        <w:rPr>
+          <w:rFonts w:ascii="Georgia" w:hAnsi="Georgia"/>
+        </w:rPr>
+        <w:t xml:space="preserve">With </w:t>
+      </w:r>
+      <w:proofErr w:type="gramStart"/>
+      <w:r>
+        <w:rPr>
+          <w:rFonts w:ascii="Georgia" w:hAnsi="Georgia"/>
+        </w:rPr>
+        <w:t>all of</w:t>
+      </w:r>
+      <w:proofErr w:type="gramEnd"/>
+      <w:r>
+        <w:rPr>
+          <w:rFonts w:ascii="Georgia" w:hAnsi="Georgia"/>
+        </w:rPr>
+        <w:t xml:space="preserve"> this information in place we will then proceed to create specifications for each registry, module, and the components that will go into that registry. Furthermore</w:t>
+      </w:r>
+      <w:r>
+        <w:rPr>
+          <w:rFonts w:ascii="Georgia" w:hAnsi="Georgia"/>
+        </w:rPr>
+        <w:t>,</w:t>
+      </w:r>
+      <w:r>
+        <w:rPr>
+          <w:rFonts w:ascii="Georgia" w:hAnsi="Georgia"/>
+        </w:rPr>
+        <w:t xml:space="preserve"> we will make any technology selections at this point in terms of the sensor fusion libraries to use</w:t>
       </w:r>
       <w:r>
         <w:rPr>
@@ -2510,8 +1987,16 @@
         <w:rPr>
           <w:rFonts w:ascii="Georgia" w:hAnsi="Georgia"/>
         </w:rPr>
-        <w:t>costs in terms of</w:t>
-      </w:r>
+        <w:t>(</w:t>
+      </w:r>
+      <w:proofErr w:type="spellStart"/>
+      <w:r>
+        <w:rPr>
+          <w:rFonts w:ascii="Georgia" w:hAnsi="Georgia"/>
+        </w:rPr>
+        <w:t>StoneSoup</w:t>
+      </w:r>
+      <w:proofErr w:type="spellEnd"/>
       <w:r>
         <w:rPr>
           <w:rFonts w:ascii="Georgia" w:hAnsi="Georgia"/>
@@ -2522,275 +2007,7 @@
         <w:rPr>
           <w:rFonts w:ascii="Georgia" w:hAnsi="Georgia"/>
         </w:rPr>
-        <w:t xml:space="preserve">power </w:t>
-      </w:r>
-      <w:r>
-        <w:rPr>
-          <w:rFonts w:ascii="Georgia" w:hAnsi="Georgia"/>
-        </w:rPr>
-        <w:t xml:space="preserve">draw, energy consumption, and </w:t>
-      </w:r>
-      <w:r>
-        <w:rPr>
-          <w:rFonts w:ascii="Georgia" w:hAnsi="Georgia"/>
-        </w:rPr>
-        <w:t>data</w:t>
-      </w:r>
-      <w:r>
-        <w:rPr>
-          <w:rFonts w:ascii="Georgia" w:hAnsi="Georgia"/>
-        </w:rPr>
-        <w:t xml:space="preserve"> storage requirements. </w:t>
-      </w:r>
-      <w:r>
-        <w:rPr>
-          <w:rFonts w:ascii="Georgia" w:hAnsi="Georgia"/>
-        </w:rPr>
-        <w:t xml:space="preserve">Therefore, it is important </w:t>
-      </w:r>
-      <w:r>
-        <w:rPr>
-          <w:rFonts w:ascii="Georgia" w:hAnsi="Georgia"/>
-        </w:rPr>
-        <w:t xml:space="preserve">that </w:t>
-      </w:r>
-      <w:r>
-        <w:rPr>
-          <w:rFonts w:ascii="Georgia" w:hAnsi="Georgia"/>
-        </w:rPr>
-        <w:t xml:space="preserve">the entire </w:t>
-      </w:r>
-      <w:r>
-        <w:rPr>
-          <w:rFonts w:ascii="Georgia" w:hAnsi="Georgia"/>
-        </w:rPr>
-        <w:t>“</w:t>
-      </w:r>
-      <w:r>
-        <w:rPr>
-          <w:rFonts w:ascii="Georgia" w:hAnsi="Georgia"/>
-        </w:rPr>
-        <w:t>aspect – cost</w:t>
-      </w:r>
-      <w:r>
-        <w:rPr>
-          <w:rFonts w:ascii="Georgia" w:hAnsi="Georgia"/>
-        </w:rPr>
-        <w:t>”</w:t>
-      </w:r>
-      <w:r>
-        <w:rPr>
-          <w:rFonts w:ascii="Georgia" w:hAnsi="Georgia"/>
-        </w:rPr>
-        <w:t xml:space="preserve"> surface is captured in these sensor models. </w:t>
-      </w:r>
-    </w:p>
-    <w:p>
-      <w:pPr>
-        <w:rPr>
-          <w:rFonts w:ascii="Georgia" w:hAnsi="Georgia"/>
-        </w:rPr>
-      </w:pPr>
-      <w:r>
-        <w:rPr>
-          <w:rFonts w:ascii="Georgia" w:hAnsi="Georgia"/>
-        </w:rPr>
-        <w:t xml:space="preserve">It will also be useful to indicate the specific kind of sensor being referenced so that recommendations can be made against actual hardware instead of hypothetical and potentially infeasible hardware options. </w:t>
-      </w:r>
-    </w:p>
-    <w:p>
-      <w:pPr>
-        <w:rPr>
-          <w:rFonts w:ascii="Georgia" w:hAnsi="Georgia"/>
-          <w:b/>
-          <w:bCs/>
-        </w:rPr>
-      </w:pPr>
-      <w:r>
-        <w:rPr>
-          <w:rFonts w:ascii="Georgia" w:hAnsi="Georgia"/>
-          <w:b/>
-          <w:bCs/>
-        </w:rPr>
-        <w:t>Process Model</w:t>
-      </w:r>
-    </w:p>
-    <w:p>
-      <w:pPr>
-        <w:rPr>
-          <w:rFonts w:ascii="Georgia" w:hAnsi="Georgia"/>
-        </w:rPr>
-      </w:pPr>
-      <w:r>
-        <w:rPr>
-          <w:rFonts w:ascii="Georgia" w:hAnsi="Georgia"/>
-        </w:rPr>
-        <w:t>The process model is made up of a few distinct components:</w:t>
-      </w:r>
-    </w:p>
-    <w:p>
-      <w:pPr>
-        <w:pStyle w:val="ListParagraph"/>
-        <w:numPr>
-          <w:ilvl w:val="0"/>
-          <w:numId w:val="11"/>
-        </w:numPr>
-        <w:rPr>
-          <w:rFonts w:ascii="Georgia" w:hAnsi="Georgia"/>
-        </w:rPr>
-      </w:pPr>
-      <w:r>
-        <w:rPr>
-          <w:rFonts w:ascii="Georgia" w:hAnsi="Georgia"/>
-          <w:b/>
-          <w:bCs/>
-        </w:rPr>
-        <w:t xml:space="preserve">State Space: </w:t>
-      </w:r>
-      <w:r>
-        <w:rPr>
-          <w:rFonts w:ascii="Georgia" w:hAnsi="Georgia"/>
-        </w:rPr>
-        <w:t>the specific coordinate space representation. Examples could include quaternions or Euler angles for headings, inclusion or exclusion of acceleration, etc. This state space is defined for convenience of the mathematics as opposed to convenience of visual representation.</w:t>
-      </w:r>
-    </w:p>
-    <w:p>
-      <w:pPr>
-        <w:pStyle w:val="ListParagraph"/>
-        <w:numPr>
-          <w:ilvl w:val="0"/>
-          <w:numId w:val="11"/>
-        </w:numPr>
-        <w:rPr>
-          <w:rFonts w:ascii="Georgia" w:hAnsi="Georgia"/>
-        </w:rPr>
-      </w:pPr>
-      <w:r>
-        <w:rPr>
-          <w:rFonts w:ascii="Georgia" w:hAnsi="Georgia"/>
-          <w:b/>
-          <w:bCs/>
-        </w:rPr>
-        <w:t>Process Noise:</w:t>
-      </w:r>
-      <w:r>
-        <w:rPr>
-          <w:rFonts w:ascii="Georgia" w:hAnsi="Georgia"/>
-        </w:rPr>
-        <w:t xml:space="preserve"> representing uncertainty in the state</w:t>
-      </w:r>
-      <w:r>
-        <w:rPr>
-          <w:rFonts w:ascii="Georgia" w:hAnsi="Georgia"/>
-        </w:rPr>
-        <w:t>’</w:t>
-      </w:r>
-      <w:r>
-        <w:rPr>
-          <w:rFonts w:ascii="Georgia" w:hAnsi="Georgia"/>
-        </w:rPr>
-        <w:t xml:space="preserve">s process noise not only governs the expansion of uncertainty overtime but </w:t>
-      </w:r>
-      <w:r>
-        <w:rPr>
-          <w:rFonts w:ascii="Georgia" w:hAnsi="Georgia"/>
-        </w:rPr>
-        <w:t>also</w:t>
-      </w:r>
-      <w:r>
-        <w:rPr>
-          <w:rFonts w:ascii="Georgia" w:hAnsi="Georgia"/>
-        </w:rPr>
-        <w:t xml:space="preserve"> enables indirect inclusion of forces/parameters not directly captured in the state space.</w:t>
-      </w:r>
-    </w:p>
-    <w:p>
-      <w:pPr>
-        <w:pStyle w:val="ListParagraph"/>
-        <w:numPr>
-          <w:ilvl w:val="0"/>
-          <w:numId w:val="11"/>
-        </w:numPr>
-        <w:rPr>
-          <w:rFonts w:ascii="Georgia" w:hAnsi="Georgia"/>
-        </w:rPr>
-      </w:pPr>
-      <w:r>
-        <w:rPr>
-          <w:rFonts w:ascii="Georgia" w:hAnsi="Georgia"/>
-          <w:b/>
-          <w:bCs/>
-        </w:rPr>
-        <w:t>Sensor Inputs:</w:t>
-      </w:r>
-      <w:r>
-        <w:rPr>
-          <w:rFonts w:ascii="Georgia" w:hAnsi="Georgia"/>
-        </w:rPr>
-        <w:t xml:space="preserve"> beyond providing input to the observation model, if measurements are accurate enough, they can be used to dead reckon.</w:t>
-      </w:r>
-    </w:p>
-    <w:p>
-      <w:pPr>
-        <w:pStyle w:val="ListParagraph"/>
-        <w:numPr>
-          <w:ilvl w:val="0"/>
-          <w:numId w:val="11"/>
-        </w:numPr>
-        <w:rPr>
-          <w:rFonts w:ascii="Georgia" w:hAnsi="Georgia"/>
-        </w:rPr>
-      </w:pPr>
-      <w:r>
-        <w:rPr>
-          <w:rFonts w:ascii="Georgia" w:hAnsi="Georgia"/>
-          <w:b/>
-          <w:bCs/>
-        </w:rPr>
-        <w:t xml:space="preserve">Process Laws: </w:t>
-      </w:r>
-      <w:r>
-        <w:rPr>
-          <w:rFonts w:ascii="Georgia" w:hAnsi="Georgia"/>
-        </w:rPr>
-        <w:t xml:space="preserve">these are the specific laws </w:t>
-      </w:r>
-      <w:r>
-        <w:rPr>
-          <w:rFonts w:ascii="Georgia" w:hAnsi="Georgia"/>
-        </w:rPr>
-        <w:t xml:space="preserve">of motion </w:t>
-      </w:r>
-      <w:r>
-        <w:rPr>
-          <w:rFonts w:ascii="Georgia" w:hAnsi="Georgia"/>
-        </w:rPr>
-        <w:t xml:space="preserve">governing the evolution </w:t>
-      </w:r>
-      <w:r>
-        <w:rPr>
-          <w:rFonts w:ascii="Georgia" w:hAnsi="Georgia"/>
-        </w:rPr>
-        <w:t xml:space="preserve">of the state space through time. </w:t>
-      </w:r>
-    </w:p>
-    <w:p>
-      <w:pPr>
-        <w:rPr>
-          <w:rFonts w:ascii="Georgia" w:hAnsi="Georgia"/>
-        </w:rPr>
-      </w:pPr>
-      <w:r>
-        <w:rPr>
-          <w:rFonts w:ascii="Georgia" w:hAnsi="Georgia"/>
-        </w:rPr>
-        <w:t>Each process model will have a series of hyperparameters (such as process noise covariance matrices) that allow for several instantiations of the same model</w:t>
-      </w:r>
-      <w:r>
-        <w:rPr>
-          <w:rFonts w:ascii="Georgia" w:hAnsi="Georgia"/>
-        </w:rPr>
-        <w:t>.</w:t>
+        <w:t>or</w:t>
       </w:r>
       <w:r>
         <w:rPr>
@@ -2798,453 +2015,62 @@
         </w:rPr>
         <w:t xml:space="preserve"> </w:t>
       </w:r>
-      <w:r>
-        <w:rPr>
-          <w:rFonts w:ascii="Georgia" w:hAnsi="Georgia"/>
-        </w:rPr>
-        <w:t>However,</w:t>
-      </w:r>
-      <w:r>
-        <w:rPr>
-          <w:rFonts w:ascii="Georgia" w:hAnsi="Georgia"/>
-        </w:rPr>
-        <w:t xml:space="preserve"> if any of the above change categorically</w:t>
-      </w:r>
-      <w:r>
-        <w:rPr>
-          <w:rFonts w:ascii="Georgia" w:hAnsi="Georgia"/>
-        </w:rPr>
-        <w:t>,</w:t>
-      </w:r>
-      <w:r>
-        <w:rPr>
-          <w:rFonts w:ascii="Georgia" w:hAnsi="Georgia"/>
-        </w:rPr>
-        <w:t xml:space="preserve"> it will require </w:t>
-      </w:r>
-      <w:r>
-        <w:rPr>
-          <w:rFonts w:ascii="Georgia" w:hAnsi="Georgia"/>
-        </w:rPr>
-        <w:t>registration of a new model.</w:t>
-      </w:r>
-      <w:r>
-        <w:rPr>
-          <w:rFonts w:ascii="Georgia" w:hAnsi="Georgia"/>
-        </w:rPr>
-        <w:t xml:space="preserve"> </w:t>
-      </w:r>
-    </w:p>
-    <w:p>
-      <w:pPr>
-        <w:rPr>
-          <w:rFonts w:ascii="Georgia" w:hAnsi="Georgia"/>
-          <w:b/>
-          <w:bCs/>
-        </w:rPr>
-      </w:pPr>
-      <w:r>
-        <w:rPr>
-          <w:rFonts w:ascii="Georgia" w:hAnsi="Georgia"/>
-          <w:b/>
-          <w:bCs/>
-        </w:rPr>
-        <w:t>Observation Model</w:t>
-      </w:r>
-    </w:p>
-    <w:p>
-      <w:pPr>
-        <w:rPr>
-          <w:rFonts w:ascii="Georgia" w:hAnsi="Georgia"/>
-        </w:rPr>
-      </w:pPr>
-      <w:r>
-        <w:rPr>
-          <w:rFonts w:ascii="Georgia" w:hAnsi="Georgia"/>
-        </w:rPr>
-        <w:t xml:space="preserve">Here we simply need the function by which a measurement is converted into a state space distribution. </w:t>
-      </w:r>
-      <w:r>
-        <w:rPr>
-          <w:rFonts w:ascii="Georgia" w:hAnsi="Georgia"/>
-        </w:rPr>
-        <w:t>There will be a class of these for each category of sensor (accelerometers vs depth sensors vs gyroscopes, etc.)</w:t>
-      </w:r>
-      <w:r>
-        <w:rPr>
-          <w:rFonts w:ascii="Georgia" w:hAnsi="Georgia"/>
-        </w:rPr>
-        <w:t xml:space="preserve"> each with their own set of hyperparameters.</w:t>
-      </w:r>
-    </w:p>
-    <w:p>
-      <w:pPr>
-        <w:rPr>
-          <w:rFonts w:ascii="Georgia" w:hAnsi="Georgia"/>
-          <w:b/>
-          <w:bCs/>
-        </w:rPr>
-      </w:pPr>
-      <w:r>
-        <w:rPr>
-          <w:rFonts w:ascii="Georgia" w:hAnsi="Georgia"/>
-          <w:b/>
-          <w:bCs/>
-        </w:rPr>
-        <w:t>Filter Configuration</w:t>
-      </w:r>
-    </w:p>
-    <w:p>
-      <w:pPr>
-        <w:rPr>
-          <w:rFonts w:ascii="Georgia" w:hAnsi="Georgia"/>
-        </w:rPr>
-      </w:pPr>
-      <w:r>
-        <w:rPr>
-          <w:rFonts w:ascii="Georgia" w:hAnsi="Georgia"/>
-        </w:rPr>
-        <w:t>There are many algorithms capable of sensor fusion, each of which comes with its own configuration. We will begin with particle filters as they are the most general but do not want to preclude the potential for other models in the future and so will treat this, loosely, as a registry as well.</w:t>
-      </w:r>
-    </w:p>
-    <w:p>
-      <w:pPr>
-        <w:rPr>
-          <w:rFonts w:ascii="Georgia" w:hAnsi="Georgia"/>
-        </w:rPr>
-      </w:pPr>
-      <w:r>
-        <w:rPr>
-          <w:rFonts w:ascii="Georgia" w:hAnsi="Georgia"/>
-          <w:b/>
-          <w:bCs/>
-        </w:rPr>
-        <w:t>Conversion</w:t>
-      </w:r>
-    </w:p>
-    <w:p>
-      <w:pPr>
-        <w:rPr>
-          <w:rFonts w:ascii="Georgia" w:hAnsi="Georgia"/>
-        </w:rPr>
-      </w:pPr>
-      <w:r>
-        <w:rPr>
-          <w:rFonts w:ascii="Georgia" w:hAnsi="Georgia"/>
-        </w:rPr>
-        <w:lastRenderedPageBreak/>
-        <w:t>Given the filter operates in the state space of the process model, converters will be required to transform the data back to our canonical physical coordinates to facilitate inspection. There should not be an inspector per process model</w:t>
-      </w:r>
-      <w:r>
-        <w:rPr>
-          <w:rFonts w:ascii="Georgia" w:hAnsi="Georgia"/>
-        </w:rPr>
-        <w:t xml:space="preserve"> state space</w:t>
-      </w:r>
-      <w:r>
-        <w:rPr>
-          <w:rFonts w:ascii="Georgia" w:hAnsi="Georgia"/>
-        </w:rPr>
-        <w:t xml:space="preserve">. </w:t>
-      </w:r>
-    </w:p>
-    <w:p>
-      <w:pPr>
-        <w:rPr>
-          <w:rFonts w:ascii="Georgia" w:hAnsi="Georgia"/>
-          <w:b/>
-          <w:bCs/>
-        </w:rPr>
-      </w:pPr>
-      <w:r>
-        <w:rPr>
-          <w:rFonts w:ascii="Georgia" w:hAnsi="Georgia"/>
-          <w:b/>
-          <w:bCs/>
-        </w:rPr>
-        <w:t>UI</w:t>
-      </w:r>
-    </w:p>
-    <w:p>
-      <w:pPr>
-        <w:rPr>
-          <w:rFonts w:ascii="Georgia" w:hAnsi="Georgia"/>
-        </w:rPr>
-      </w:pPr>
-      <w:r>
-        <w:rPr>
-          <w:rFonts w:ascii="Georgia" w:hAnsi="Georgia"/>
-        </w:rPr>
-        <w:t>Given the large number of components and configurations</w:t>
-      </w:r>
-      <w:r>
-        <w:rPr>
-          <w:rFonts w:ascii="Georgia" w:hAnsi="Georgia"/>
-        </w:rPr>
-        <w:t xml:space="preserve">, </w:t>
-      </w:r>
-      <w:r>
-        <w:rPr>
-          <w:rFonts w:ascii="Georgia" w:hAnsi="Georgia"/>
-        </w:rPr>
-        <w:t xml:space="preserve">a </w:t>
-      </w:r>
-      <w:r>
-        <w:rPr>
-          <w:rFonts w:ascii="Georgia" w:hAnsi="Georgia"/>
-        </w:rPr>
-        <w:t>well-designed</w:t>
-      </w:r>
-      <w:r>
-        <w:rPr>
-          <w:rFonts w:ascii="Georgia" w:hAnsi="Georgia"/>
-        </w:rPr>
-        <w:t xml:space="preserve"> UI will </w:t>
-      </w:r>
-      <w:r>
-        <w:rPr>
-          <w:rFonts w:ascii="Georgia" w:hAnsi="Georgia"/>
-        </w:rPr>
-        <w:t>be required</w:t>
-      </w:r>
-      <w:r>
-        <w:rPr>
-          <w:rFonts w:ascii="Georgia" w:hAnsi="Georgia"/>
-        </w:rPr>
-        <w:t xml:space="preserve"> to orchestrate </w:t>
-      </w:r>
-      <w:r>
-        <w:rPr>
-          <w:rFonts w:ascii="Georgia" w:hAnsi="Georgia"/>
-        </w:rPr>
-        <w:t>all</w:t>
-      </w:r>
-      <w:r>
-        <w:rPr>
-          <w:rFonts w:ascii="Georgia" w:hAnsi="Georgia"/>
-        </w:rPr>
-        <w:t xml:space="preserve"> these components. </w:t>
-      </w:r>
-    </w:p>
-    <w:p>
-      <w:pPr>
-        <w:rPr>
-          <w:rFonts w:ascii="Georgia" w:hAnsi="Georgia"/>
-          <w:b/>
-          <w:bCs/>
-        </w:rPr>
-      </w:pPr>
-    </w:p>
-    <w:p>
-      <w:pPr>
-        <w:rPr>
-          <w:rFonts w:ascii="Georgia" w:hAnsi="Georgia"/>
-        </w:rPr>
-      </w:pPr>
-      <w:r>
-        <w:rPr>
-          <w:rFonts w:ascii="Georgia" w:hAnsi="Georgia"/>
-        </w:rPr>
-        <w:t>Finally, it should be noted that p</w:t>
-      </w:r>
-      <w:r>
-        <w:rPr>
-          <w:rFonts w:ascii="Georgia" w:hAnsi="Georgia"/>
-        </w:rPr>
-        <w:t xml:space="preserve">article filters are </w:t>
-      </w:r>
-      <w:r>
-        <w:rPr>
-          <w:rFonts w:ascii="Georgia" w:hAnsi="Georgia"/>
-        </w:rPr>
-        <w:t>far from</w:t>
-      </w:r>
-      <w:r>
-        <w:rPr>
-          <w:rFonts w:ascii="Georgia" w:hAnsi="Georgia"/>
-        </w:rPr>
-        <w:t xml:space="preserve"> new and implementing them from scratch is </w:t>
-      </w:r>
-      <w:r>
-        <w:rPr>
-          <w:rFonts w:ascii="Georgia" w:hAnsi="Georgia"/>
-        </w:rPr>
-        <w:t xml:space="preserve">not </w:t>
-      </w:r>
-      <w:r>
-        <w:rPr>
-          <w:rFonts w:ascii="Georgia" w:hAnsi="Georgia"/>
-        </w:rPr>
-        <w:t xml:space="preserve">the intention of this work. </w:t>
-      </w:r>
-      <w:r>
-        <w:rPr>
-          <w:rFonts w:ascii="Georgia" w:hAnsi="Georgia"/>
-        </w:rPr>
-        <w:t>There already exist a series of packages (</w:t>
-      </w:r>
       <w:proofErr w:type="spellStart"/>
       <w:r>
         <w:rPr>
           <w:rFonts w:ascii="Georgia" w:hAnsi="Georgia"/>
         </w:rPr>
-        <w:t>StoneSoup</w:t>
+        <w:t>Dynamax</w:t>
       </w:r>
       <w:proofErr w:type="spellEnd"/>
       <w:r>
         <w:rPr>
           <w:rFonts w:ascii="Georgia" w:hAnsi="Georgia"/>
         </w:rPr>
-        <w:t xml:space="preserve"> and </w:t>
-      </w:r>
-      <w:proofErr w:type="spellStart"/>
-      <w:r>
-        <w:rPr>
-          <w:rFonts w:ascii="Georgia" w:hAnsi="Georgia"/>
-        </w:rPr>
-        <w:t>Dynamax</w:t>
-      </w:r>
-      <w:proofErr w:type="spellEnd"/>
-      <w:r>
-        <w:rPr>
-          <w:rFonts w:ascii="Georgia" w:hAnsi="Georgia"/>
-        </w:rPr>
-        <w:t xml:space="preserve"> for example) that provide the underlying primitives for simulation along with implemented and optimized filter algorithms. </w:t>
-      </w:r>
-      <w:r>
-        <w:rPr>
-          <w:rFonts w:ascii="Georgia" w:hAnsi="Georgia"/>
-        </w:rPr>
-        <w:t xml:space="preserve">The novelty here is in providing the specific models required for this study along with the data, compute, and UI infrastructure needed to facilitate this </w:t>
-      </w:r>
-      <w:proofErr w:type="gramStart"/>
-      <w:r>
-        <w:rPr>
-          <w:rFonts w:ascii="Georgia" w:hAnsi="Georgia"/>
-        </w:rPr>
-        <w:t>particular kind</w:t>
-      </w:r>
-      <w:proofErr w:type="gramEnd"/>
-      <w:r>
-        <w:rPr>
-          <w:rFonts w:ascii="Georgia" w:hAnsi="Georgia"/>
-        </w:rPr>
-        <w:t xml:space="preserve"> of problem. Packages like </w:t>
-      </w:r>
-      <w:proofErr w:type="spellStart"/>
-      <w:r>
-        <w:rPr>
-          <w:rFonts w:ascii="Georgia" w:hAnsi="Georgia"/>
-        </w:rPr>
-        <w:t>StoneSoup</w:t>
-      </w:r>
-      <w:proofErr w:type="spellEnd"/>
-      <w:r>
-        <w:rPr>
-          <w:rFonts w:ascii="Georgia" w:hAnsi="Georgia"/>
-        </w:rPr>
-        <w:t xml:space="preserve"> and </w:t>
-      </w:r>
-      <w:proofErr w:type="spellStart"/>
-      <w:r>
-        <w:rPr>
-          <w:rFonts w:ascii="Georgia" w:hAnsi="Georgia"/>
-        </w:rPr>
-        <w:t>Dynamax</w:t>
-      </w:r>
-      <w:proofErr w:type="spellEnd"/>
-      <w:r>
-        <w:rPr>
-          <w:rFonts w:ascii="Georgia" w:hAnsi="Georgia"/>
-        </w:rPr>
-        <w:t xml:space="preserve"> are intended to deal with </w:t>
-      </w:r>
-      <w:r>
-        <w:rPr>
-          <w:rFonts w:ascii="Georgia" w:hAnsi="Georgia"/>
-          <w:i/>
-          <w:iCs/>
-        </w:rPr>
-        <w:t>any</w:t>
-      </w:r>
-      <w:r>
-        <w:rPr>
-          <w:rFonts w:ascii="Georgia" w:hAnsi="Georgia"/>
-        </w:rPr>
-        <w:t xml:space="preserve"> state estimation problem</w:t>
-      </w:r>
-      <w:r>
-        <w:rPr>
-          <w:rFonts w:ascii="Georgia" w:hAnsi="Georgia"/>
-        </w:rPr>
-        <w:t xml:space="preserve"> and many conveniences in a specific problem space </w:t>
-      </w:r>
-      <w:r>
-        <w:rPr>
-          <w:rFonts w:ascii="Georgia" w:hAnsi="Georgia"/>
-        </w:rPr>
-        <w:t>must</w:t>
-      </w:r>
-      <w:r>
-        <w:rPr>
-          <w:rFonts w:ascii="Georgia" w:hAnsi="Georgia"/>
-        </w:rPr>
-        <w:t xml:space="preserve"> be stripped away to deal with this level of abstraction.</w:t>
-      </w:r>
-      <w:r>
-        <w:rPr>
-          <w:rFonts w:ascii="Georgia" w:hAnsi="Georgia"/>
-        </w:rPr>
-        <w:t xml:space="preserve"> </w:t>
-      </w:r>
-      <w:r>
-        <w:rPr>
-          <w:rFonts w:ascii="Georgia" w:hAnsi="Georgia"/>
-        </w:rPr>
-        <w:t>In terms of tool building, t</w:t>
-      </w:r>
-      <w:r>
-        <w:rPr>
-          <w:rFonts w:ascii="Georgia" w:hAnsi="Georgia"/>
-        </w:rPr>
-        <w:t xml:space="preserve">his proposal’s intention </w:t>
-      </w:r>
-      <w:r>
-        <w:rPr>
-          <w:rFonts w:ascii="Georgia" w:hAnsi="Georgia"/>
-        </w:rPr>
-        <w:t xml:space="preserve">is </w:t>
-      </w:r>
-      <w:proofErr w:type="gramStart"/>
-      <w:r>
-        <w:rPr>
-          <w:rFonts w:ascii="Georgia" w:hAnsi="Georgia"/>
-        </w:rPr>
-        <w:t>provide</w:t>
-      </w:r>
-      <w:proofErr w:type="gramEnd"/>
-      <w:r>
-        <w:rPr>
-          <w:rFonts w:ascii="Georgia" w:hAnsi="Georgia"/>
-        </w:rPr>
-        <w:t xml:space="preserve"> conveniences specific to this problem space</w:t>
-      </w:r>
-      <w:r>
-        <w:rPr>
-          <w:rFonts w:ascii="Georgia" w:hAnsi="Georgia"/>
-        </w:rPr>
-        <w:t xml:space="preserve">. </w:t>
-      </w:r>
-    </w:p>
-    <w:p>
-      <w:pPr>
-        <w:rPr>
-          <w:rFonts w:ascii="Georgia" w:hAnsi="Georgia"/>
-        </w:rPr>
-      </w:pPr>
-    </w:p>
-    <w:p>
-      <w:pPr>
+        <w:t xml:space="preserve"> for example)</w:t>
+      </w:r>
+      <w:r>
+        <w:rPr>
+          <w:rFonts w:ascii="Georgia" w:hAnsi="Georgia"/>
+        </w:rPr>
+        <w:t xml:space="preserve">, UI libraries to use, data formats, warehouse design, labeling and tracking, and so on. </w:t>
+      </w:r>
+      <w:r>
+        <w:rPr>
+          <w:rFonts w:ascii="Georgia" w:hAnsi="Georgia"/>
+        </w:rPr>
+        <w:t xml:space="preserve">The outcome at this stage should be a complete design and specification of the simulation and the initial entries for the registry. </w:t>
+      </w:r>
+    </w:p>
+    <w:p>
+      <w:pPr>
+        <w:rPr>
+          <w:rFonts w:ascii="Georgia" w:hAnsi="Georgia"/>
+        </w:rPr>
+      </w:pPr>
+      <w:r>
+        <w:rPr>
+          <w:rFonts w:ascii="Georgia" w:hAnsi="Georgia"/>
+        </w:rPr>
+        <w:t xml:space="preserve">Those designs will then be passed to Claude to construct the simulation. </w:t>
+      </w:r>
+    </w:p>
+    <w:p>
+      <w:pPr>
+        <w:rPr>
+          <w:rFonts w:ascii="Georgia" w:hAnsi="Georgia"/>
+        </w:rPr>
+      </w:pPr>
+    </w:p>
+    <w:p>
+      <w:pPr>
+        <w:rPr>
+          <w:rFonts w:ascii="Georgia" w:hAnsi="Georgia"/>
+          <w:sz w:val="28"/>
+          <w:szCs w:val="28"/>
+        </w:rPr>
+      </w:pPr>
+      <w:r>
         <w:rPr>
           <w:rFonts w:ascii="Georgia" w:hAnsi="Georgia"/>
           <w:i/>
@@ -3252,1570 +2078,65 @@
           <w:sz w:val="28"/>
           <w:szCs w:val="28"/>
         </w:rPr>
-      </w:pPr>
-      <w:r>
-        <w:rPr>
-          <w:rFonts w:ascii="Georgia" w:hAnsi="Georgia"/>
-          <w:i/>
-          <w:iCs/>
-          <w:sz w:val="28"/>
-          <w:szCs w:val="28"/>
-        </w:rPr>
-        <w:t>Inspector</w:t>
-      </w:r>
-    </w:p>
-    <w:p>
-      <w:pPr>
-        <w:rPr>
-          <w:rFonts w:ascii="Georgia" w:hAnsi="Georgia"/>
-        </w:rPr>
-      </w:pPr>
-      <w:r>
-        <w:rPr>
-          <w:rFonts w:ascii="Georgia" w:hAnsi="Georgia"/>
-        </w:rPr>
-        <w:t>The inspector will need to display for a selected timepoint:</w:t>
-      </w:r>
-    </w:p>
-    <w:p>
-      <w:pPr>
-        <w:pStyle w:val="ListParagraph"/>
-        <w:numPr>
-          <w:ilvl w:val="0"/>
-          <w:numId w:val="12"/>
-        </w:numPr>
-        <w:rPr>
-          <w:rFonts w:ascii="Georgia" w:hAnsi="Georgia"/>
-        </w:rPr>
-      </w:pPr>
-      <w:r>
-        <w:rPr>
-          <w:rFonts w:ascii="Georgia" w:hAnsi="Georgia"/>
-        </w:rPr>
-        <w:t>Pre-progression state distribution</w:t>
-      </w:r>
-    </w:p>
-    <w:p>
-      <w:pPr>
-        <w:pStyle w:val="ListParagraph"/>
-        <w:numPr>
-          <w:ilvl w:val="0"/>
-          <w:numId w:val="12"/>
-        </w:numPr>
-        <w:rPr>
-          <w:rFonts w:ascii="Georgia" w:hAnsi="Georgia"/>
-        </w:rPr>
-      </w:pPr>
-      <w:r>
-        <w:rPr>
-          <w:rFonts w:ascii="Georgia" w:hAnsi="Georgia"/>
-        </w:rPr>
-        <w:t>Post-progression state distribution</w:t>
-      </w:r>
-    </w:p>
-    <w:p>
-      <w:pPr>
-        <w:pStyle w:val="ListParagraph"/>
-        <w:numPr>
-          <w:ilvl w:val="0"/>
-          <w:numId w:val="12"/>
-        </w:numPr>
-        <w:rPr>
-          <w:rFonts w:ascii="Georgia" w:hAnsi="Georgia"/>
-        </w:rPr>
-      </w:pPr>
-      <w:r>
-        <w:rPr>
-          <w:rFonts w:ascii="Georgia" w:hAnsi="Georgia"/>
-        </w:rPr>
-        <w:t>Any selected observation distributions</w:t>
-      </w:r>
-    </w:p>
-    <w:p>
-      <w:pPr>
-        <w:pStyle w:val="ListParagraph"/>
-        <w:numPr>
-          <w:ilvl w:val="0"/>
-          <w:numId w:val="12"/>
-        </w:numPr>
-        <w:rPr>
-          <w:rFonts w:ascii="Georgia" w:hAnsi="Georgia"/>
-        </w:rPr>
-      </w:pPr>
-      <w:r>
-        <w:rPr>
-          <w:rFonts w:ascii="Georgia" w:hAnsi="Georgia"/>
-        </w:rPr>
-        <w:t>The actual tag state and body state</w:t>
-      </w:r>
-    </w:p>
-    <w:p>
-      <w:pPr>
-        <w:rPr>
-          <w:rFonts w:ascii="Georgia" w:hAnsi="Georgia"/>
-        </w:rPr>
-      </w:pPr>
-      <w:r>
-        <w:rPr>
-          <w:rFonts w:ascii="Georgia" w:hAnsi="Georgia"/>
-        </w:rPr>
-        <w:t>This in turn will require selection mechanisms for:</w:t>
-      </w:r>
-    </w:p>
-    <w:p>
-      <w:pPr>
-        <w:pStyle w:val="ListParagraph"/>
-        <w:numPr>
-          <w:ilvl w:val="0"/>
-          <w:numId w:val="13"/>
-        </w:numPr>
-        <w:rPr>
-          <w:rFonts w:ascii="Georgia" w:hAnsi="Georgia"/>
-        </w:rPr>
-      </w:pPr>
-      <w:r>
-        <w:rPr>
-          <w:rFonts w:ascii="Georgia" w:hAnsi="Georgia"/>
-        </w:rPr>
-        <w:t>A specific simulation run</w:t>
-      </w:r>
-    </w:p>
-    <w:p>
-      <w:pPr>
-        <w:pStyle w:val="ListParagraph"/>
-        <w:numPr>
-          <w:ilvl w:val="0"/>
-          <w:numId w:val="13"/>
-        </w:numPr>
-        <w:rPr>
-          <w:rFonts w:ascii="Georgia" w:hAnsi="Georgia"/>
-        </w:rPr>
-      </w:pPr>
-      <w:r>
-        <w:rPr>
-          <w:rFonts w:ascii="Georgia" w:hAnsi="Georgia"/>
-        </w:rPr>
-        <w:t>A specific projection of the physical state space (as it will be high dimensional)</w:t>
-      </w:r>
-    </w:p>
-    <w:p>
-      <w:pPr>
-        <w:pStyle w:val="ListParagraph"/>
-        <w:numPr>
-          <w:ilvl w:val="0"/>
-          <w:numId w:val="13"/>
-        </w:numPr>
-        <w:rPr>
-          <w:rFonts w:ascii="Georgia" w:hAnsi="Georgia"/>
-        </w:rPr>
-      </w:pPr>
-      <w:r>
-        <w:rPr>
-          <w:rFonts w:ascii="Georgia" w:hAnsi="Georgia"/>
-        </w:rPr>
-        <w:t>Observation distributions to view</w:t>
-      </w:r>
-    </w:p>
-    <w:p>
-      <w:pPr>
-        <w:rPr>
-          <w:rFonts w:ascii="Georgia" w:hAnsi="Georgia"/>
-        </w:rPr>
-      </w:pPr>
-      <w:r>
-        <w:rPr>
-          <w:rFonts w:ascii="Georgia" w:hAnsi="Georgia"/>
-        </w:rPr>
-        <w:t>Finally given there can be many epochs we will want to display a timeline of relevant statistics (such as state distribution entropy) that enable a user to quickly pick out timepoints of interest.</w:t>
-      </w:r>
-    </w:p>
-    <w:p>
-      <w:pPr>
-        <w:rPr>
-          <w:rFonts w:ascii="Georgia" w:hAnsi="Georgia"/>
-        </w:rPr>
-      </w:pPr>
-    </w:p>
-    <w:p>
-      <w:pPr>
-        <w:rPr>
-          <w:rFonts w:ascii="Georgia" w:hAnsi="Georgia"/>
-          <w:b/>
-          <w:bCs/>
-          <w:sz w:val="36"/>
-          <w:szCs w:val="36"/>
-        </w:rPr>
-      </w:pPr>
-      <w:r>
-        <w:rPr>
-          <w:rFonts w:ascii="Georgia" w:hAnsi="Georgia"/>
-          <w:b/>
-          <w:bCs/>
-          <w:sz w:val="36"/>
-          <w:szCs w:val="36"/>
-        </w:rPr>
-        <w:t>Design – The Case Studies</w:t>
-      </w:r>
-    </w:p>
-    <w:p>
-      <w:pPr>
-        <w:rPr>
-          <w:rFonts w:ascii="Georgia" w:hAnsi="Georgia"/>
-        </w:rPr>
-      </w:pPr>
-      <w:r>
-        <w:rPr>
-          <w:rFonts w:ascii="Georgia" w:hAnsi="Georgia"/>
-        </w:rPr>
-        <w:lastRenderedPageBreak/>
-        <w:t xml:space="preserve">The first step for each of our species will be identifying a suitable range of behaviors that should be representative of the kinds of behaviors </w:t>
-      </w:r>
-      <w:r>
-        <w:rPr>
-          <w:rFonts w:ascii="Georgia" w:hAnsi="Georgia"/>
-        </w:rPr>
-        <w:t xml:space="preserve">(known or otherwise) </w:t>
-      </w:r>
-      <w:r>
-        <w:rPr>
-          <w:rFonts w:ascii="Georgia" w:hAnsi="Georgia"/>
-        </w:rPr>
-        <w:t>that would be interesting to identify and then study. It is critical that these behaviors cover a spectrum so that we can build a sensor fusion recommendation that is not likely to miss interesting behaviors when out in the field. The result of this work will be a set of additions to our behavior model registry.</w:t>
-      </w:r>
-    </w:p>
-    <w:p>
-      <w:pPr>
-        <w:rPr>
-          <w:rFonts w:ascii="Georgia" w:hAnsi="Georgia"/>
-        </w:rPr>
-      </w:pPr>
-      <w:r>
-        <w:rPr>
-          <w:rFonts w:ascii="Georgia" w:hAnsi="Georgia"/>
-        </w:rPr>
-        <w:t xml:space="preserve">After this, we will need to identify the expected deviations from rigid body motion </w:t>
-      </w:r>
-      <w:r>
-        <w:rPr>
-          <w:rFonts w:ascii="Georgia" w:hAnsi="Georgia"/>
-        </w:rPr>
-        <w:t xml:space="preserve">that </w:t>
-      </w:r>
-      <w:r>
-        <w:rPr>
-          <w:rFonts w:ascii="Georgia" w:hAnsi="Georgia"/>
-        </w:rPr>
-        <w:t xml:space="preserve">the tags will have. These can come, broadly, from three sources – tag attachment, means of locomotion, and fluid dynamics. </w:t>
-      </w:r>
-      <w:r>
-        <w:rPr>
-          <w:rFonts w:ascii="Georgia" w:hAnsi="Georgia"/>
-        </w:rPr>
-        <w:t xml:space="preserve">This will give us our </w:t>
-      </w:r>
-      <w:r>
-        <w:rPr>
-          <w:rFonts w:ascii="Georgia" w:hAnsi="Georgia"/>
-        </w:rPr>
-        <w:t xml:space="preserve">simulation’s </w:t>
-      </w:r>
-      <w:r>
-        <w:rPr>
-          <w:rFonts w:ascii="Georgia" w:hAnsi="Georgia"/>
-        </w:rPr>
-        <w:t>tag models</w:t>
-      </w:r>
-      <w:r>
-        <w:rPr>
-          <w:rFonts w:ascii="Georgia" w:hAnsi="Georgia"/>
-        </w:rPr>
-        <w:t>.</w:t>
-      </w:r>
-    </w:p>
-    <w:p>
-      <w:pPr>
-        <w:rPr>
-          <w:rFonts w:ascii="Georgia" w:hAnsi="Georgia"/>
-        </w:rPr>
-      </w:pPr>
-      <w:r>
-        <w:rPr>
-          <w:rFonts w:ascii="Georgia" w:hAnsi="Georgia"/>
-        </w:rPr>
-        <w:t>The final step in design constraints will be considering the limitations on cost, size, and power in each of the sensors and then using these guidelines to generate a sample of sensor models</w:t>
-      </w:r>
-      <w:r>
-        <w:rPr>
-          <w:rFonts w:ascii="Georgia" w:hAnsi="Georgia"/>
-        </w:rPr>
-        <w:t xml:space="preserve"> to incorporate into the simulation</w:t>
-      </w:r>
-      <w:r>
-        <w:rPr>
-          <w:rFonts w:ascii="Georgia" w:hAnsi="Georgia"/>
-        </w:rPr>
-        <w:t>. These models should be derived from actual sensors on the market.</w:t>
-      </w:r>
-    </w:p>
-    <w:p>
-      <w:pPr>
-        <w:rPr>
-          <w:rFonts w:ascii="Georgia" w:hAnsi="Georgia"/>
-        </w:rPr>
-      </w:pPr>
-      <w:r>
-        <w:rPr>
-          <w:rFonts w:ascii="Georgia" w:hAnsi="Georgia"/>
-        </w:rPr>
-        <w:t xml:space="preserve">With these three aspects identified we will be able to simulate movements, understand how deviations from rigid body movement will </w:t>
-      </w:r>
-      <w:r>
-        <w:rPr>
-          <w:rFonts w:ascii="Georgia" w:hAnsi="Georgia"/>
-        </w:rPr>
-        <w:t>affect</w:t>
-      </w:r>
-      <w:r>
-        <w:rPr>
-          <w:rFonts w:ascii="Georgia" w:hAnsi="Georgia"/>
-        </w:rPr>
-        <w:t xml:space="preserve"> sensor fusion</w:t>
-      </w:r>
-      <w:r>
-        <w:rPr>
-          <w:rFonts w:ascii="Georgia" w:hAnsi="Georgia"/>
-        </w:rPr>
-        <w:t xml:space="preserve">, </w:t>
-      </w:r>
-      <w:r>
-        <w:rPr>
-          <w:rFonts w:ascii="Georgia" w:hAnsi="Georgia"/>
-        </w:rPr>
-        <w:t xml:space="preserve">and understand the boundaries of the sensors available to us and the constraints on designing tags that could feasibly be used in the field. </w:t>
-      </w:r>
-    </w:p>
-    <w:p>
-      <w:pPr>
-        <w:rPr>
-          <w:rFonts w:ascii="Georgia" w:hAnsi="Georgia"/>
-        </w:rPr>
-      </w:pPr>
-      <w:r>
-        <w:rPr>
-          <w:rFonts w:ascii="Georgia" w:hAnsi="Georgia"/>
-        </w:rPr>
-        <w:t>At this stage we can use the simulation and inspector to search for a feasible solution for each of our species</w:t>
-      </w:r>
-      <w:r>
-        <w:rPr>
-          <w:rFonts w:ascii="Georgia" w:hAnsi="Georgia"/>
-        </w:rPr>
-        <w:t xml:space="preserve"> using the process described in the overview of the tool design. Once initial solutions are found we will</w:t>
-      </w:r>
-      <w:r>
-        <w:rPr>
-          <w:rFonts w:ascii="Georgia" w:hAnsi="Georgia"/>
-        </w:rPr>
-        <w:t xml:space="preserve"> then proceed to sensitivity analyses.</w:t>
-      </w:r>
-      <w:r>
-        <w:rPr>
-          <w:rFonts w:ascii="Georgia" w:hAnsi="Georgia"/>
-        </w:rPr>
-        <w:t xml:space="preserve"> This will involve varying the tag deviations, noise sources, and behavior parameters until we are satisfied that we have a solution that can withstand reasonable deviations from nominal conditions.</w:t>
-      </w:r>
-      <w:r>
-        <w:rPr>
-          <w:rFonts w:ascii="Georgia" w:hAnsi="Georgia"/>
-        </w:rPr>
-        <w:t xml:space="preserve"> The ultimate outcome of this process will be a recommendation </w:t>
-      </w:r>
-      <w:r>
-        <w:rPr>
-          <w:rFonts w:ascii="Georgia" w:hAnsi="Georgia"/>
-        </w:rPr>
-        <w:t xml:space="preserve">of sensors, configurations, and filters </w:t>
-      </w:r>
-      <w:r>
-        <w:rPr>
-          <w:rFonts w:ascii="Georgia" w:hAnsi="Georgia"/>
-        </w:rPr>
-        <w:t xml:space="preserve">along with characterizations of </w:t>
-      </w:r>
-      <w:r>
-        <w:rPr>
-          <w:rFonts w:ascii="Georgia" w:hAnsi="Georgia"/>
-        </w:rPr>
-        <w:t>filter</w:t>
-      </w:r>
-      <w:r>
-        <w:rPr>
-          <w:rFonts w:ascii="Georgia" w:hAnsi="Georgia"/>
-        </w:rPr>
-        <w:t xml:space="preserve"> performance</w:t>
-      </w:r>
-      <w:r>
-        <w:rPr>
-          <w:rFonts w:ascii="Georgia" w:hAnsi="Georgia"/>
-        </w:rPr>
-        <w:t xml:space="preserve"> and curves expressing how performance changes </w:t>
-      </w:r>
-      <w:r>
-        <w:rPr>
-          <w:rFonts w:ascii="Georgia" w:hAnsi="Georgia"/>
-        </w:rPr>
-        <w:t>around nominal conditions</w:t>
-      </w:r>
-      <w:r>
-        <w:rPr>
-          <w:rFonts w:ascii="Georgia" w:hAnsi="Georgia"/>
-        </w:rPr>
-        <w:t>.</w:t>
-      </w:r>
-    </w:p>
-    <w:p>
-      <w:pPr>
-        <w:rPr>
-          <w:rFonts w:ascii="Georgia" w:hAnsi="Georgia"/>
-        </w:rPr>
-      </w:pPr>
-    </w:p>
-    <w:p>
-      <w:pPr>
-        <w:rPr>
-          <w:rFonts w:ascii="Georgia" w:hAnsi="Georgia"/>
-          <w:b/>
-          <w:bCs/>
-          <w:sz w:val="32"/>
-          <w:szCs w:val="32"/>
-        </w:rPr>
-      </w:pPr>
-      <w:r>
-        <w:rPr>
-          <w:rFonts w:ascii="Georgia" w:hAnsi="Georgia"/>
-          <w:b/>
-          <w:bCs/>
-          <w:sz w:val="32"/>
-          <w:szCs w:val="32"/>
-        </w:rPr>
-        <w:t>Deliverables</w:t>
-      </w:r>
-    </w:p>
-    <w:p>
-      <w:pPr>
-        <w:rPr>
-          <w:rFonts w:ascii="Georgia" w:hAnsi="Georgia"/>
-          <w:i/>
-          <w:iCs/>
-          <w:sz w:val="28"/>
-          <w:szCs w:val="28"/>
-        </w:rPr>
-      </w:pPr>
-      <w:r>
-        <w:rPr>
-          <w:rFonts w:ascii="Georgia" w:hAnsi="Georgia"/>
-          <w:i/>
-          <w:iCs/>
-          <w:sz w:val="28"/>
-          <w:szCs w:val="28"/>
-        </w:rPr>
-        <w:t>G1:</w:t>
-      </w:r>
-    </w:p>
-    <w:p>
-      <w:pPr>
-        <w:rPr>
-          <w:rFonts w:ascii="Georgia" w:hAnsi="Georgia"/>
-        </w:rPr>
-      </w:pPr>
-      <w:r>
-        <w:rPr>
-          <w:rFonts w:ascii="Georgia" w:hAnsi="Georgia"/>
-        </w:rPr>
-        <w:t>A manuscript covering</w:t>
-      </w:r>
-      <w:r>
-        <w:rPr>
-          <w:rFonts w:ascii="Georgia" w:hAnsi="Georgia"/>
-        </w:rPr>
-        <w:t>:</w:t>
-      </w:r>
-    </w:p>
-    <w:p>
-      <w:pPr>
-        <w:pStyle w:val="ListParagraph"/>
-        <w:numPr>
-          <w:ilvl w:val="0"/>
-          <w:numId w:val="5"/>
-        </w:numPr>
-        <w:rPr>
-          <w:rFonts w:ascii="Georgia" w:hAnsi="Georgia"/>
-        </w:rPr>
-      </w:pPr>
-      <w:r>
-        <w:rPr>
-          <w:rFonts w:ascii="Georgia" w:hAnsi="Georgia"/>
-        </w:rPr>
-        <w:t>Registry</w:t>
-      </w:r>
-      <w:r>
-        <w:rPr>
-          <w:rFonts w:ascii="Georgia" w:hAnsi="Georgia"/>
-        </w:rPr>
-        <w:t xml:space="preserve"> entries for each species.</w:t>
-      </w:r>
-    </w:p>
-    <w:p>
-      <w:pPr>
-        <w:pStyle w:val="ListParagraph"/>
-        <w:numPr>
-          <w:ilvl w:val="0"/>
-          <w:numId w:val="5"/>
-        </w:numPr>
-        <w:rPr>
-          <w:rFonts w:ascii="Georgia" w:hAnsi="Georgia"/>
-        </w:rPr>
-      </w:pPr>
-      <w:r>
-        <w:rPr>
-          <w:rFonts w:ascii="Georgia" w:hAnsi="Georgia"/>
-        </w:rPr>
-        <w:t>R</w:t>
-      </w:r>
-      <w:r>
-        <w:rPr>
-          <w:rFonts w:ascii="Georgia" w:hAnsi="Georgia"/>
-        </w:rPr>
-        <w:t>ecommendation</w:t>
-      </w:r>
-      <w:r>
-        <w:rPr>
-          <w:rFonts w:ascii="Georgia" w:hAnsi="Georgia"/>
-        </w:rPr>
-        <w:t>s</w:t>
-      </w:r>
-      <w:r>
-        <w:rPr>
-          <w:rFonts w:ascii="Georgia" w:hAnsi="Georgia"/>
-        </w:rPr>
-        <w:t xml:space="preserve"> for each species.</w:t>
-      </w:r>
-    </w:p>
-    <w:p>
-      <w:pPr>
-        <w:pStyle w:val="ListParagraph"/>
-        <w:numPr>
-          <w:ilvl w:val="0"/>
-          <w:numId w:val="5"/>
-        </w:numPr>
-        <w:rPr>
-          <w:rFonts w:ascii="Georgia" w:hAnsi="Georgia"/>
-        </w:rPr>
-      </w:pPr>
-      <w:r>
-        <w:rPr>
-          <w:rFonts w:ascii="Georgia" w:hAnsi="Georgia"/>
-        </w:rPr>
-        <w:t>A</w:t>
-      </w:r>
-      <w:r>
-        <w:rPr>
-          <w:rFonts w:ascii="Georgia" w:hAnsi="Georgia"/>
-        </w:rPr>
-        <w:t>nticipated issues and sensitivities of each the recommendations.</w:t>
-      </w:r>
-    </w:p>
-    <w:p>
-      <w:pPr>
-        <w:rPr>
-          <w:rFonts w:ascii="Georgia" w:hAnsi="Georgia"/>
-          <w:i/>
-          <w:iCs/>
-          <w:sz w:val="28"/>
-          <w:szCs w:val="28"/>
-        </w:rPr>
-      </w:pPr>
-      <w:r>
-        <w:rPr>
-          <w:rFonts w:ascii="Georgia" w:hAnsi="Georgia"/>
-          <w:i/>
-          <w:iCs/>
-          <w:sz w:val="28"/>
-          <w:szCs w:val="28"/>
-        </w:rPr>
-        <w:t>G2:</w:t>
-      </w:r>
-    </w:p>
-    <w:p>
-      <w:pPr>
-        <w:rPr>
-          <w:rFonts w:ascii="Georgia" w:hAnsi="Georgia"/>
-        </w:rPr>
-      </w:pPr>
-      <w:r>
-        <w:rPr>
-          <w:rFonts w:ascii="Georgia" w:hAnsi="Georgia"/>
-        </w:rPr>
-        <w:t>A GitHub repository containing:</w:t>
-      </w:r>
-    </w:p>
-    <w:p>
-      <w:pPr>
-        <w:pStyle w:val="ListParagraph"/>
-        <w:numPr>
-          <w:ilvl w:val="0"/>
-          <w:numId w:val="5"/>
-        </w:numPr>
-        <w:rPr>
-          <w:rFonts w:ascii="Georgia" w:hAnsi="Georgia"/>
-        </w:rPr>
-      </w:pPr>
-      <w:r>
-        <w:rPr>
-          <w:rFonts w:ascii="Georgia" w:hAnsi="Georgia"/>
-        </w:rPr>
-        <w:lastRenderedPageBreak/>
-        <w:t>S</w:t>
-      </w:r>
-      <w:r>
-        <w:rPr>
-          <w:rFonts w:ascii="Georgia" w:hAnsi="Georgia"/>
-        </w:rPr>
-        <w:t xml:space="preserve">imulation </w:t>
-      </w:r>
-      <w:r>
-        <w:rPr>
-          <w:rFonts w:ascii="Georgia" w:hAnsi="Georgia"/>
-        </w:rPr>
-        <w:t xml:space="preserve">application </w:t>
-      </w:r>
-      <w:r>
-        <w:rPr>
-          <w:rFonts w:ascii="Georgia" w:hAnsi="Georgia"/>
-        </w:rPr>
-        <w:t>code</w:t>
-      </w:r>
-    </w:p>
-    <w:p>
-      <w:pPr>
-        <w:pStyle w:val="ListParagraph"/>
-        <w:numPr>
-          <w:ilvl w:val="0"/>
-          <w:numId w:val="5"/>
-        </w:numPr>
-        <w:rPr>
-          <w:rFonts w:ascii="Georgia" w:hAnsi="Georgia"/>
-        </w:rPr>
-      </w:pPr>
-      <w:r>
-        <w:rPr>
-          <w:rFonts w:ascii="Georgia" w:hAnsi="Georgia"/>
-        </w:rPr>
-        <w:t>I</w:t>
-      </w:r>
-      <w:r>
-        <w:rPr>
-          <w:rFonts w:ascii="Georgia" w:hAnsi="Georgia"/>
-        </w:rPr>
-        <w:t xml:space="preserve">nspector </w:t>
-      </w:r>
-      <w:r>
-        <w:rPr>
-          <w:rFonts w:ascii="Georgia" w:hAnsi="Georgia"/>
-        </w:rPr>
-        <w:t xml:space="preserve">application </w:t>
-      </w:r>
-      <w:r>
-        <w:rPr>
-          <w:rFonts w:ascii="Georgia" w:hAnsi="Georgia"/>
-        </w:rPr>
-        <w:t>code</w:t>
-      </w:r>
-    </w:p>
-    <w:p>
-      <w:pPr>
-        <w:pStyle w:val="ListParagraph"/>
-        <w:numPr>
-          <w:ilvl w:val="0"/>
-          <w:numId w:val="5"/>
-        </w:numPr>
-        <w:rPr>
-          <w:rFonts w:ascii="Georgia" w:hAnsi="Georgia"/>
-        </w:rPr>
-      </w:pPr>
-      <w:r>
-        <w:rPr>
-          <w:rFonts w:ascii="Georgia" w:hAnsi="Georgia"/>
-        </w:rPr>
-        <w:t>A container or other means of quickly and efficiently running both</w:t>
-      </w:r>
-    </w:p>
-    <w:p>
-      <w:pPr>
-        <w:pStyle w:val="ListParagraph"/>
-        <w:numPr>
-          <w:ilvl w:val="0"/>
-          <w:numId w:val="5"/>
-        </w:numPr>
-        <w:rPr>
-          <w:rFonts w:ascii="Georgia" w:hAnsi="Georgia"/>
-        </w:rPr>
-      </w:pPr>
-      <w:r>
-        <w:rPr>
-          <w:rFonts w:ascii="Georgia" w:hAnsi="Georgia"/>
-        </w:rPr>
-        <w:t>Technical documentation including a user guide, design documents, and guidance on adding to the registries</w:t>
-      </w:r>
-      <w:r>
-        <w:rPr>
-          <w:rFonts w:ascii="Georgia" w:hAnsi="Georgia"/>
-        </w:rPr>
-        <w:t xml:space="preserve"> </w:t>
-      </w:r>
-    </w:p>
-    <w:p>
-      <w:pPr>
-        <w:rPr>
-          <w:rFonts w:ascii="Georgia" w:hAnsi="Georgia"/>
-        </w:rPr>
-      </w:pPr>
-    </w:p>
-    <w:p>
-      <w:pPr>
-        <w:rPr>
-          <w:rFonts w:ascii="Georgia" w:hAnsi="Georgia"/>
-          <w:b/>
-          <w:bCs/>
-          <w:sz w:val="32"/>
-          <w:szCs w:val="32"/>
-        </w:rPr>
-      </w:pPr>
-      <w:r>
-        <w:rPr>
-          <w:rFonts w:ascii="Georgia" w:hAnsi="Georgia"/>
-          <w:b/>
-          <w:bCs/>
-          <w:sz w:val="32"/>
-          <w:szCs w:val="32"/>
-        </w:rPr>
-        <w:t>Development/Study Plan</w:t>
-      </w:r>
-    </w:p>
-    <w:p>
-      <w:pPr>
-        <w:rPr>
-          <w:rFonts w:ascii="Georgia" w:hAnsi="Georgia"/>
-          <w:i/>
-          <w:iCs/>
-          <w:sz w:val="28"/>
-          <w:szCs w:val="28"/>
-        </w:rPr>
-      </w:pPr>
-      <w:r>
-        <w:rPr>
-          <w:rFonts w:ascii="Georgia" w:hAnsi="Georgia"/>
-          <w:i/>
-          <w:iCs/>
-          <w:sz w:val="28"/>
-          <w:szCs w:val="28"/>
-        </w:rPr>
-        <w:t>Requirements Research</w:t>
-      </w:r>
-    </w:p>
-    <w:p>
-      <w:pPr>
-        <w:pStyle w:val="ListParagraph"/>
-        <w:numPr>
-          <w:ilvl w:val="0"/>
-          <w:numId w:val="6"/>
-        </w:numPr>
-        <w:rPr>
-          <w:rFonts w:ascii="Georgia" w:hAnsi="Georgia"/>
-        </w:rPr>
-      </w:pPr>
-      <w:r>
-        <w:rPr>
-          <w:rFonts w:ascii="Georgia" w:hAnsi="Georgia"/>
-          <w:b/>
-          <w:bCs/>
-        </w:rPr>
-        <w:t>Select Species:</w:t>
-      </w:r>
-      <w:r>
-        <w:rPr>
-          <w:rFonts w:ascii="Georgia" w:hAnsi="Georgia"/>
-        </w:rPr>
-        <w:t xml:space="preserve"> </w:t>
-      </w:r>
-      <w:r>
-        <w:rPr>
-          <w:rFonts w:ascii="Georgia" w:hAnsi="Georgia"/>
-        </w:rPr>
-        <w:t>w</w:t>
-      </w:r>
-      <w:r>
-        <w:rPr>
-          <w:rFonts w:ascii="Georgia" w:hAnsi="Georgia"/>
-        </w:rPr>
-        <w:t>ork with committee members to select three species for study.</w:t>
-      </w:r>
-    </w:p>
-    <w:p>
-      <w:pPr>
-        <w:pStyle w:val="ListParagraph"/>
-        <w:numPr>
-          <w:ilvl w:val="0"/>
-          <w:numId w:val="6"/>
-        </w:numPr>
-        <w:rPr>
-          <w:rFonts w:ascii="Georgia" w:hAnsi="Georgia"/>
-        </w:rPr>
-      </w:pPr>
-      <w:r>
-        <w:rPr>
-          <w:rFonts w:ascii="Georgia" w:hAnsi="Georgia"/>
-          <w:b/>
-          <w:bCs/>
-        </w:rPr>
-        <w:t xml:space="preserve">Gather Examples: </w:t>
-      </w:r>
-      <w:r>
-        <w:rPr>
-          <w:rFonts w:ascii="Georgia" w:hAnsi="Georgia"/>
-        </w:rPr>
-        <w:t>s</w:t>
-      </w:r>
-      <w:r>
-        <w:rPr>
-          <w:rFonts w:ascii="Georgia" w:hAnsi="Georgia"/>
-        </w:rPr>
-        <w:t>urvey committee members, experts, and the literature to gather:</w:t>
-      </w:r>
-    </w:p>
-    <w:p>
-      <w:pPr>
-        <w:pStyle w:val="ListParagraph"/>
-        <w:numPr>
-          <w:ilvl w:val="1"/>
-          <w:numId w:val="6"/>
-        </w:numPr>
-        <w:rPr>
-          <w:rFonts w:ascii="Georgia" w:hAnsi="Georgia"/>
-        </w:rPr>
-      </w:pPr>
-      <w:r>
-        <w:rPr>
-          <w:rFonts w:ascii="Georgia" w:hAnsi="Georgia"/>
-        </w:rPr>
-        <w:t>Comprehensive understanding of movements of interest for each species</w:t>
-      </w:r>
-    </w:p>
-    <w:p>
-      <w:pPr>
-        <w:pStyle w:val="ListParagraph"/>
-        <w:numPr>
-          <w:ilvl w:val="1"/>
-          <w:numId w:val="6"/>
-        </w:numPr>
-        <w:rPr>
-          <w:rFonts w:ascii="Georgia" w:hAnsi="Georgia"/>
-        </w:rPr>
-      </w:pPr>
-      <w:r>
-        <w:rPr>
-          <w:rFonts w:ascii="Georgia" w:hAnsi="Georgia"/>
-        </w:rPr>
-        <w:t>Likely tag transformations/noise</w:t>
-      </w:r>
-    </w:p>
-    <w:p>
-      <w:pPr>
-        <w:pStyle w:val="ListParagraph"/>
-        <w:numPr>
-          <w:ilvl w:val="1"/>
-          <w:numId w:val="6"/>
-        </w:numPr>
-        <w:rPr>
-          <w:rFonts w:ascii="Georgia" w:hAnsi="Georgia"/>
-        </w:rPr>
-      </w:pPr>
-      <w:r>
-        <w:rPr>
-          <w:rFonts w:ascii="Georgia" w:hAnsi="Georgia"/>
-        </w:rPr>
-        <w:t>Power, cost, size constraints for sensors</w:t>
-      </w:r>
-    </w:p>
-    <w:p>
-      <w:pPr>
-        <w:pStyle w:val="ListParagraph"/>
-        <w:numPr>
-          <w:ilvl w:val="1"/>
-          <w:numId w:val="6"/>
-        </w:numPr>
-        <w:rPr>
-          <w:rFonts w:ascii="Georgia" w:hAnsi="Georgia"/>
-        </w:rPr>
-      </w:pPr>
-      <w:r>
-        <w:rPr>
-          <w:rFonts w:ascii="Georgia" w:hAnsi="Georgia"/>
-        </w:rPr>
-        <w:t>Available sensor specifications</w:t>
-      </w:r>
-    </w:p>
-    <w:p>
-      <w:pPr>
-        <w:pStyle w:val="ListParagraph"/>
-        <w:numPr>
-          <w:ilvl w:val="0"/>
-          <w:numId w:val="6"/>
-        </w:numPr>
-        <w:rPr>
-          <w:rFonts w:ascii="Georgia" w:hAnsi="Georgia"/>
-        </w:rPr>
-      </w:pPr>
-      <w:r>
-        <w:rPr>
-          <w:rFonts w:ascii="Georgia" w:hAnsi="Georgia"/>
-          <w:b/>
-          <w:bCs/>
-        </w:rPr>
-        <w:t>Build Illustrative Example:</w:t>
-      </w:r>
-      <w:r>
-        <w:rPr>
-          <w:rFonts w:ascii="Georgia" w:hAnsi="Georgia"/>
-        </w:rPr>
-        <w:t xml:space="preserve"> take the simplest use case from the above to build a working proof of concept filter (sans the infrastructure we will later setup). This will provide a means of failing fast and providing examples during the next step.</w:t>
-      </w:r>
-    </w:p>
-    <w:p>
-      <w:pPr>
-        <w:pStyle w:val="ListParagraph"/>
-        <w:numPr>
-          <w:ilvl w:val="0"/>
-          <w:numId w:val="6"/>
-        </w:numPr>
-        <w:rPr>
-          <w:rFonts w:ascii="Georgia" w:hAnsi="Georgia"/>
-        </w:rPr>
-      </w:pPr>
-      <w:r>
-        <w:rPr>
-          <w:rFonts w:ascii="Georgia" w:hAnsi="Georgia"/>
-          <w:b/>
-          <w:bCs/>
-        </w:rPr>
-        <w:t>User Journey Research:</w:t>
-      </w:r>
-      <w:r>
-        <w:rPr>
-          <w:rFonts w:ascii="Georgia" w:hAnsi="Georgia"/>
-        </w:rPr>
-        <w:t xml:space="preserve"> work through actual the actual user journeys </w:t>
-      </w:r>
-      <w:r>
-        <w:rPr>
-          <w:rFonts w:ascii="Georgia" w:hAnsi="Georgia"/>
-        </w:rPr>
-        <w:t xml:space="preserve">with the committee </w:t>
-      </w:r>
-      <w:r>
-        <w:rPr>
-          <w:rFonts w:ascii="Georgia" w:hAnsi="Georgia"/>
-        </w:rPr>
-        <w:t xml:space="preserve">and put together wireframes </w:t>
-      </w:r>
-      <w:r>
-        <w:rPr>
-          <w:rFonts w:ascii="Georgia" w:hAnsi="Georgia"/>
-        </w:rPr>
-        <w:t>to</w:t>
-      </w:r>
-      <w:r>
-        <w:rPr>
-          <w:rFonts w:ascii="Georgia" w:hAnsi="Georgia"/>
-        </w:rPr>
-        <w:t xml:space="preserve"> collect requirements for the sims, registries, and inspector. </w:t>
-      </w:r>
-    </w:p>
-    <w:p>
-      <w:pPr>
-        <w:pStyle w:val="ListParagraph"/>
-        <w:numPr>
-          <w:ilvl w:val="0"/>
-          <w:numId w:val="6"/>
-        </w:numPr>
-        <w:rPr>
-          <w:rFonts w:ascii="Georgia" w:hAnsi="Georgia"/>
-        </w:rPr>
-      </w:pPr>
-      <w:r>
-        <w:rPr>
-          <w:rFonts w:ascii="Georgia" w:hAnsi="Georgia"/>
-          <w:b/>
-          <w:bCs/>
-        </w:rPr>
-        <w:t xml:space="preserve">Technology Solution Exploration: </w:t>
-      </w:r>
-      <w:r>
-        <w:rPr>
-          <w:rFonts w:ascii="Georgia" w:hAnsi="Georgia"/>
-        </w:rPr>
-        <w:t xml:space="preserve">explore options for the following </w:t>
-      </w:r>
-      <w:r>
-        <w:rPr>
-          <w:rFonts w:ascii="Georgia" w:hAnsi="Georgia"/>
-        </w:rPr>
-        <w:t>to</w:t>
-      </w:r>
-      <w:r>
-        <w:rPr>
-          <w:rFonts w:ascii="Georgia" w:hAnsi="Georgia"/>
-        </w:rPr>
-        <w:t xml:space="preserve"> select the most appropriate tech stack to use.</w:t>
-      </w:r>
-    </w:p>
-    <w:p>
-      <w:pPr>
-        <w:pStyle w:val="ListParagraph"/>
-        <w:numPr>
-          <w:ilvl w:val="1"/>
-          <w:numId w:val="6"/>
-        </w:numPr>
-        <w:rPr>
-          <w:rFonts w:ascii="Georgia" w:hAnsi="Georgia"/>
-        </w:rPr>
-      </w:pPr>
-      <w:r>
-        <w:rPr>
-          <w:rFonts w:ascii="Georgia" w:hAnsi="Georgia"/>
-        </w:rPr>
-        <w:t>Sensor fusion packages</w:t>
-      </w:r>
-    </w:p>
-    <w:p>
-      <w:pPr>
-        <w:pStyle w:val="ListParagraph"/>
-        <w:numPr>
-          <w:ilvl w:val="1"/>
-          <w:numId w:val="6"/>
-        </w:numPr>
-        <w:rPr>
-          <w:rFonts w:ascii="Georgia" w:hAnsi="Georgia"/>
-        </w:rPr>
-      </w:pPr>
-      <w:r>
-        <w:rPr>
-          <w:rFonts w:ascii="Georgia" w:hAnsi="Georgia"/>
-        </w:rPr>
-        <w:t>Data storage and management</w:t>
-      </w:r>
-    </w:p>
-    <w:p>
-      <w:pPr>
-        <w:pStyle w:val="ListParagraph"/>
-        <w:numPr>
-          <w:ilvl w:val="1"/>
-          <w:numId w:val="6"/>
-        </w:numPr>
-        <w:rPr>
-          <w:rFonts w:ascii="Georgia" w:hAnsi="Georgia"/>
-        </w:rPr>
-      </w:pPr>
-      <w:r>
-        <w:rPr>
-          <w:rFonts w:ascii="Georgia" w:hAnsi="Georgia"/>
-        </w:rPr>
-        <w:t>UI deployment</w:t>
-      </w:r>
-    </w:p>
-    <w:p>
-      <w:pPr>
-        <w:pStyle w:val="ListParagraph"/>
-        <w:numPr>
-          <w:ilvl w:val="0"/>
-          <w:numId w:val="6"/>
-        </w:numPr>
-        <w:rPr>
-          <w:rFonts w:ascii="Georgia" w:hAnsi="Georgia"/>
-        </w:rPr>
-      </w:pPr>
-      <w:r>
-        <w:rPr>
-          <w:rFonts w:ascii="Georgia" w:hAnsi="Georgia"/>
-          <w:b/>
-          <w:bCs/>
-        </w:rPr>
-        <w:t xml:space="preserve">Specification: </w:t>
-      </w:r>
-      <w:r>
-        <w:rPr>
-          <w:rFonts w:ascii="Georgia" w:hAnsi="Georgia"/>
-        </w:rPr>
-        <w:t xml:space="preserve">given the accumulated information create specifications for every component that will be built. The intention is to provide </w:t>
-      </w:r>
-      <w:r>
-        <w:rPr>
-          <w:rFonts w:ascii="Georgia" w:hAnsi="Georgia"/>
-        </w:rPr>
-        <w:t>all</w:t>
-      </w:r>
-      <w:r>
-        <w:rPr>
-          <w:rFonts w:ascii="Georgia" w:hAnsi="Georgia"/>
-        </w:rPr>
-        <w:t xml:space="preserve"> the technical documentation needed for a</w:t>
-      </w:r>
-      <w:r>
-        <w:rPr>
-          <w:rFonts w:ascii="Georgia" w:hAnsi="Georgia"/>
-        </w:rPr>
-        <w:t xml:space="preserve"> human assisted</w:t>
-      </w:r>
-      <w:r>
-        <w:rPr>
-          <w:rFonts w:ascii="Georgia" w:hAnsi="Georgia"/>
-        </w:rPr>
-        <w:t xml:space="preserve"> </w:t>
-      </w:r>
-      <w:r>
-        <w:rPr>
-          <w:rFonts w:ascii="Georgia" w:hAnsi="Georgia"/>
-        </w:rPr>
-        <w:t>artificial intelligence</w:t>
-      </w:r>
-      <w:r>
-        <w:rPr>
-          <w:rFonts w:ascii="Georgia" w:hAnsi="Georgia"/>
-        </w:rPr>
-        <w:t xml:space="preserve"> to go</w:t>
-      </w:r>
-      <w:r>
-        <w:rPr>
-          <w:rFonts w:ascii="Georgia" w:hAnsi="Georgia"/>
-        </w:rPr>
-        <w:t xml:space="preserve"> and</w:t>
-      </w:r>
-      <w:r>
-        <w:rPr>
-          <w:rFonts w:ascii="Georgia" w:hAnsi="Georgia"/>
-        </w:rPr>
-        <w:t xml:space="preserve"> build the applications. </w:t>
-      </w:r>
-    </w:p>
-    <w:p>
-      <w:pPr>
-        <w:rPr>
-          <w:rFonts w:ascii="Georgia" w:hAnsi="Georgia"/>
-          <w:i/>
-          <w:iCs/>
-          <w:sz w:val="28"/>
-          <w:szCs w:val="28"/>
-        </w:rPr>
-      </w:pPr>
-      <w:r>
-        <w:rPr>
-          <w:rFonts w:ascii="Georgia" w:hAnsi="Georgia"/>
-          <w:i/>
-          <w:iCs/>
-          <w:sz w:val="28"/>
-          <w:szCs w:val="28"/>
-        </w:rPr>
-        <w:t>Tool Build</w:t>
-      </w:r>
-    </w:p>
-    <w:p>
-      <w:pPr>
-        <w:pStyle w:val="ListParagraph"/>
-        <w:numPr>
-          <w:ilvl w:val="0"/>
-          <w:numId w:val="7"/>
-        </w:numPr>
-        <w:rPr>
-          <w:rFonts w:ascii="Georgia" w:hAnsi="Georgia"/>
-        </w:rPr>
-      </w:pPr>
-      <w:r>
-        <w:rPr>
-          <w:rFonts w:ascii="Georgia" w:hAnsi="Georgia"/>
-          <w:b/>
-          <w:bCs/>
-        </w:rPr>
-        <w:t xml:space="preserve">Registries: </w:t>
-      </w:r>
-      <w:r>
-        <w:rPr>
-          <w:rFonts w:ascii="Georgia" w:hAnsi="Georgia"/>
-        </w:rPr>
-        <w:t>build each of the registries and test them using the examples identified for the case studies.</w:t>
-      </w:r>
-    </w:p>
-    <w:p>
-      <w:pPr>
-        <w:pStyle w:val="ListParagraph"/>
-        <w:numPr>
-          <w:ilvl w:val="0"/>
-          <w:numId w:val="7"/>
-        </w:numPr>
-        <w:rPr>
-          <w:rFonts w:ascii="Georgia" w:hAnsi="Georgia"/>
-        </w:rPr>
-      </w:pPr>
-      <w:r>
-        <w:rPr>
-          <w:rFonts w:ascii="Georgia" w:hAnsi="Georgia"/>
-          <w:b/>
-          <w:bCs/>
-        </w:rPr>
-        <w:t xml:space="preserve">Simulations: </w:t>
-      </w:r>
-      <w:r>
-        <w:rPr>
-          <w:rFonts w:ascii="Georgia" w:hAnsi="Georgia"/>
-        </w:rPr>
-        <w:t>build each of the simulation backends and ensure that their interfaces work with one another and that they can communicate with the registries.</w:t>
-      </w:r>
-    </w:p>
-    <w:p>
-      <w:pPr>
-        <w:pStyle w:val="ListParagraph"/>
-        <w:numPr>
-          <w:ilvl w:val="0"/>
-          <w:numId w:val="7"/>
-        </w:numPr>
-        <w:rPr>
-          <w:rFonts w:ascii="Georgia" w:hAnsi="Georgia"/>
-        </w:rPr>
-      </w:pPr>
-      <w:r>
-        <w:rPr>
-          <w:rFonts w:ascii="Georgia" w:hAnsi="Georgia"/>
-          <w:b/>
-          <w:bCs/>
-        </w:rPr>
-        <w:lastRenderedPageBreak/>
-        <w:t>Simulation UI:</w:t>
-      </w:r>
-      <w:r>
-        <w:rPr>
-          <w:rFonts w:ascii="Georgia" w:hAnsi="Georgia"/>
-        </w:rPr>
-        <w:t xml:space="preserve"> tie everything together with a UI that captures the requirements in the user stories identified earlier.</w:t>
-      </w:r>
-    </w:p>
-    <w:p>
-      <w:pPr>
-        <w:pStyle w:val="ListParagraph"/>
-        <w:numPr>
-          <w:ilvl w:val="0"/>
-          <w:numId w:val="7"/>
-        </w:numPr>
-        <w:rPr>
-          <w:rFonts w:ascii="Georgia" w:hAnsi="Georgia"/>
-        </w:rPr>
-      </w:pPr>
-      <w:r>
-        <w:rPr>
-          <w:rFonts w:ascii="Georgia" w:hAnsi="Georgia"/>
-          <w:b/>
-          <w:bCs/>
-        </w:rPr>
-        <w:t xml:space="preserve">Inspector: </w:t>
-      </w:r>
-      <w:r>
-        <w:rPr>
-          <w:rFonts w:ascii="Georgia" w:hAnsi="Georgia"/>
-        </w:rPr>
-        <w:t>build the inspector back and front ends.</w:t>
-      </w:r>
-    </w:p>
-    <w:p>
-      <w:pPr>
-        <w:pStyle w:val="ListParagraph"/>
-        <w:numPr>
-          <w:ilvl w:val="0"/>
-          <w:numId w:val="7"/>
-        </w:numPr>
-        <w:rPr>
-          <w:rFonts w:ascii="Georgia" w:hAnsi="Georgia"/>
-        </w:rPr>
-      </w:pPr>
-      <w:r>
-        <w:rPr>
-          <w:rFonts w:ascii="Georgia" w:hAnsi="Georgia"/>
-          <w:b/>
-          <w:bCs/>
-        </w:rPr>
-        <w:t xml:space="preserve">Deployment: </w:t>
-      </w:r>
-      <w:r>
-        <w:rPr>
-          <w:rFonts w:ascii="Georgia" w:hAnsi="Georgia"/>
-        </w:rPr>
-        <w:t>setup the repository for easy setup and use by non-developers</w:t>
-      </w:r>
-      <w:r>
-        <w:rPr>
-          <w:rFonts w:ascii="Georgia" w:hAnsi="Georgia"/>
-        </w:rPr>
-        <w:t>.</w:t>
-      </w:r>
-    </w:p>
-    <w:p>
-      <w:pPr>
-        <w:pStyle w:val="ListParagraph"/>
-        <w:numPr>
-          <w:ilvl w:val="0"/>
-          <w:numId w:val="7"/>
-        </w:numPr>
-        <w:rPr>
-          <w:rFonts w:ascii="Georgia" w:hAnsi="Georgia"/>
-        </w:rPr>
-      </w:pPr>
-      <w:r>
-        <w:rPr>
-          <w:rFonts w:ascii="Georgia" w:hAnsi="Georgia"/>
-          <w:b/>
-          <w:bCs/>
-        </w:rPr>
-        <w:t xml:space="preserve">Technical Documentation: </w:t>
-      </w:r>
-      <w:r>
-        <w:rPr>
-          <w:rFonts w:ascii="Georgia" w:hAnsi="Georgia"/>
-        </w:rPr>
-        <w:t>ensure all design documentation and user guides are present.</w:t>
-      </w:r>
-    </w:p>
-    <w:p>
-      <w:pPr>
-        <w:pStyle w:val="ListParagraph"/>
-        <w:numPr>
-          <w:ilvl w:val="0"/>
-          <w:numId w:val="7"/>
-        </w:numPr>
-        <w:rPr>
-          <w:rFonts w:ascii="Georgia" w:hAnsi="Georgia"/>
-        </w:rPr>
-      </w:pPr>
-      <w:r>
-        <w:rPr>
-          <w:rFonts w:ascii="Georgia" w:hAnsi="Georgia"/>
-          <w:b/>
-          <w:bCs/>
-        </w:rPr>
-        <w:t>Review:</w:t>
-      </w:r>
-      <w:r>
-        <w:rPr>
-          <w:rFonts w:ascii="Georgia" w:hAnsi="Georgia"/>
-        </w:rPr>
-        <w:t xml:space="preserve"> reusing the illustrative example review the built tools with the committee. </w:t>
-      </w:r>
-      <w:r>
-        <w:rPr>
-          <w:rFonts w:ascii="Georgia" w:hAnsi="Georgia"/>
-        </w:rPr>
-        <w:t xml:space="preserve">Any feedback at this point should go into technical design and then follow the same loop. </w:t>
-      </w:r>
-    </w:p>
-    <w:p>
-      <w:pPr>
-        <w:rPr>
-          <w:rFonts w:ascii="Georgia" w:hAnsi="Georgia"/>
-        </w:rPr>
-      </w:pPr>
-    </w:p>
-    <w:p>
-      <w:pPr>
-        <w:rPr>
-          <w:rFonts w:ascii="Georgia" w:hAnsi="Georgia"/>
-          <w:i/>
-          <w:iCs/>
-          <w:sz w:val="28"/>
-          <w:szCs w:val="28"/>
-        </w:rPr>
-      </w:pPr>
-      <w:r>
-        <w:rPr>
-          <w:rFonts w:ascii="Georgia" w:hAnsi="Georgia"/>
-          <w:i/>
-          <w:iCs/>
-          <w:sz w:val="28"/>
-          <w:szCs w:val="28"/>
-        </w:rPr>
         <w:t>Case Studies</w:t>
       </w:r>
     </w:p>
     <w:p>
       <w:pPr>
-        <w:pStyle w:val="ListParagraph"/>
-        <w:numPr>
-          <w:ilvl w:val="0"/>
-          <w:numId w:val="8"/>
-        </w:numPr>
-        <w:rPr>
-          <w:rFonts w:ascii="Georgia" w:hAnsi="Georgia"/>
-        </w:rPr>
-      </w:pPr>
-      <w:r>
-        <w:rPr>
-          <w:rFonts w:ascii="Georgia" w:hAnsi="Georgia"/>
-          <w:b/>
-          <w:bCs/>
-        </w:rPr>
-        <w:t>Identify Feasible Nominal Solution</w:t>
-      </w:r>
-      <w:r>
-        <w:rPr>
-          <w:rFonts w:ascii="Georgia" w:hAnsi="Georgia"/>
-          <w:b/>
-          <w:bCs/>
-        </w:rPr>
-        <w:t>s</w:t>
-      </w:r>
-      <w:r>
-        <w:rPr>
-          <w:rFonts w:ascii="Georgia" w:hAnsi="Georgia"/>
-          <w:b/>
-          <w:bCs/>
-        </w:rPr>
-        <w:t xml:space="preserve">: </w:t>
-      </w:r>
-      <w:r>
-        <w:rPr>
-          <w:rFonts w:ascii="Georgia" w:hAnsi="Georgia"/>
-        </w:rPr>
-        <w:t xml:space="preserve">using the tooling and a nominal base case, identify a working solution (no matter how brittle). </w:t>
-      </w:r>
-      <w:r>
-        <w:rPr>
-          <w:rFonts w:ascii="Georgia" w:hAnsi="Georgia"/>
-        </w:rPr>
-        <w:t>An outcome of this stage should not only be the recommendation but the reason for the recommendations along with supporting data from simulation.</w:t>
-      </w:r>
-      <w:r>
-        <w:rPr>
-          <w:rFonts w:ascii="Georgia" w:hAnsi="Georgia"/>
-        </w:rPr>
-        <w:t xml:space="preserve"> The process of finding the nominal solution should read as a story from a naïve base case.</w:t>
-      </w:r>
-    </w:p>
-    <w:p>
-      <w:pPr>
-        <w:pStyle w:val="ListParagraph"/>
-        <w:numPr>
-          <w:ilvl w:val="0"/>
-          <w:numId w:val="8"/>
-        </w:numPr>
-        <w:rPr>
-          <w:rFonts w:ascii="Georgia" w:hAnsi="Georgia"/>
-        </w:rPr>
-      </w:pPr>
-      <w:r>
-        <w:rPr>
-          <w:rFonts w:ascii="Georgia" w:hAnsi="Georgia"/>
-          <w:b/>
-          <w:bCs/>
-        </w:rPr>
-        <w:t xml:space="preserve">Incorporate Stresses: </w:t>
-      </w:r>
-      <w:r>
-        <w:rPr>
-          <w:rFonts w:ascii="Georgia" w:hAnsi="Georgia"/>
-        </w:rPr>
-        <w:t xml:space="preserve">push away from the nominal case and identify what is required to remain stable. </w:t>
-      </w:r>
-      <w:r>
-        <w:rPr>
-          <w:rFonts w:ascii="Georgia" w:hAnsi="Georgia"/>
-        </w:rPr>
-        <w:t xml:space="preserve">As before capture the why as well as the how. </w:t>
-      </w:r>
-    </w:p>
-    <w:p>
-      <w:pPr>
-        <w:rPr>
-          <w:rFonts w:ascii="Georgia" w:hAnsi="Georgia"/>
-        </w:rPr>
-      </w:pPr>
-      <w:r>
-        <w:rPr>
-          <w:rFonts w:ascii="Georgia" w:hAnsi="Georgia"/>
-        </w:rPr>
-        <w:t xml:space="preserve">In either of these steps additional entries to the registry will likely be required and close and continuous review with the committee will be </w:t>
-      </w:r>
-      <w:r>
-        <w:rPr>
-          <w:rFonts w:ascii="Georgia" w:hAnsi="Georgia"/>
-        </w:rPr>
-        <w:t xml:space="preserve">a necessity. </w:t>
-      </w:r>
-    </w:p>
-    <w:p>
-      <w:pPr>
-        <w:rPr>
-          <w:rFonts w:ascii="Georgia" w:hAnsi="Georgia"/>
-        </w:rPr>
-      </w:pPr>
-    </w:p>
-    <w:p>
-      <w:pPr>
-        <w:rPr>
-          <w:rFonts w:ascii="Georgia" w:hAnsi="Georgia"/>
-          <w:i/>
-          <w:iCs/>
-          <w:sz w:val="28"/>
-          <w:szCs w:val="28"/>
-        </w:rPr>
-      </w:pPr>
-      <w:r>
-        <w:rPr>
-          <w:rFonts w:ascii="Georgia" w:hAnsi="Georgia"/>
-          <w:i/>
-          <w:iCs/>
-          <w:sz w:val="28"/>
-          <w:szCs w:val="28"/>
-        </w:rPr>
-        <w:t>Write Up</w:t>
-      </w:r>
-    </w:p>
-    <w:p>
-      <w:pPr>
-        <w:pStyle w:val="ListParagraph"/>
-        <w:numPr>
-          <w:ilvl w:val="0"/>
-          <w:numId w:val="9"/>
-        </w:numPr>
-        <w:rPr>
-          <w:rFonts w:ascii="Georgia" w:hAnsi="Georgia"/>
-        </w:rPr>
-      </w:pPr>
-      <w:r>
-        <w:rPr>
-          <w:rFonts w:ascii="Georgia" w:hAnsi="Georgia"/>
-          <w:b/>
-          <w:bCs/>
-        </w:rPr>
-        <w:t xml:space="preserve">Write Manuscript: </w:t>
-      </w:r>
-      <w:r>
-        <w:rPr>
-          <w:rFonts w:ascii="Georgia" w:hAnsi="Georgia"/>
-        </w:rPr>
-        <w:t>put together a manuscript that can then begin its own review process within the committee.</w:t>
-      </w:r>
-    </w:p>
-    <w:p>
-      <w:pPr>
-        <w:rPr>
-          <w:rFonts w:ascii="Georgia" w:hAnsi="Georgia"/>
-        </w:rPr>
-      </w:pPr>
+        <w:rPr>
+          <w:rFonts w:ascii="Georgia" w:hAnsi="Georgia"/>
+        </w:rPr>
+      </w:pPr>
+      <w:r>
+        <w:rPr>
+          <w:rFonts w:ascii="Georgia" w:hAnsi="Georgia"/>
+        </w:rPr>
+        <w:t>We will first select a “nominal” case for each of the</w:t>
+      </w:r>
+      <w:r>
+        <w:rPr>
+          <w:rFonts w:ascii="Georgia" w:hAnsi="Georgia"/>
+        </w:rPr>
+        <w:t xml:space="preserve"> behaviors that represents a best-case scenario. For each of these we will then use the iterative approach described above to find a set of feasible solutions. In this process we will identify the main constraints in tag development for each species to help guide the selection of sensors and configurations given there are likely multiple such feasible solutions. </w:t>
+      </w:r>
+    </w:p>
+    <w:p>
+      <w:pPr>
+        <w:rPr>
+          <w:rFonts w:ascii="Georgia" w:hAnsi="Georgia"/>
+        </w:rPr>
+      </w:pPr>
+      <w:r>
+        <w:rPr>
+          <w:rFonts w:ascii="Georgia" w:hAnsi="Georgia"/>
+        </w:rPr>
+        <w:t xml:space="preserve">Once initial solutions are found we will then proceed to sensitivity analyses. This will involve varying the tag deviations, noise sources, and behavior parameters until we are satisfied that we have a solution that can withstand reasonable deviations from nominal conditions. </w:t>
+      </w:r>
+    </w:p>
+    <w:p>
+      <w:pPr>
+        <w:rPr>
+          <w:rFonts w:ascii="Georgia" w:hAnsi="Georgia"/>
+        </w:rPr>
+      </w:pPr>
+      <w:r>
+        <w:rPr>
+          <w:rFonts w:ascii="Georgia" w:hAnsi="Georgia"/>
+        </w:rPr>
+        <w:t xml:space="preserve">The ultimate outcome of this process will be a recommendation of </w:t>
+      </w:r>
+      <w:r>
+        <w:rPr>
+          <w:rFonts w:ascii="Georgia" w:hAnsi="Georgia"/>
+        </w:rPr>
+        <w:t xml:space="preserve">the </w:t>
+      </w:r>
+      <w:r>
+        <w:rPr>
+          <w:rFonts w:ascii="Georgia" w:hAnsi="Georgia"/>
+        </w:rPr>
+        <w:t>sensors, configurations, and filters along with characterizations of filter performance and curves expressing how performance changes around nominal conditions.</w:t>
+      </w:r>
       <w:r>
         <w:rPr>
           <w:rFonts w:ascii="Georgia" w:hAnsi="Georgia"/>
@@ -5398,7 +2719,7 @@
         <w:rFonts w:ascii="Georgia" w:eastAsiaTheme="minorHAnsi" w:hAnsi="Georgia" w:cstheme="minorBidi" w:hint="default"/>
       </w:rPr>
     </w:lvl>
-    <w:lvl w:ilvl="1" w:tplc="04090003" w:tentative="1">
+    <w:lvl w:ilvl="1" w:tplc="04090003">
       <w:start w:val="1"/>
       <w:numFmt w:val="bullet"/>
       <w:lvlText w:val="o"/>

--- a/docs/Proposal.docx
+++ b/docs/Proposal.docx
@@ -368,7 +368,19 @@
         <w:rPr>
           <w:rFonts w:ascii="Georgia" w:hAnsi="Georgia"/>
         </w:rPr>
-        <w:t>would give us insights into where they target forage fish</w:t>
+        <w:t xml:space="preserve">would give us insights into where </w:t>
+      </w:r>
+      <w:r>
+        <w:rPr>
+          <w:rFonts w:ascii="Georgia" w:hAnsi="Georgia"/>
+        </w:rPr>
+        <w:t xml:space="preserve">and when </w:t>
+      </w:r>
+      <w:r>
+        <w:rPr>
+          <w:rFonts w:ascii="Georgia" w:hAnsi="Georgia"/>
+        </w:rPr>
+        <w:t>they target forage fish</w:t>
       </w:r>
       <w:r>
         <w:rPr>
@@ -705,7 +717,19 @@
         <w:rPr>
           <w:rFonts w:ascii="Georgia" w:hAnsi="Georgia"/>
         </w:rPr>
-        <w:t>that only measure a portion of the state each. For</w:t>
+        <w:t xml:space="preserve">that </w:t>
+      </w:r>
+      <w:r>
+        <w:rPr>
+          <w:rFonts w:ascii="Georgia" w:hAnsi="Georgia"/>
+        </w:rPr>
+        <w:t xml:space="preserve">each </w:t>
+      </w:r>
+      <w:r>
+        <w:rPr>
+          <w:rFonts w:ascii="Georgia" w:hAnsi="Georgia"/>
+        </w:rPr>
+        <w:t>only measure a portion of the state. For</w:t>
       </w:r>
       <w:r>
         <w:rPr>
@@ -749,7 +773,7 @@
           <w:rFonts w:ascii="Georgia" w:hAnsi="Georgia"/>
         </w:rPr>
         <w:lastRenderedPageBreak/>
-        <w:t xml:space="preserve">Three key problems would </w:t>
+        <w:t xml:space="preserve">Three key problems </w:t>
       </w:r>
       <w:r>
         <w:rPr>
@@ -912,25 +936,13 @@
         <w:rPr>
           <w:rFonts w:ascii="Georgia" w:hAnsi="Georgia"/>
         </w:rPr>
-        <w:t>identify the toolkit needed to enable on-tag sensor fusion as this information will inform the</w:t>
-      </w:r>
-      <w:r>
-        <w:rPr>
-          <w:rFonts w:ascii="Georgia" w:hAnsi="Georgia"/>
-        </w:rPr>
-        <w:t xml:space="preserve"> feasibility of </w:t>
-      </w:r>
-      <w:r>
-        <w:rPr>
-          <w:rFonts w:ascii="Georgia" w:hAnsi="Georgia"/>
-        </w:rPr>
-        <w:t xml:space="preserve">behavior monitoring through </w:t>
-      </w:r>
-      <w:r>
-        <w:rPr>
-          <w:rFonts w:ascii="Georgia" w:hAnsi="Georgia"/>
-        </w:rPr>
-        <w:t>sensor fusion</w:t>
+        <w:t>identify the toolkit needed to enable on-tag sensor fusion</w:t>
+      </w:r>
+      <w:r>
+        <w:rPr>
+          <w:rFonts w:ascii="Georgia" w:hAnsi="Georgia"/>
+        </w:rPr>
+        <w:t xml:space="preserve"> capable of behavior identification</w:t>
       </w:r>
       <w:r>
         <w:rPr>
@@ -938,6 +950,13 @@
         </w:rPr>
         <w:t>.</w:t>
       </w:r>
+    </w:p>
+    <w:p>
+      <w:pPr>
+        <w:rPr>
+          <w:rFonts w:ascii="Georgia" w:hAnsi="Georgia"/>
+        </w:rPr>
+      </w:pPr>
     </w:p>
     <w:p>
       <w:pPr>
@@ -957,94 +976,17 @@
           <w:sz w:val="36"/>
           <w:szCs w:val="36"/>
         </w:rPr>
-        <w:t>Goals</w:t>
-      </w:r>
-    </w:p>
-    <w:p>
-      <w:pPr>
-        <w:rPr>
-          <w:rFonts w:ascii="Georgia" w:hAnsi="Georgia"/>
-        </w:rPr>
-      </w:pPr>
-      <w:r>
+        <w:br w:type="page"/>
+      </w:r>
+    </w:p>
+    <w:p>
+      <w:pPr>
         <w:rPr>
           <w:rFonts w:ascii="Georgia" w:hAnsi="Georgia"/>
           <w:b/>
           <w:bCs/>
-        </w:rPr>
-        <w:t>G1:</w:t>
-      </w:r>
-      <w:r>
-        <w:rPr>
-          <w:rFonts w:ascii="Georgia" w:hAnsi="Georgia"/>
-        </w:rPr>
-        <w:t xml:space="preserve"> To provide sensor and filter specification</w:t>
-      </w:r>
-      <w:r>
-        <w:rPr>
-          <w:rFonts w:ascii="Georgia" w:hAnsi="Georgia"/>
-        </w:rPr>
-        <w:t>s</w:t>
-      </w:r>
-      <w:r>
-        <w:rPr>
-          <w:rFonts w:ascii="Georgia" w:hAnsi="Georgia"/>
-        </w:rPr>
-        <w:t xml:space="preserve"> </w:t>
-      </w:r>
-      <w:r>
-        <w:rPr>
-          <w:rFonts w:ascii="Georgia" w:hAnsi="Georgia"/>
-        </w:rPr>
-        <w:t xml:space="preserve">that would capture </w:t>
-      </w:r>
-      <w:r>
-        <w:rPr>
-          <w:rFonts w:ascii="Georgia" w:hAnsi="Georgia"/>
-        </w:rPr>
-        <w:t>tag trajector</w:t>
-      </w:r>
-      <w:r>
-        <w:rPr>
-          <w:rFonts w:ascii="Georgia" w:hAnsi="Georgia"/>
-        </w:rPr>
-        <w:t>ies</w:t>
-      </w:r>
-      <w:r>
-        <w:rPr>
-          <w:rFonts w:ascii="Georgia" w:hAnsi="Georgia"/>
-        </w:rPr>
-        <w:t xml:space="preserve"> during </w:t>
-      </w:r>
-      <w:r>
-        <w:rPr>
-          <w:rFonts w:ascii="Georgia" w:hAnsi="Georgia"/>
-        </w:rPr>
-        <w:t xml:space="preserve">interesting </w:t>
-      </w:r>
-      <w:r>
-        <w:rPr>
-          <w:rFonts w:ascii="Georgia" w:hAnsi="Georgia"/>
-        </w:rPr>
-        <w:t xml:space="preserve">behaviors </w:t>
-      </w:r>
-      <w:r>
-        <w:rPr>
-          <w:rFonts w:ascii="Georgia" w:hAnsi="Georgia"/>
-        </w:rPr>
-        <w:t>for a species of fish, shark, and cetacean</w:t>
-      </w:r>
-      <w:r>
-        <w:rPr>
-          <w:rFonts w:ascii="Georgia" w:hAnsi="Georgia"/>
-        </w:rPr>
-        <w:t xml:space="preserve">. </w:t>
-      </w:r>
-    </w:p>
-    <w:p>
-      <w:pPr>
-        <w:rPr>
-          <w:rFonts w:ascii="Georgia" w:hAnsi="Georgia"/>
+          <w:sz w:val="36"/>
+          <w:szCs w:val="36"/>
         </w:rPr>
       </w:pPr>
       <w:r>
@@ -1052,28 +994,157 @@
           <w:rFonts w:ascii="Georgia" w:hAnsi="Georgia"/>
           <w:b/>
           <w:bCs/>
-        </w:rPr>
-        <w:t>G2:</w:t>
-      </w:r>
-      <w:r>
-        <w:rPr>
-          <w:rFonts w:ascii="Georgia" w:hAnsi="Georgia"/>
-        </w:rPr>
-        <w:t xml:space="preserve"> To make </w:t>
-      </w:r>
-      <w:r>
-        <w:rPr>
-          <w:rFonts w:ascii="Georgia" w:hAnsi="Georgia"/>
-        </w:rPr>
-        <w:t xml:space="preserve">the tooling required to answer </w:t>
-      </w:r>
+          <w:sz w:val="36"/>
+          <w:szCs w:val="36"/>
+        </w:rPr>
+        <w:lastRenderedPageBreak/>
+        <w:t>Goals</w:t>
+      </w:r>
+    </w:p>
+    <w:p>
+      <w:pPr>
+        <w:rPr>
+          <w:rFonts w:ascii="Georgia" w:hAnsi="Georgia"/>
+        </w:rPr>
+      </w:pPr>
       <w:r>
         <w:rPr>
           <w:rFonts w:ascii="Georgia" w:hAnsi="Georgia"/>
           <w:b/>
           <w:bCs/>
         </w:rPr>
-        <w:t xml:space="preserve">G1 </w:t>
+        <w:t>G1:</w:t>
+      </w:r>
+      <w:r>
+        <w:rPr>
+          <w:rFonts w:ascii="Georgia" w:hAnsi="Georgia"/>
+        </w:rPr>
+        <w:t xml:space="preserve"> To provide sensor and filter specification</w:t>
+      </w:r>
+      <w:r>
+        <w:rPr>
+          <w:rFonts w:ascii="Georgia" w:hAnsi="Georgia"/>
+        </w:rPr>
+        <w:t>s</w:t>
+      </w:r>
+      <w:r>
+        <w:rPr>
+          <w:rFonts w:ascii="Georgia" w:hAnsi="Georgia"/>
+        </w:rPr>
+        <w:t xml:space="preserve"> </w:t>
+      </w:r>
+      <w:r>
+        <w:rPr>
+          <w:rFonts w:ascii="Georgia" w:hAnsi="Georgia"/>
+        </w:rPr>
+        <w:t xml:space="preserve">that would capture </w:t>
+      </w:r>
+      <w:r>
+        <w:rPr>
+          <w:rFonts w:ascii="Georgia" w:hAnsi="Georgia"/>
+        </w:rPr>
+        <w:t>tag trajector</w:t>
+      </w:r>
+      <w:r>
+        <w:rPr>
+          <w:rFonts w:ascii="Georgia" w:hAnsi="Georgia"/>
+        </w:rPr>
+        <w:t>ies</w:t>
+      </w:r>
+      <w:r>
+        <w:rPr>
+          <w:rFonts w:ascii="Georgia" w:hAnsi="Georgia"/>
+        </w:rPr>
+        <w:t xml:space="preserve"> during </w:t>
+      </w:r>
+      <w:r>
+        <w:rPr>
+          <w:rFonts w:ascii="Georgia" w:hAnsi="Georgia"/>
+        </w:rPr>
+        <w:t xml:space="preserve">interesting </w:t>
+      </w:r>
+      <w:r>
+        <w:rPr>
+          <w:rFonts w:ascii="Georgia" w:hAnsi="Georgia"/>
+        </w:rPr>
+        <w:t xml:space="preserve">behaviors </w:t>
+      </w:r>
+      <w:r>
+        <w:rPr>
+          <w:rFonts w:ascii="Georgia" w:hAnsi="Georgia"/>
+        </w:rPr>
+        <w:t xml:space="preserve">for a species of </w:t>
+      </w:r>
+      <w:r>
+        <w:rPr>
+          <w:rFonts w:ascii="Georgia" w:hAnsi="Georgia"/>
+        </w:rPr>
+        <w:t>teleost</w:t>
+      </w:r>
+      <w:r>
+        <w:rPr>
+          <w:rFonts w:ascii="Georgia" w:hAnsi="Georgia"/>
+        </w:rPr>
+        <w:t xml:space="preserve">, </w:t>
+      </w:r>
+      <w:r>
+        <w:rPr>
+          <w:rFonts w:ascii="Georgia" w:hAnsi="Georgia"/>
+        </w:rPr>
+        <w:t>chondrichthyan</w:t>
+      </w:r>
+      <w:r>
+        <w:rPr>
+          <w:rFonts w:ascii="Georgia" w:hAnsi="Georgia"/>
+        </w:rPr>
+        <w:t>, and cetacean</w:t>
+      </w:r>
+      <w:r>
+        <w:rPr>
+          <w:rFonts w:ascii="Georgia" w:hAnsi="Georgia"/>
+        </w:rPr>
+        <w:t xml:space="preserve">. </w:t>
+      </w:r>
+    </w:p>
+    <w:p>
+      <w:pPr>
+        <w:rPr>
+          <w:rFonts w:ascii="Georgia" w:hAnsi="Georgia"/>
+        </w:rPr>
+      </w:pPr>
+      <w:r>
+        <w:rPr>
+          <w:rFonts w:ascii="Georgia" w:hAnsi="Georgia"/>
+          <w:b/>
+          <w:bCs/>
+        </w:rPr>
+        <w:t>G2:</w:t>
+      </w:r>
+      <w:r>
+        <w:rPr>
+          <w:rFonts w:ascii="Georgia" w:hAnsi="Georgia"/>
+        </w:rPr>
+        <w:t xml:space="preserve"> To make </w:t>
+      </w:r>
+      <w:r>
+        <w:rPr>
+          <w:rFonts w:ascii="Georgia" w:hAnsi="Georgia"/>
+        </w:rPr>
+        <w:t xml:space="preserve">the tooling required to answer </w:t>
+      </w:r>
+      <w:r>
+        <w:rPr>
+          <w:rFonts w:ascii="Georgia" w:hAnsi="Georgia"/>
+        </w:rPr>
+        <w:t>G1</w:t>
+      </w:r>
+      <w:r>
+        <w:rPr>
+          <w:rFonts w:ascii="Georgia" w:hAnsi="Georgia"/>
+          <w:b/>
+          <w:bCs/>
+        </w:rPr>
+        <w:t xml:space="preserve"> </w:t>
       </w:r>
       <w:r>
         <w:rPr>
@@ -1143,7 +1214,7 @@
         <w:rPr>
           <w:rFonts w:ascii="Georgia" w:hAnsi="Georgia"/>
         </w:rPr>
-        <w:t>Registry entries for each species.</w:t>
+        <w:t>Recommendations for each species.</w:t>
       </w:r>
     </w:p>
     <w:p>
@@ -1161,7 +1232,37 @@
         <w:rPr>
           <w:rFonts w:ascii="Georgia" w:hAnsi="Georgia"/>
         </w:rPr>
-        <w:t>Recommendations for each species.</w:t>
+        <w:t xml:space="preserve">Anticipated issues and sensitivities </w:t>
+      </w:r>
+      <w:r>
+        <w:rPr>
+          <w:rFonts w:ascii="Georgia" w:hAnsi="Georgia"/>
+        </w:rPr>
+        <w:t>accompanying</w:t>
+      </w:r>
+      <w:r>
+        <w:rPr>
+          <w:rFonts w:ascii="Georgia" w:hAnsi="Georgia"/>
+        </w:rPr>
+        <w:t xml:space="preserve"> each the recommendations.</w:t>
+      </w:r>
+    </w:p>
+    <w:p>
+      <w:pPr>
+        <w:pStyle w:val="ListParagraph"/>
+        <w:numPr>
+          <w:ilvl w:val="0"/>
+          <w:numId w:val="5"/>
+        </w:numPr>
+        <w:rPr>
+          <w:rFonts w:ascii="Georgia" w:hAnsi="Georgia"/>
+        </w:rPr>
+      </w:pPr>
+      <w:r>
+        <w:rPr>
+          <w:rFonts w:ascii="Georgia" w:hAnsi="Georgia"/>
+        </w:rPr>
+        <w:t>A GitHub repository containing:</w:t>
       </w:r>
     </w:p>
     <w:p>
@@ -1179,25 +1280,7 @@
         <w:rPr>
           <w:rFonts w:ascii="Georgia" w:hAnsi="Georgia"/>
         </w:rPr>
-        <w:t>Anticipated issues and sensitivities of each the recommendations.</w:t>
-      </w:r>
-    </w:p>
-    <w:p>
-      <w:pPr>
-        <w:pStyle w:val="ListParagraph"/>
-        <w:numPr>
-          <w:ilvl w:val="0"/>
-          <w:numId w:val="5"/>
-        </w:numPr>
-        <w:rPr>
-          <w:rFonts w:ascii="Georgia" w:hAnsi="Georgia"/>
-        </w:rPr>
-      </w:pPr>
-      <w:r>
-        <w:rPr>
-          <w:rFonts w:ascii="Georgia" w:hAnsi="Georgia"/>
-        </w:rPr>
-        <w:t>A GitHub repository containing:</w:t>
+        <w:t>Toolkit code</w:t>
       </w:r>
     </w:p>
     <w:p>
@@ -1215,7 +1298,7 @@
         <w:rPr>
           <w:rFonts w:ascii="Georgia" w:hAnsi="Georgia"/>
         </w:rPr>
-        <w:t>Simulation application code</w:t>
+        <w:t>A container or other means of quickly and efficiently running both</w:t>
       </w:r>
     </w:p>
     <w:p>
@@ -1233,42 +1316,6 @@
         <w:rPr>
           <w:rFonts w:ascii="Georgia" w:hAnsi="Georgia"/>
         </w:rPr>
-        <w:t>Inspector application code</w:t>
-      </w:r>
-    </w:p>
-    <w:p>
-      <w:pPr>
-        <w:pStyle w:val="ListParagraph"/>
-        <w:numPr>
-          <w:ilvl w:val="1"/>
-          <w:numId w:val="5"/>
-        </w:numPr>
-        <w:rPr>
-          <w:rFonts w:ascii="Georgia" w:hAnsi="Georgia"/>
-        </w:rPr>
-      </w:pPr>
-      <w:r>
-        <w:rPr>
-          <w:rFonts w:ascii="Georgia" w:hAnsi="Georgia"/>
-        </w:rPr>
-        <w:t>A container or other means of quickly and efficiently running both</w:t>
-      </w:r>
-    </w:p>
-    <w:p>
-      <w:pPr>
-        <w:pStyle w:val="ListParagraph"/>
-        <w:numPr>
-          <w:ilvl w:val="1"/>
-          <w:numId w:val="5"/>
-        </w:numPr>
-        <w:rPr>
-          <w:rFonts w:ascii="Georgia" w:hAnsi="Georgia"/>
-        </w:rPr>
-      </w:pPr>
-      <w:r>
-        <w:rPr>
-          <w:rFonts w:ascii="Georgia" w:hAnsi="Georgia"/>
-        </w:rPr>
         <w:t xml:space="preserve">Technical documentation including a user guide, design documents, and guidance on adding to the registries </w:t>
       </w:r>
     </w:p>
@@ -1297,6 +1344,28 @@
           <w:sz w:val="36"/>
           <w:szCs w:val="36"/>
         </w:rPr>
+        <w:br w:type="page"/>
+      </w:r>
+    </w:p>
+    <w:p>
+      <w:pPr>
+        <w:rPr>
+          <w:rFonts w:ascii="Georgia" w:hAnsi="Georgia"/>
+          <w:b/>
+          <w:bCs/>
+          <w:sz w:val="36"/>
+          <w:szCs w:val="36"/>
+        </w:rPr>
+      </w:pPr>
+      <w:r>
+        <w:rPr>
+          <w:rFonts w:ascii="Georgia" w:hAnsi="Georgia"/>
+          <w:b/>
+          <w:bCs/>
+          <w:sz w:val="36"/>
+          <w:szCs w:val="36"/>
+        </w:rPr>
+        <w:lastRenderedPageBreak/>
         <w:t>Methods</w:t>
       </w:r>
     </w:p>
@@ -1332,7 +1401,6 @@
           <w:rFonts w:ascii="Georgia" w:hAnsi="Georgia"/>
           <w:noProof/>
         </w:rPr>
-        <w:lastRenderedPageBreak/>
         <w:drawing>
           <wp:inline distT="0" distB="0" distL="0" distR="0" wp14:anchorId="27541BC7" wp14:editId="75AF7601">
             <wp:extent cx="5943600" cy="3260090"/>
@@ -1385,8 +1453,55 @@
       <w:r>
         <w:rPr>
           <w:rFonts w:ascii="Georgia" w:hAnsi="Georgia"/>
-        </w:rPr>
-        <w:t xml:space="preserve">To identify feasible solutions, we will use an iterative approach. Broadly, sensor fusion proceeds by iteratively taking an estimate of state, projecting it forward in time using a process model, and then reweighting the resulting distribution </w:t>
+          <w:b/>
+          <w:bCs/>
+        </w:rPr>
+        <w:t>Figure 1:</w:t>
+      </w:r>
+      <w:r>
+        <w:rPr>
+          <w:rFonts w:ascii="Georgia" w:hAnsi="Georgia"/>
+        </w:rPr>
+        <w:t xml:space="preserve"> </w:t>
+      </w:r>
+      <w:r>
+        <w:rPr>
+          <w:rFonts w:ascii="Georgia" w:hAnsi="Georgia"/>
+          <w:i/>
+          <w:iCs/>
+        </w:rPr>
+        <w:t>Illustration of an iterative approach to sensor fusion design.</w:t>
+      </w:r>
+      <w:r>
+        <w:rPr>
+          <w:rFonts w:ascii="Georgia" w:hAnsi="Georgia"/>
+        </w:rPr>
+        <w:t xml:space="preserve"> </w:t>
+      </w:r>
+    </w:p>
+    <w:p>
+      <w:pPr>
+        <w:rPr>
+          <w:rFonts w:ascii="Georgia" w:hAnsi="Georgia"/>
+        </w:rPr>
+      </w:pPr>
+      <w:r>
+        <w:rPr>
+          <w:rFonts w:ascii="Georgia" w:hAnsi="Georgia"/>
+        </w:rPr>
+        <w:t>To identify feasible solutions, we will use an iterative approach</w:t>
+      </w:r>
+      <w:r>
+        <w:rPr>
+          <w:rFonts w:ascii="Georgia" w:hAnsi="Georgia"/>
+        </w:rPr>
+        <w:t xml:space="preserve"> (Figure 1)</w:t>
+      </w:r>
+      <w:r>
+        <w:rPr>
+          <w:rFonts w:ascii="Georgia" w:hAnsi="Georgia"/>
+        </w:rPr>
+        <w:t xml:space="preserve">. Broadly, sensor fusion proceeds by iteratively taking an estimate of state, projecting it forward in time using a process model, and then reweighting the resulting distribution </w:t>
       </w:r>
       <w:r>
         <w:rPr>
@@ -1398,7 +1513,19 @@
         <w:rPr>
           <w:rFonts w:ascii="Georgia" w:hAnsi="Georgia"/>
         </w:rPr>
-        <w:t xml:space="preserve"> how likely the observed measurements at each proposed state. </w:t>
+        <w:t xml:space="preserve"> how likely the observed measurements </w:t>
+      </w:r>
+      <w:r>
+        <w:rPr>
+          <w:rFonts w:ascii="Georgia" w:hAnsi="Georgia"/>
+        </w:rPr>
+        <w:t xml:space="preserve">are </w:t>
+      </w:r>
+      <w:r>
+        <w:rPr>
+          <w:rFonts w:ascii="Georgia" w:hAnsi="Georgia"/>
+        </w:rPr>
+        <w:t xml:space="preserve">at each proposed state. </w:t>
       </w:r>
       <w:r>
         <w:rPr>
@@ -1416,21 +1543,82 @@
         <w:rPr>
           <w:rFonts w:ascii="Georgia" w:hAnsi="Georgia"/>
         </w:rPr>
-        <w:t xml:space="preserve"> if one begins with an arbitrary proposed solution and finds the process model diverges away from the actual state it is clear the process model needs adjustment. If on the other hand the measurement weights do not provide tight enough constraints on the state distribution it becomes clear that better or different sensors are needed. Which can be determined by how the state diverges over time. In this way comparing the actual state, proposed state, and measurement weights for one solution will recommend another and this process can be repeated until a useful solution is reached. </w:t>
-      </w:r>
-    </w:p>
-    <w:p>
-      <w:pPr>
-        <w:rPr>
-          <w:rFonts w:ascii="Georgia" w:hAnsi="Georgia"/>
-        </w:rPr>
-      </w:pPr>
-      <w:r>
-        <w:rPr>
-          <w:rFonts w:ascii="Georgia" w:hAnsi="Georgia"/>
-        </w:rPr>
-        <w:t xml:space="preserve">Producing the required results for a specific solution requires a multistage simulation. First animal movement must be simulated. Next, as the tag is in its own frame, the deviation from animal movement must be simulated as well. After this sensor measurements and their corresponding error must be simulated at which point </w:t>
-      </w:r>
+        <w:t xml:space="preserve"> if one begins with an arbitrary proposed solution and finds the process model diverges away from the actual state it is clear the process model needs adjustment. If on the other hand the measurement weights do not provide tight enough constraints on the state distribution it becomes clear that better or different sensors are needed. Which</w:t>
+      </w:r>
+      <w:r>
+        <w:rPr>
+          <w:rFonts w:ascii="Georgia" w:hAnsi="Georgia"/>
+        </w:rPr>
+        <w:t xml:space="preserve"> is the case</w:t>
+      </w:r>
+      <w:r>
+        <w:rPr>
+          <w:rFonts w:ascii="Georgia" w:hAnsi="Georgia"/>
+        </w:rPr>
+        <w:t xml:space="preserve"> can be determined by how the state diverges over time. In this way comparing the actual state, proposed state, and measurement weights for one solution will recommend another and this process can be repeated until a useful solution is reached. </w:t>
+      </w:r>
+    </w:p>
+    <w:p>
+      <w:pPr>
+        <w:rPr>
+          <w:rFonts w:ascii="Georgia" w:hAnsi="Georgia"/>
+        </w:rPr>
+      </w:pPr>
+      <w:r>
+        <w:rPr>
+          <w:rFonts w:ascii="Georgia" w:hAnsi="Georgia"/>
+        </w:rPr>
+        <w:t>Producing the required results for a specific solution requires a multistage simulation. First</w:t>
+      </w:r>
+      <w:r>
+        <w:rPr>
+          <w:rFonts w:ascii="Georgia" w:hAnsi="Georgia"/>
+        </w:rPr>
+        <w:t>,</w:t>
+      </w:r>
+      <w:r>
+        <w:rPr>
+          <w:rFonts w:ascii="Georgia" w:hAnsi="Georgia"/>
+        </w:rPr>
+        <w:t xml:space="preserve"> animal movement must be simulated. Next, as the tag is in its own frame, the deviation from animal movement must be simulated as well. After this</w:t>
+      </w:r>
+      <w:r>
+        <w:rPr>
+          <w:rFonts w:ascii="Georgia" w:hAnsi="Georgia"/>
+        </w:rPr>
+        <w:t>,</w:t>
+      </w:r>
+      <w:r>
+        <w:rPr>
+          <w:rFonts w:ascii="Georgia" w:hAnsi="Georgia"/>
+        </w:rPr>
+        <w:t xml:space="preserve"> sensor measurements and their corresponding error must be simulated</w:t>
+      </w:r>
+      <w:r>
+        <w:rPr>
+          <w:rFonts w:ascii="Georgia" w:hAnsi="Georgia"/>
+        </w:rPr>
+        <w:t>.</w:t>
+      </w:r>
+      <w:r>
+        <w:rPr>
+          <w:rFonts w:ascii="Georgia" w:hAnsi="Georgia"/>
+        </w:rPr>
+        <w:t xml:space="preserve"> </w:t>
+      </w:r>
+      <w:r>
+        <w:rPr>
+          <w:rFonts w:ascii="Georgia" w:hAnsi="Georgia"/>
+        </w:rPr>
+        <w:t>At this</w:t>
+      </w:r>
+      <w:r>
+        <w:rPr>
+          <w:rFonts w:ascii="Georgia" w:hAnsi="Georgia"/>
+        </w:rPr>
+        <w:t xml:space="preserve"> point </w:t>
+      </w:r>
+      <w:proofErr w:type="gramStart"/>
       <w:r>
         <w:rPr>
           <w:rFonts w:ascii="Georgia" w:hAnsi="Georgia"/>
@@ -1441,7 +1629,26 @@
         <w:rPr>
           <w:rFonts w:ascii="Georgia" w:hAnsi="Georgia"/>
         </w:rPr>
-        <w:t xml:space="preserve"> the information required to try a specific filter algorithm is available. The filter must then be used, its resulting distributions </w:t>
+        <w:t xml:space="preserve"> </w:t>
+      </w:r>
+      <w:r>
+        <w:rPr>
+          <w:rFonts w:ascii="Georgia" w:hAnsi="Georgia"/>
+        </w:rPr>
+        <w:t>of</w:t>
+      </w:r>
+      <w:proofErr w:type="gramEnd"/>
+      <w:r>
+        <w:rPr>
+          <w:rFonts w:ascii="Georgia" w:hAnsi="Georgia"/>
+        </w:rPr>
+        <w:t xml:space="preserve"> </w:t>
+      </w:r>
+      <w:r>
+        <w:rPr>
+          <w:rFonts w:ascii="Georgia" w:hAnsi="Georgia"/>
+        </w:rPr>
+        <w:t xml:space="preserve">the information required to try a specific filter algorithm is available. The filter must then be used, its resulting distributions </w:t>
       </w:r>
       <w:r>
         <w:rPr>
@@ -1466,45 +1673,147 @@
         <w:rPr>
           <w:rFonts w:ascii="Georgia" w:hAnsi="Georgia"/>
         </w:rPr>
-        <w:t>Given</w:t>
-      </w:r>
-      <w:r>
-        <w:rPr>
-          <w:rFonts w:ascii="Georgia" w:hAnsi="Georgia"/>
-        </w:rPr>
-        <w:t xml:space="preserve"> the large variety of potential behavior models, tag models, sensors, and process and observation models, it seems prudent to associate each with a registry. The registry will define the necessary contract for each registered model, capture and expose each addition to the user, and provide a means for the simulation module to pull the requested model. The simulation module will then configure the model as requested, </w:t>
-      </w:r>
-      <w:r>
-        <w:rPr>
-          <w:rFonts w:ascii="Georgia" w:hAnsi="Georgia"/>
-        </w:rPr>
         <w:lastRenderedPageBreak/>
-        <w:t>run the model on the specified data, and then provide regularized outputs for the stage in question. In so doing we will enable the addition of new models to the framework without the overhead of a full codebase contribution.</w:t>
-      </w:r>
-    </w:p>
-    <w:p>
-      <w:pPr>
-        <w:rPr>
-          <w:rFonts w:ascii="Georgia" w:hAnsi="Georgia"/>
-        </w:rPr>
-      </w:pPr>
-      <w:r>
-        <w:rPr>
-          <w:rFonts w:ascii="Georgia" w:hAnsi="Georgia"/>
-        </w:rPr>
-        <w:t xml:space="preserve">Furthermore, to save computation time and resources components will be built so that </w:t>
-      </w:r>
-      <w:r>
-        <w:rPr>
-          <w:rFonts w:ascii="Georgia" w:hAnsi="Georgia"/>
-        </w:rPr>
-        <w:t xml:space="preserve">each stage is largely reusable by the stages that come after it. Rigid body movement data can be used with a large set of different tag models, the data from any of those of tag model simulation runs can be used with a variety of sensor models, and so on. </w:t>
-      </w:r>
-      <w:r>
-        <w:rPr>
-          <w:rFonts w:ascii="Georgia" w:hAnsi="Georgia"/>
-        </w:rPr>
-        <w:t>Rerunning each of these unnecessarily would simply be a waste of resources.</w:t>
+        <w:t xml:space="preserve">Given the large variety of potential behavior models, tag models, sensors, and process and observation models, it </w:t>
+      </w:r>
+      <w:r>
+        <w:rPr>
+          <w:rFonts w:ascii="Georgia" w:hAnsi="Georgia"/>
+        </w:rPr>
+        <w:t>will be</w:t>
+      </w:r>
+      <w:r>
+        <w:rPr>
+          <w:rFonts w:ascii="Georgia" w:hAnsi="Georgia"/>
+        </w:rPr>
+        <w:t xml:space="preserve"> prudent to associate each with a registry. The registr</w:t>
+      </w:r>
+      <w:r>
+        <w:rPr>
+          <w:rFonts w:ascii="Georgia" w:hAnsi="Georgia"/>
+        </w:rPr>
+        <w:t>ies</w:t>
+      </w:r>
+      <w:r>
+        <w:rPr>
+          <w:rFonts w:ascii="Georgia" w:hAnsi="Georgia"/>
+        </w:rPr>
+        <w:t xml:space="preserve"> will define the necessary contract for each registered model, capture and expose each </w:t>
+      </w:r>
+      <w:r>
+        <w:rPr>
+          <w:rFonts w:ascii="Georgia" w:hAnsi="Georgia"/>
+        </w:rPr>
+        <w:t>model</w:t>
+      </w:r>
+      <w:r>
+        <w:rPr>
+          <w:rFonts w:ascii="Georgia" w:hAnsi="Georgia"/>
+        </w:rPr>
+        <w:t xml:space="preserve"> to the user, and provide a means for the simulation module to pull</w:t>
+      </w:r>
+      <w:r>
+        <w:rPr>
+          <w:rFonts w:ascii="Georgia" w:hAnsi="Georgia"/>
+        </w:rPr>
+        <w:t xml:space="preserve"> and use</w:t>
+      </w:r>
+      <w:r>
+        <w:rPr>
+          <w:rFonts w:ascii="Georgia" w:hAnsi="Georgia"/>
+        </w:rPr>
+        <w:t xml:space="preserve"> the requested model. The simulation module</w:t>
+      </w:r>
+      <w:r>
+        <w:rPr>
+          <w:rFonts w:ascii="Georgia" w:hAnsi="Georgia"/>
+        </w:rPr>
+        <w:t>s</w:t>
+      </w:r>
+      <w:r>
+        <w:rPr>
+          <w:rFonts w:ascii="Georgia" w:hAnsi="Georgia"/>
+        </w:rPr>
+        <w:t xml:space="preserve"> will then configure the model</w:t>
+      </w:r>
+      <w:r>
+        <w:rPr>
+          <w:rFonts w:ascii="Georgia" w:hAnsi="Georgia"/>
+        </w:rPr>
+        <w:t>s</w:t>
+      </w:r>
+      <w:r>
+        <w:rPr>
+          <w:rFonts w:ascii="Georgia" w:hAnsi="Georgia"/>
+        </w:rPr>
+        <w:t xml:space="preserve"> as requested, run the model</w:t>
+      </w:r>
+      <w:r>
+        <w:rPr>
+          <w:rFonts w:ascii="Georgia" w:hAnsi="Georgia"/>
+        </w:rPr>
+        <w:t>s</w:t>
+      </w:r>
+      <w:r>
+        <w:rPr>
+          <w:rFonts w:ascii="Georgia" w:hAnsi="Georgia"/>
+        </w:rPr>
+        <w:t xml:space="preserve"> on the specified data, and provide regularized outputs for the stage</w:t>
+      </w:r>
+      <w:r>
+        <w:rPr>
+          <w:rFonts w:ascii="Georgia" w:hAnsi="Georgia"/>
+        </w:rPr>
+        <w:t>s</w:t>
+      </w:r>
+      <w:r>
+        <w:rPr>
+          <w:rFonts w:ascii="Georgia" w:hAnsi="Georgia"/>
+        </w:rPr>
+        <w:t xml:space="preserve"> in question. In so doing we will enable the addition of new models to the framework without the overhead of a full codebase contribution.</w:t>
+      </w:r>
+    </w:p>
+    <w:p>
+      <w:pPr>
+        <w:rPr>
+          <w:rFonts w:ascii="Georgia" w:hAnsi="Georgia"/>
+        </w:rPr>
+      </w:pPr>
+      <w:r>
+        <w:rPr>
+          <w:rFonts w:ascii="Georgia" w:hAnsi="Georgia"/>
+        </w:rPr>
+        <w:t>Beyond this</w:t>
+      </w:r>
+      <w:r>
+        <w:rPr>
+          <w:rFonts w:ascii="Georgia" w:hAnsi="Georgia"/>
+        </w:rPr>
+        <w:t xml:space="preserve">, to save computation time and resources </w:t>
+      </w:r>
+      <w:r>
+        <w:rPr>
+          <w:rFonts w:ascii="Georgia" w:hAnsi="Georgia"/>
+        </w:rPr>
+        <w:t xml:space="preserve">we will build simulation modules </w:t>
+      </w:r>
+      <w:r>
+        <w:rPr>
+          <w:rFonts w:ascii="Georgia" w:hAnsi="Georgia"/>
+        </w:rPr>
+        <w:t>s</w:t>
+      </w:r>
+      <w:r>
+        <w:rPr>
+          <w:rFonts w:ascii="Georgia" w:hAnsi="Georgia"/>
+        </w:rPr>
+        <w:t>uch</w:t>
+      </w:r>
+      <w:r>
+        <w:rPr>
+          <w:rFonts w:ascii="Georgia" w:hAnsi="Georgia"/>
+        </w:rPr>
+        <w:t xml:space="preserve"> that each stage is largely reusable by the stages that come after it. Rigid body movement data can be used with a large set of different tag models, the data from any of those of tag model simulation runs can be used with a variety of sensor models, and so on. Rerunning each of these unnecessarily would simply be a waste of resources.</w:t>
       </w:r>
     </w:p>
     <w:p>
@@ -1565,13 +1874,56 @@
       <w:pPr>
         <w:rPr>
           <w:rFonts w:ascii="Georgia" w:hAnsi="Georgia"/>
-        </w:rPr>
-      </w:pPr>
-      <w:r>
-        <w:rPr>
-          <w:rFonts w:ascii="Georgia" w:hAnsi="Georgia"/>
-        </w:rPr>
-        <w:t xml:space="preserve">To understand the requirements for each of these registries and models as well as collect the required models for this study we will proceed through a series of design steps intended to result in design documentation thorough enough for implementation by artificial intelligence. </w:t>
+          <w:i/>
+          <w:iCs/>
+        </w:rPr>
+      </w:pPr>
+      <w:r>
+        <w:rPr>
+          <w:rFonts w:ascii="Georgia" w:hAnsi="Georgia"/>
+          <w:b/>
+          <w:bCs/>
+        </w:rPr>
+        <w:t>Figure 2:</w:t>
+      </w:r>
+      <w:r>
+        <w:rPr>
+          <w:rFonts w:ascii="Georgia" w:hAnsi="Georgia"/>
+        </w:rPr>
+        <w:t xml:space="preserve"> </w:t>
+      </w:r>
+      <w:r>
+        <w:rPr>
+          <w:rFonts w:ascii="Georgia" w:hAnsi="Georgia"/>
+          <w:i/>
+          <w:iCs/>
+        </w:rPr>
+        <w:t xml:space="preserve">The stages of simulation and their corresponding modules and registries. </w:t>
+      </w:r>
+    </w:p>
+    <w:p>
+      <w:pPr>
+        <w:rPr>
+          <w:rFonts w:ascii="Georgia" w:hAnsi="Georgia"/>
+        </w:rPr>
+      </w:pPr>
+      <w:r>
+        <w:rPr>
+          <w:rFonts w:ascii="Georgia" w:hAnsi="Georgia"/>
+        </w:rPr>
+        <w:t xml:space="preserve">To understand the requirements for each of these registries </w:t>
+      </w:r>
+      <w:r>
+        <w:rPr>
+          <w:rFonts w:ascii="Georgia" w:hAnsi="Georgia"/>
+        </w:rPr>
+        <w:t>and</w:t>
+      </w:r>
+      <w:r>
+        <w:rPr>
+          <w:rFonts w:ascii="Georgia" w:hAnsi="Georgia"/>
+        </w:rPr>
+        <w:t xml:space="preserve"> collect the required models for this study we will proceed through a series of design steps intended to result in design documentation thorough enough for implementation by artificial intelligence. </w:t>
       </w:r>
     </w:p>
     <w:p>
@@ -1592,57 +1944,122 @@
         </w:rPr>
         <w:t xml:space="preserve"> we will identify three case study species </w:t>
       </w:r>
+      <w:r>
+        <w:rPr>
+          <w:rFonts w:ascii="Georgia" w:hAnsi="Georgia"/>
+        </w:rPr>
+        <w:t xml:space="preserve">(a teleost, </w:t>
+      </w:r>
+      <w:r>
+        <w:rPr>
+          <w:rFonts w:ascii="Georgia" w:hAnsi="Georgia"/>
+        </w:rPr>
+        <w:t xml:space="preserve">a </w:t>
+      </w:r>
+      <w:r>
+        <w:rPr>
+          <w:rFonts w:ascii="Georgia" w:hAnsi="Georgia"/>
+        </w:rPr>
+        <w:t>chondrichthyan</w:t>
+      </w:r>
+      <w:r>
+        <w:rPr>
+          <w:rFonts w:ascii="Georgia" w:hAnsi="Georgia"/>
+        </w:rPr>
+        <w:t xml:space="preserve">, and </w:t>
+      </w:r>
+      <w:r>
+        <w:rPr>
+          <w:rFonts w:ascii="Georgia" w:hAnsi="Georgia"/>
+        </w:rPr>
+        <w:t xml:space="preserve">a </w:t>
+      </w:r>
+      <w:r>
+        <w:rPr>
+          <w:rFonts w:ascii="Georgia" w:hAnsi="Georgia"/>
+        </w:rPr>
+        <w:t>cetacean) based on</w:t>
+      </w:r>
+      <w:r>
+        <w:rPr>
+          <w:rFonts w:ascii="Georgia" w:hAnsi="Georgia"/>
+        </w:rPr>
+        <w:t xml:space="preserve"> how well their behavior is already understood and their applicability as representatives for a class of animals. The intention here is to choose animals that will drive useful generalizations within the </w:t>
+      </w:r>
+      <w:r>
+        <w:rPr>
+          <w:rFonts w:ascii="Georgia" w:hAnsi="Georgia"/>
+        </w:rPr>
+        <w:t>simulation</w:t>
+      </w:r>
+      <w:r>
+        <w:rPr>
+          <w:rFonts w:ascii="Georgia" w:hAnsi="Georgia"/>
+        </w:rPr>
+        <w:t>.</w:t>
+      </w:r>
+    </w:p>
+    <w:p>
+      <w:pPr>
+        <w:rPr>
+          <w:rFonts w:ascii="Georgia" w:hAnsi="Georgia"/>
+        </w:rPr>
+      </w:pPr>
+      <w:r>
+        <w:rPr>
+          <w:rFonts w:ascii="Georgia" w:hAnsi="Georgia"/>
+        </w:rPr>
+        <w:lastRenderedPageBreak/>
+        <w:t xml:space="preserve">Next for each of these animals we will survey the literature and work with experts to determine the </w:t>
+      </w:r>
+      <w:r>
+        <w:rPr>
+          <w:rFonts w:ascii="Georgia" w:hAnsi="Georgia"/>
+        </w:rPr>
+        <w:t xml:space="preserve">representative </w:t>
+      </w:r>
+      <w:r>
+        <w:rPr>
+          <w:rFonts w:ascii="Georgia" w:hAnsi="Georgia"/>
+        </w:rPr>
+        <w:t>behaviors of interest for each species</w:t>
+      </w:r>
+      <w:r>
+        <w:rPr>
+          <w:rFonts w:ascii="Georgia" w:hAnsi="Georgia"/>
+        </w:rPr>
+        <w:t xml:space="preserve">. </w:t>
+      </w:r>
+      <w:r>
+        <w:rPr>
+          <w:rFonts w:ascii="Georgia" w:hAnsi="Georgia"/>
+        </w:rPr>
+        <w:t>The intention here is to capture th</w:t>
+      </w:r>
+      <w:r>
+        <w:rPr>
+          <w:rFonts w:ascii="Georgia" w:hAnsi="Georgia"/>
+        </w:rPr>
+        <w:t>ose</w:t>
+      </w:r>
+      <w:r>
+        <w:rPr>
+          <w:rFonts w:ascii="Georgia" w:hAnsi="Georgia"/>
+        </w:rPr>
+        <w:t xml:space="preserve"> aspects of the behaviors that would be important to model as opposed to capturing models of those behaviors with 100% fidelity – a set of </w:t>
+      </w:r>
       <w:proofErr w:type="gramStart"/>
       <w:r>
         <w:rPr>
           <w:rFonts w:ascii="Georgia" w:hAnsi="Georgia"/>
         </w:rPr>
-        <w:t>on the basis of</w:t>
+        <w:t>studies in their own right</w:t>
       </w:r>
       <w:proofErr w:type="gramEnd"/>
       <w:r>
         <w:rPr>
           <w:rFonts w:ascii="Georgia" w:hAnsi="Georgia"/>
         </w:rPr>
-        <w:t xml:space="preserve"> how well their behavior is already understood and their applicability as representatives for a class of animals. The intention here is to choose animals that will drive useful generalizations within the </w:t>
-      </w:r>
-      <w:r>
-        <w:rPr>
-          <w:rFonts w:ascii="Georgia" w:hAnsi="Georgia"/>
-        </w:rPr>
-        <w:t>simulation</w:t>
-      </w:r>
-      <w:r>
-        <w:rPr>
-          <w:rFonts w:ascii="Georgia" w:hAnsi="Georgia"/>
-        </w:rPr>
-        <w:t>.</w:t>
-      </w:r>
-    </w:p>
-    <w:p>
-      <w:pPr>
-        <w:rPr>
-          <w:rFonts w:ascii="Georgia" w:hAnsi="Georgia"/>
-        </w:rPr>
-      </w:pPr>
-      <w:r>
-        <w:rPr>
-          <w:rFonts w:ascii="Georgia" w:hAnsi="Georgia"/>
-        </w:rPr>
-        <w:t xml:space="preserve">Next for each of these animals we will survey the literature and work with experts to determine the behaviors of interest for each species as well as how to provide useful models of those behaviors within simulation. The intention here is to capture the aspects of the behaviors that would be important to model as opposed to capturing models of those behaviors with 100% fidelity – a set of </w:t>
-      </w:r>
-      <w:proofErr w:type="gramStart"/>
-      <w:r>
-        <w:rPr>
-          <w:rFonts w:ascii="Georgia" w:hAnsi="Georgia"/>
-        </w:rPr>
-        <w:t>studies in their own right</w:t>
-      </w:r>
-      <w:proofErr w:type="gramEnd"/>
-      <w:r>
-        <w:rPr>
-          <w:rFonts w:ascii="Georgia" w:hAnsi="Georgia"/>
-        </w:rPr>
         <w:t xml:space="preserve">. </w:t>
       </w:r>
     </w:p>
@@ -1656,41 +2073,246 @@
         <w:rPr>
           <w:rFonts w:ascii="Georgia" w:hAnsi="Georgia"/>
         </w:rPr>
+        <w:t>Once the behaviors have been identified</w:t>
+      </w:r>
+      <w:r>
+        <w:rPr>
+          <w:rFonts w:ascii="Georgia" w:hAnsi="Georgia"/>
+        </w:rPr>
+        <w:t>,</w:t>
+      </w:r>
+      <w:r>
+        <w:rPr>
+          <w:rFonts w:ascii="Georgia" w:hAnsi="Georgia"/>
+        </w:rPr>
+        <w:t xml:space="preserve"> we will work with the same set of experts to understand tag attachments and likely deviations from the body frame. Here we wish to find parametrizable representations of those deviations </w:t>
+      </w:r>
+      <w:r>
+        <w:rPr>
+          <w:rFonts w:ascii="Georgia" w:hAnsi="Georgia"/>
+        </w:rPr>
+        <w:t>to</w:t>
+      </w:r>
+      <w:r>
+        <w:rPr>
+          <w:rFonts w:ascii="Georgia" w:hAnsi="Georgia"/>
+        </w:rPr>
+        <w:t xml:space="preserve"> enable sensitivity analyses later. Examples of such deviations would be lag due to elastic attachment, </w:t>
+      </w:r>
+      <w:r>
+        <w:rPr>
+          <w:rFonts w:ascii="Georgia" w:hAnsi="Georgia"/>
+        </w:rPr>
+        <w:t xml:space="preserve">shifts in orientation due to </w:t>
+      </w:r>
+      <w:r>
+        <w:rPr>
+          <w:rFonts w:ascii="Georgia" w:hAnsi="Georgia"/>
+        </w:rPr>
+        <w:t xml:space="preserve">buoyancy, </w:t>
+      </w:r>
+      <w:r>
+        <w:rPr>
+          <w:rFonts w:ascii="Georgia" w:hAnsi="Georgia"/>
+        </w:rPr>
+        <w:t xml:space="preserve">noise </w:t>
+      </w:r>
+      <w:r>
+        <w:rPr>
+          <w:rFonts w:ascii="Georgia" w:hAnsi="Georgia"/>
+        </w:rPr>
+        <w:t>because of</w:t>
+      </w:r>
+      <w:r>
+        <w:rPr>
+          <w:rFonts w:ascii="Georgia" w:hAnsi="Georgia"/>
+        </w:rPr>
+        <w:t xml:space="preserve"> </w:t>
+      </w:r>
+      <w:r>
+        <w:rPr>
+          <w:rFonts w:ascii="Georgia" w:hAnsi="Georgia"/>
+        </w:rPr>
+        <w:t xml:space="preserve">turbulence, and so on. </w:t>
+      </w:r>
+    </w:p>
+    <w:p>
+      <w:pPr>
+        <w:rPr>
+          <w:rFonts w:ascii="Georgia" w:hAnsi="Georgia"/>
+        </w:rPr>
+      </w:pPr>
+      <w:r>
+        <w:rPr>
+          <w:rFonts w:ascii="Georgia" w:hAnsi="Georgia"/>
+        </w:rPr>
+        <w:t>With movement understood</w:t>
+      </w:r>
+      <w:r>
+        <w:rPr>
+          <w:rFonts w:ascii="Georgia" w:hAnsi="Georgia"/>
+        </w:rPr>
+        <w:t>,</w:t>
+      </w:r>
+      <w:r>
+        <w:rPr>
+          <w:rFonts w:ascii="Georgia" w:hAnsi="Georgia"/>
+        </w:rPr>
+        <w:t xml:space="preserve"> we will proceed to survey the available sensors on the market. Rather than attempting a</w:t>
+      </w:r>
+      <w:r>
+        <w:rPr>
+          <w:rFonts w:ascii="Georgia" w:hAnsi="Georgia"/>
+        </w:rPr>
+        <w:t xml:space="preserve">n exhaustive </w:t>
+      </w:r>
+      <w:r>
+        <w:rPr>
+          <w:rFonts w:ascii="Georgia" w:hAnsi="Georgia"/>
+        </w:rPr>
+        <w:t>force search of the space</w:t>
+      </w:r>
+      <w:r>
+        <w:rPr>
+          <w:rFonts w:ascii="Georgia" w:hAnsi="Georgia"/>
+        </w:rPr>
+        <w:t>,</w:t>
+      </w:r>
+      <w:r>
+        <w:rPr>
+          <w:rFonts w:ascii="Georgia" w:hAnsi="Georgia"/>
+        </w:rPr>
+        <w:t xml:space="preserve"> the intention will be to understand the boundaries of what is available </w:t>
+      </w:r>
+      <w:r>
+        <w:rPr>
+          <w:rFonts w:ascii="Georgia" w:hAnsi="Georgia"/>
+        </w:rPr>
+        <w:t>and find suitable representative sensors to include in the options within the simulation. Given the intention of the registry, if additional models need be added later that will be straightforward. In terms of the sensors</w:t>
+      </w:r>
+      <w:r>
+        <w:rPr>
+          <w:rFonts w:ascii="Georgia" w:hAnsi="Georgia"/>
+        </w:rPr>
+        <w:t>,</w:t>
+      </w:r>
+      <w:r>
+        <w:rPr>
+          <w:rFonts w:ascii="Georgia" w:hAnsi="Georgia"/>
+        </w:rPr>
+        <w:t xml:space="preserve"> we specifically seek to understand power and energy consumption, sizes, cost, available specifications (configuration), errors (bias, noise, etc.), rates, precision, and </w:t>
+      </w:r>
+      <w:r>
+        <w:rPr>
+          <w:rFonts w:ascii="Georgia" w:hAnsi="Georgia"/>
+        </w:rPr>
+        <w:t xml:space="preserve">measurement </w:t>
+      </w:r>
+      <w:r>
+        <w:rPr>
+          <w:rFonts w:ascii="Georgia" w:hAnsi="Georgia"/>
+        </w:rPr>
+        <w:t xml:space="preserve">bounds. </w:t>
+      </w:r>
+    </w:p>
+    <w:p>
+      <w:pPr>
+        <w:rPr>
+          <w:rFonts w:ascii="Georgia" w:hAnsi="Georgia"/>
+        </w:rPr>
+      </w:pPr>
+      <w:r>
+        <w:rPr>
+          <w:rFonts w:ascii="Georgia" w:hAnsi="Georgia"/>
+        </w:rPr>
+        <w:t xml:space="preserve">Next, with these in hand we will make proposals for the kinds of process models we will use. Process models can vary in terms of the state space, process noise, sensor inputs, and physical laws they use. An example of variation in the state space would be the choice between quaternions or Euler angles for headings, the inclusion or exclusion of acceleration, and so on. Process noise not only governs the expansion of uncertainty overtime but also enables indirect inclusion of forces/parameters not directly captured in the state space. In place of said process noise changes to the system can also be taken directly from the sensor measurements themselves if those sensors are accurate enough to dead reckon. Finally, the specific physical laws used to drive time evolution of the state have to be explicitly stated within the state space chosen. To facilitate the creation of a useful registry a variety of possible versions of each of the above will be proposed to understand the generalizations needed for the simulation. </w:t>
+      </w:r>
+    </w:p>
+    <w:p>
+      <w:pPr>
+        <w:rPr>
+          <w:rFonts w:ascii="Georgia" w:hAnsi="Georgia"/>
+        </w:rPr>
+      </w:pPr>
+      <w:r>
+        <w:rPr>
+          <w:rFonts w:ascii="Georgia" w:hAnsi="Georgia"/>
+        </w:rPr>
+        <w:t xml:space="preserve">In tandem with the process model the observation models will need specification. Here we will specify the functions by which a </w:t>
+      </w:r>
+      <w:r>
+        <w:rPr>
+          <w:rFonts w:ascii="Georgia" w:hAnsi="Georgia"/>
+        </w:rPr>
+        <w:t>measurement</w:t>
+      </w:r>
+      <w:r>
+        <w:rPr>
+          <w:rFonts w:ascii="Georgia" w:hAnsi="Georgia"/>
+        </w:rPr>
+        <w:t xml:space="preserve"> can converted into a state space distribution. There will be a class of these for each category of sensor (accelerometers vs depth sensors vs gyroscopes, etc.) each with their own set of hyperparameters.</w:t>
+      </w:r>
+    </w:p>
+    <w:p>
+      <w:pPr>
+        <w:rPr>
+          <w:rFonts w:ascii="Georgia" w:hAnsi="Georgia"/>
+        </w:rPr>
+      </w:pPr>
+      <w:r>
+        <w:rPr>
+          <w:rFonts w:ascii="Georgia" w:hAnsi="Georgia"/>
+        </w:rPr>
+        <w:t>W</w:t>
+      </w:r>
+      <w:r>
+        <w:rPr>
+          <w:rFonts w:ascii="Georgia" w:hAnsi="Georgia"/>
+        </w:rPr>
+        <w:t xml:space="preserve">hile the process model is free to use a state space most efficient for itself </w:t>
+      </w:r>
+      <w:r>
+        <w:rPr>
+          <w:rFonts w:ascii="Georgia" w:hAnsi="Georgia"/>
+        </w:rPr>
+        <w:t>to</w:t>
+      </w:r>
+      <w:r>
+        <w:rPr>
+          <w:rFonts w:ascii="Georgia" w:hAnsi="Georgia"/>
+        </w:rPr>
+        <w:t xml:space="preserve"> compare different runs and configurations</w:t>
+      </w:r>
+      <w:r>
+        <w:rPr>
+          <w:rFonts w:ascii="Georgia" w:hAnsi="Georgia"/>
+        </w:rPr>
+        <w:t>,</w:t>
+      </w:r>
+      <w:r>
+        <w:rPr>
+          <w:rFonts w:ascii="Georgia" w:hAnsi="Georgia"/>
+        </w:rPr>
+        <w:t xml:space="preserve"> converters will be required to take that state space and return it to the physical space the movement itself </w:t>
+      </w:r>
+      <w:r>
+        <w:rPr>
+          <w:rFonts w:ascii="Georgia" w:hAnsi="Georgia"/>
+        </w:rPr>
+        <w:t xml:space="preserve">is captured in. This coordinate </w:t>
+      </w:r>
+      <w:r>
+        <w:rPr>
+          <w:rFonts w:ascii="Georgia" w:hAnsi="Georgia"/>
+        </w:rPr>
         <w:lastRenderedPageBreak/>
-        <w:t xml:space="preserve">Once the behaviors have been identified we will work with the same set of experts to understand tag attachments and likely deviations from the body frame. Here we wish to find parametrizable representations of those deviations </w:t>
-      </w:r>
-      <w:proofErr w:type="gramStart"/>
-      <w:r>
-        <w:rPr>
-          <w:rFonts w:ascii="Georgia" w:hAnsi="Georgia"/>
-        </w:rPr>
-        <w:t>in order to</w:t>
-      </w:r>
-      <w:proofErr w:type="gramEnd"/>
-      <w:r>
-        <w:rPr>
-          <w:rFonts w:ascii="Georgia" w:hAnsi="Georgia"/>
-        </w:rPr>
-        <w:t xml:space="preserve"> enable sensitivity analyses later. Examples of such deviations would be lag due to elastic attachment, buoyancy, turbulence, and so on. </w:t>
-      </w:r>
-    </w:p>
-    <w:p>
-      <w:pPr>
-        <w:rPr>
-          <w:rFonts w:ascii="Georgia" w:hAnsi="Georgia"/>
-        </w:rPr>
-      </w:pPr>
-      <w:r>
-        <w:rPr>
-          <w:rFonts w:ascii="Georgia" w:hAnsi="Georgia"/>
-        </w:rPr>
-        <w:t xml:space="preserve">With movement understood we will proceed to survey the available sensors on the market. Rather than attempting a brute force search of the space the intention will be to understand the boundaries of what is available </w:t>
-      </w:r>
-      <w:r>
-        <w:rPr>
-          <w:rFonts w:ascii="Georgia" w:hAnsi="Georgia"/>
-        </w:rPr>
-        <w:t>and find suitable representative sensors to include in the options within the simulation. Given the intention of the registry, if additional models need be added later that will hopefully be reasonably straightforward. In terms of the sensors</w:t>
+        <w:t xml:space="preserve">space will then be used for visual comparison of the distributions. </w:t>
+      </w:r>
+      <w:r>
+        <w:rPr>
+          <w:rFonts w:ascii="Georgia" w:hAnsi="Georgia"/>
+        </w:rPr>
+        <w:t>As such</w:t>
       </w:r>
       <w:r>
         <w:rPr>
@@ -1702,94 +2324,237 @@
         <w:rPr>
           <w:rFonts w:ascii="Georgia" w:hAnsi="Georgia"/>
         </w:rPr>
-        <w:t xml:space="preserve"> we specifically seek to understand power and energy consumption, sizes, cost, available specifications (configuration), errors (bias, noise, etc.), rates, precision, and bounds. </w:t>
-      </w:r>
-    </w:p>
-    <w:p>
-      <w:pPr>
-        <w:rPr>
-          <w:rFonts w:ascii="Georgia" w:hAnsi="Georgia"/>
-        </w:rPr>
-      </w:pPr>
-      <w:r>
-        <w:rPr>
-          <w:rFonts w:ascii="Georgia" w:hAnsi="Georgia"/>
-        </w:rPr>
-        <w:t xml:space="preserve">Next, with these in hand we will need to make proposals for the kinds of process models we will use. Process models can vary in terms of the state space, process noise, sensor inputs, and physical laws they use. An example of variation in the state space would be the choice between quaternions or Euler angles for headings, the inclusion or exclusion of acceleration, and so on. Process noise not only governs the expansion of </w:t>
-      </w:r>
-      <w:r>
-        <w:rPr>
-          <w:rFonts w:ascii="Georgia" w:hAnsi="Georgia"/>
-        </w:rPr>
-        <w:t>uncertainty overtime but also enables indirect inclusion of forces/parameters not directly captured in the state space.</w:t>
-      </w:r>
-      <w:r>
-        <w:rPr>
-          <w:rFonts w:ascii="Georgia" w:hAnsi="Georgia"/>
-        </w:rPr>
-        <w:t xml:space="preserve"> In place of said process noise changes to the system can also be taken directly from the sensor measurements themselves if those sensors are accurate enough to dead reckon. Finally, the specific physical laws used to drive time evolution of the state have to be explicitly stated within the state space chosen. </w:t>
-      </w:r>
-    </w:p>
-    <w:p>
-      <w:pPr>
-        <w:rPr>
-          <w:rFonts w:ascii="Georgia" w:hAnsi="Georgia"/>
-        </w:rPr>
-      </w:pPr>
-      <w:r>
-        <w:rPr>
-          <w:rFonts w:ascii="Georgia" w:hAnsi="Georgia"/>
-        </w:rPr>
-        <w:t xml:space="preserve">To facilitate the creation of a useful registry a variety of possible versions of each of the above will be proposed to understand the generalizations needed for the simulation. </w:t>
-      </w:r>
-    </w:p>
-    <w:p>
-      <w:pPr>
-        <w:rPr>
-          <w:rFonts w:ascii="Georgia" w:hAnsi="Georgia"/>
-        </w:rPr>
-      </w:pPr>
-      <w:r>
-        <w:rPr>
-          <w:rFonts w:ascii="Georgia" w:hAnsi="Georgia"/>
-        </w:rPr>
-        <w:t xml:space="preserve">In tandem with the process model the observation models will need specification. </w:t>
-      </w:r>
-      <w:r>
-        <w:rPr>
-          <w:rFonts w:ascii="Georgia" w:hAnsi="Georgia"/>
-        </w:rPr>
-        <w:t xml:space="preserve">Here we </w:t>
-      </w:r>
-      <w:r>
-        <w:rPr>
-          <w:rFonts w:ascii="Georgia" w:hAnsi="Georgia"/>
-        </w:rPr>
-        <w:t xml:space="preserve">will specify the </w:t>
-      </w:r>
-      <w:r>
-        <w:rPr>
-          <w:rFonts w:ascii="Georgia" w:hAnsi="Georgia"/>
-        </w:rPr>
-        <w:t>function</w:t>
-      </w:r>
-      <w:r>
-        <w:rPr>
-          <w:rFonts w:ascii="Georgia" w:hAnsi="Georgia"/>
-        </w:rPr>
-        <w:t>s</w:t>
-      </w:r>
-      <w:r>
-        <w:rPr>
-          <w:rFonts w:ascii="Georgia" w:hAnsi="Georgia"/>
-        </w:rPr>
-        <w:t xml:space="preserve"> by which a </w:t>
-      </w:r>
-      <w:r>
-        <w:rPr>
-          <w:rFonts w:ascii="Georgia" w:hAnsi="Georgia"/>
-        </w:rPr>
-        <w:t>measurement</w:t>
+        <w:t xml:space="preserve"> careful planning of its coordinates will be necessary. </w:t>
+      </w:r>
+    </w:p>
+    <w:p>
+      <w:pPr>
+        <w:rPr>
+          <w:rFonts w:ascii="Georgia" w:hAnsi="Georgia"/>
+        </w:rPr>
+      </w:pPr>
+      <w:r>
+        <w:rPr>
+          <w:rFonts w:ascii="Georgia" w:hAnsi="Georgia"/>
+        </w:rPr>
+        <w:t>Finally,</w:t>
+      </w:r>
+      <w:r>
+        <w:rPr>
+          <w:rFonts w:ascii="Georgia" w:hAnsi="Georgia"/>
+        </w:rPr>
+        <w:t xml:space="preserve"> we will wireframe both the simulation UI and the inspector UI used for comparing the state and observation distributions to the actual state. That inspector will need to be able to display for a selected timepoint (1) </w:t>
+      </w:r>
+      <w:r>
+        <w:rPr>
+          <w:rFonts w:ascii="Georgia" w:hAnsi="Georgia"/>
+        </w:rPr>
+        <w:t xml:space="preserve">the </w:t>
+      </w:r>
+      <w:r>
+        <w:rPr>
+          <w:rFonts w:ascii="Georgia" w:hAnsi="Georgia"/>
+        </w:rPr>
+        <w:t>pre-progression state distribution</w:t>
+      </w:r>
+      <w:r>
+        <w:rPr>
+          <w:rFonts w:ascii="Georgia" w:hAnsi="Georgia"/>
+        </w:rPr>
+        <w:t>,</w:t>
+      </w:r>
+      <w:r>
+        <w:rPr>
+          <w:rFonts w:ascii="Georgia" w:hAnsi="Georgia"/>
+        </w:rPr>
+        <w:t xml:space="preserve"> (2) </w:t>
+      </w:r>
+      <w:r>
+        <w:rPr>
+          <w:rFonts w:ascii="Georgia" w:hAnsi="Georgia"/>
+        </w:rPr>
+        <w:t xml:space="preserve">the </w:t>
+      </w:r>
+      <w:r>
+        <w:rPr>
+          <w:rFonts w:ascii="Georgia" w:hAnsi="Georgia"/>
+        </w:rPr>
+        <w:t>p</w:t>
+      </w:r>
+      <w:r>
+        <w:rPr>
+          <w:rFonts w:ascii="Georgia" w:hAnsi="Georgia"/>
+        </w:rPr>
+        <w:t>ost-progression state distribution</w:t>
+      </w:r>
+      <w:r>
+        <w:rPr>
+          <w:rFonts w:ascii="Georgia" w:hAnsi="Georgia"/>
+        </w:rPr>
+        <w:t>,</w:t>
+      </w:r>
+      <w:r>
+        <w:rPr>
+          <w:rFonts w:ascii="Georgia" w:hAnsi="Georgia"/>
+        </w:rPr>
+        <w:t xml:space="preserve"> (3) a</w:t>
+      </w:r>
+      <w:r>
+        <w:rPr>
+          <w:rFonts w:ascii="Georgia" w:hAnsi="Georgia"/>
+        </w:rPr>
+        <w:t>ny selected observation distributions</w:t>
+      </w:r>
+      <w:r>
+        <w:rPr>
+          <w:rFonts w:ascii="Georgia" w:hAnsi="Georgia"/>
+        </w:rPr>
+        <w:t>,</w:t>
+      </w:r>
+      <w:r>
+        <w:rPr>
+          <w:rFonts w:ascii="Georgia" w:hAnsi="Georgia"/>
+        </w:rPr>
+        <w:t xml:space="preserve"> and (4) t</w:t>
+      </w:r>
+      <w:r>
+        <w:rPr>
+          <w:rFonts w:ascii="Georgia" w:hAnsi="Georgia"/>
+        </w:rPr>
+        <w:t>he actual tag state and body state</w:t>
+      </w:r>
+      <w:r>
+        <w:rPr>
+          <w:rFonts w:ascii="Georgia" w:hAnsi="Georgia"/>
+        </w:rPr>
+        <w:t>. Beyond this it will need to provide the means to switch between (1) different simulation runs</w:t>
+      </w:r>
+      <w:r>
+        <w:rPr>
+          <w:rFonts w:ascii="Georgia" w:hAnsi="Georgia"/>
+        </w:rPr>
+        <w:t>,</w:t>
+      </w:r>
+      <w:r>
+        <w:rPr>
+          <w:rFonts w:ascii="Georgia" w:hAnsi="Georgia"/>
+        </w:rPr>
+        <w:t xml:space="preserve"> (2) different projections of the physical space (as it will have high dimensionality)</w:t>
+      </w:r>
+      <w:r>
+        <w:rPr>
+          <w:rFonts w:ascii="Georgia" w:hAnsi="Georgia"/>
+        </w:rPr>
+        <w:t>,</w:t>
+      </w:r>
+      <w:r>
+        <w:rPr>
+          <w:rFonts w:ascii="Georgia" w:hAnsi="Georgia"/>
+        </w:rPr>
+        <w:t xml:space="preserve"> and (3) the different available observation distributions. Finally</w:t>
+      </w:r>
+      <w:r>
+        <w:rPr>
+          <w:rFonts w:ascii="Georgia" w:hAnsi="Georgia"/>
+        </w:rPr>
+        <w:t>,</w:t>
+      </w:r>
+      <w:r>
+        <w:rPr>
+          <w:rFonts w:ascii="Georgia" w:hAnsi="Georgia"/>
+        </w:rPr>
+        <w:t xml:space="preserve"> given there can be many epochs we will want to display a timeline of relevant statistics (such as state distribution entropy) that </w:t>
+      </w:r>
+      <w:r>
+        <w:rPr>
+          <w:rFonts w:ascii="Georgia" w:hAnsi="Georgia"/>
+        </w:rPr>
+        <w:t xml:space="preserve">will </w:t>
+      </w:r>
+      <w:r>
+        <w:rPr>
+          <w:rFonts w:ascii="Georgia" w:hAnsi="Georgia"/>
+        </w:rPr>
+        <w:t>enable a user to quickly pick out timepoints of interest.</w:t>
+      </w:r>
+    </w:p>
+    <w:p>
+      <w:pPr>
+        <w:rPr>
+          <w:rFonts w:ascii="Georgia" w:hAnsi="Georgia"/>
+        </w:rPr>
+      </w:pPr>
+      <w:r>
+        <w:rPr>
+          <w:rFonts w:ascii="Georgia" w:hAnsi="Georgia"/>
+        </w:rPr>
+        <w:t xml:space="preserve">With </w:t>
+      </w:r>
+      <w:r>
+        <w:rPr>
+          <w:rFonts w:ascii="Georgia" w:hAnsi="Georgia"/>
+        </w:rPr>
+        <w:t>all</w:t>
+      </w:r>
+      <w:r>
+        <w:rPr>
+          <w:rFonts w:ascii="Georgia" w:hAnsi="Georgia"/>
+        </w:rPr>
+        <w:t xml:space="preserve"> this information in place we will then proceed to create specifications for each registry, </w:t>
+      </w:r>
+      <w:r>
+        <w:rPr>
+          <w:rFonts w:ascii="Georgia" w:hAnsi="Georgia"/>
+        </w:rPr>
+        <w:t xml:space="preserve">simulation </w:t>
+      </w:r>
+      <w:r>
+        <w:rPr>
+          <w:rFonts w:ascii="Georgia" w:hAnsi="Georgia"/>
+        </w:rPr>
+        <w:t xml:space="preserve">module, and </w:t>
+      </w:r>
+      <w:r>
+        <w:rPr>
+          <w:rFonts w:ascii="Georgia" w:hAnsi="Georgia"/>
+        </w:rPr>
+        <w:t xml:space="preserve">for </w:t>
+      </w:r>
+      <w:r>
+        <w:rPr>
+          <w:rFonts w:ascii="Georgia" w:hAnsi="Georgia"/>
+        </w:rPr>
+        <w:t xml:space="preserve">the components that will go into </w:t>
+      </w:r>
+      <w:r>
+        <w:rPr>
+          <w:rFonts w:ascii="Georgia" w:hAnsi="Georgia"/>
+        </w:rPr>
+        <w:t>those</w:t>
+      </w:r>
+      <w:r>
+        <w:rPr>
+          <w:rFonts w:ascii="Georgia" w:hAnsi="Georgia"/>
+        </w:rPr>
+        <w:t xml:space="preserve"> registr</w:t>
+      </w:r>
+      <w:r>
+        <w:rPr>
+          <w:rFonts w:ascii="Georgia" w:hAnsi="Georgia"/>
+        </w:rPr>
+        <w:t>ies</w:t>
+      </w:r>
+      <w:r>
+        <w:rPr>
+          <w:rFonts w:ascii="Georgia" w:hAnsi="Georgia"/>
+        </w:rPr>
+        <w:t>. Furthermore</w:t>
+      </w:r>
+      <w:r>
+        <w:rPr>
+          <w:rFonts w:ascii="Georgia" w:hAnsi="Georgia"/>
+        </w:rPr>
+        <w:t>,</w:t>
       </w:r>
       <w:r>
         <w:rPr>
@@ -1801,182 +2566,28 @@
         <w:rPr>
           <w:rFonts w:ascii="Georgia" w:hAnsi="Georgia"/>
         </w:rPr>
-        <w:t>can</w:t>
-      </w:r>
-      <w:r>
-        <w:rPr>
-          <w:rFonts w:ascii="Georgia" w:hAnsi="Georgia"/>
-        </w:rPr>
-        <w:t xml:space="preserve"> converted into a state space distribution. There will be a class of these for each category of sensor (accelerometers vs depth sensors vs gyroscopes, etc.) each with their own set of hyperparameters.</w:t>
-      </w:r>
-    </w:p>
-    <w:p>
-      <w:pPr>
-        <w:rPr>
-          <w:rFonts w:ascii="Georgia" w:hAnsi="Georgia"/>
-        </w:rPr>
-      </w:pPr>
-      <w:r>
-        <w:rPr>
-          <w:rFonts w:ascii="Georgia" w:hAnsi="Georgia"/>
-        </w:rPr>
-        <w:t>W</w:t>
-      </w:r>
-      <w:r>
-        <w:rPr>
-          <w:rFonts w:ascii="Georgia" w:hAnsi="Georgia"/>
-        </w:rPr>
-        <w:t xml:space="preserve">hile the process model is free to use a state space most efficient for itself </w:t>
-      </w:r>
-      <w:r>
-        <w:rPr>
-          <w:rFonts w:ascii="Georgia" w:hAnsi="Georgia"/>
-        </w:rPr>
-        <w:t>to</w:t>
-      </w:r>
-      <w:r>
-        <w:rPr>
-          <w:rFonts w:ascii="Georgia" w:hAnsi="Georgia"/>
-        </w:rPr>
-        <w:t xml:space="preserve"> compare different runs and configurations converters will be required to take that state space and return it to the physical space the movement itself </w:t>
-      </w:r>
-      <w:r>
-        <w:rPr>
-          <w:rFonts w:ascii="Georgia" w:hAnsi="Georgia"/>
-        </w:rPr>
-        <w:t xml:space="preserve">is captured in. This coordinate space will then be the one used for visual comparison of the distributions. </w:t>
-      </w:r>
-      <w:r>
-        <w:rPr>
-          <w:rFonts w:ascii="Georgia" w:hAnsi="Georgia"/>
-        </w:rPr>
-        <w:t>Therefore,</w:t>
-      </w:r>
-      <w:r>
-        <w:rPr>
-          <w:rFonts w:ascii="Georgia" w:hAnsi="Georgia"/>
-        </w:rPr>
-        <w:t xml:space="preserve"> careful planning of its coordinates will be necessary. </w:t>
-      </w:r>
-    </w:p>
-    <w:p>
-      <w:pPr>
-        <w:rPr>
-          <w:rFonts w:ascii="Georgia" w:hAnsi="Georgia"/>
-        </w:rPr>
-      </w:pPr>
-      <w:r>
-        <w:rPr>
-          <w:rFonts w:ascii="Georgia" w:hAnsi="Georgia"/>
-        </w:rPr>
-        <w:t>Finally,</w:t>
-      </w:r>
-      <w:r>
-        <w:rPr>
-          <w:rFonts w:ascii="Georgia" w:hAnsi="Georgia"/>
-        </w:rPr>
-        <w:t xml:space="preserve"> we will wireframe both the simulation UI and the inspector UI used for comparing the state and observation distributions to the actual state. That inspector will need to be able to display for a selected timepoint (1) p</w:t>
-      </w:r>
-      <w:r>
-        <w:rPr>
-          <w:rFonts w:ascii="Georgia" w:hAnsi="Georgia"/>
-        </w:rPr>
-        <w:t>re-progression state distribution</w:t>
-      </w:r>
-      <w:r>
-        <w:rPr>
-          <w:rFonts w:ascii="Georgia" w:hAnsi="Georgia"/>
-        </w:rPr>
-        <w:t xml:space="preserve"> (2) p</w:t>
-      </w:r>
-      <w:r>
-        <w:rPr>
-          <w:rFonts w:ascii="Georgia" w:hAnsi="Georgia"/>
-        </w:rPr>
-        <w:t>ost-progression state distribution</w:t>
-      </w:r>
-      <w:r>
-        <w:rPr>
-          <w:rFonts w:ascii="Georgia" w:hAnsi="Georgia"/>
-        </w:rPr>
-        <w:t xml:space="preserve"> (3) a</w:t>
-      </w:r>
-      <w:r>
-        <w:rPr>
-          <w:rFonts w:ascii="Georgia" w:hAnsi="Georgia"/>
-        </w:rPr>
-        <w:t>ny selected observation distributions</w:t>
-      </w:r>
-      <w:r>
-        <w:rPr>
-          <w:rFonts w:ascii="Georgia" w:hAnsi="Georgia"/>
-        </w:rPr>
-        <w:t xml:space="preserve"> and (4) </w:t>
-      </w:r>
-      <w:r>
-        <w:rPr>
-          <w:rFonts w:ascii="Georgia" w:hAnsi="Georgia"/>
-        </w:rPr>
-        <w:lastRenderedPageBreak/>
-        <w:t>t</w:t>
-      </w:r>
-      <w:r>
-        <w:rPr>
-          <w:rFonts w:ascii="Georgia" w:hAnsi="Georgia"/>
-        </w:rPr>
-        <w:t>he actual tag state and body state</w:t>
-      </w:r>
-      <w:r>
-        <w:rPr>
-          <w:rFonts w:ascii="Georgia" w:hAnsi="Georgia"/>
-        </w:rPr>
-        <w:t xml:space="preserve">. Beyond this it will need to provide the means to switch between (1) different simulation runs (2) different projections of the physical space (as it will have high dimensionality) and (3) the different available observation distributions. </w:t>
-      </w:r>
-      <w:r>
-        <w:rPr>
-          <w:rFonts w:ascii="Georgia" w:hAnsi="Georgia"/>
-        </w:rPr>
-        <w:t>Finally given there can be many epochs we will want to display a timeline of relevant statistics (such as state distribution entropy) that enable a user to quickly pick out timepoints of interest.</w:t>
-      </w:r>
-    </w:p>
-    <w:p>
-      <w:pPr>
-        <w:rPr>
-          <w:rFonts w:ascii="Georgia" w:hAnsi="Georgia"/>
-        </w:rPr>
-      </w:pPr>
-      <w:r>
-        <w:rPr>
-          <w:rFonts w:ascii="Georgia" w:hAnsi="Georgia"/>
-        </w:rPr>
-        <w:t xml:space="preserve">With </w:t>
-      </w:r>
-      <w:proofErr w:type="gramStart"/>
-      <w:r>
-        <w:rPr>
-          <w:rFonts w:ascii="Georgia" w:hAnsi="Georgia"/>
-        </w:rPr>
-        <w:t>all of</w:t>
-      </w:r>
-      <w:proofErr w:type="gramEnd"/>
-      <w:r>
-        <w:rPr>
-          <w:rFonts w:ascii="Georgia" w:hAnsi="Georgia"/>
-        </w:rPr>
-        <w:t xml:space="preserve"> this information in place we will then proceed to create specifications for each registry, module, and the components that will go into that registry. Furthermore</w:t>
-      </w:r>
-      <w:r>
-        <w:rPr>
-          <w:rFonts w:ascii="Georgia" w:hAnsi="Georgia"/>
-        </w:rPr>
-        <w:t>,</w:t>
-      </w:r>
-      <w:r>
-        <w:rPr>
-          <w:rFonts w:ascii="Georgia" w:hAnsi="Georgia"/>
-        </w:rPr>
-        <w:t xml:space="preserve"> we will make any technology selections at this point in terms of the sensor fusion libraries to use</w:t>
-      </w:r>
+        <w:t>at this point we</w:t>
+      </w:r>
+      <w:r>
+        <w:rPr>
+          <w:rFonts w:ascii="Georgia" w:hAnsi="Georgia"/>
+        </w:rPr>
+        <w:t xml:space="preserve"> will make any technology selections in terms of the sensor fusion libraries to use</w:t>
+      </w:r>
+      <w:r>
+        <w:rPr>
+          <w:rFonts w:ascii="Georgia" w:hAnsi="Georgia"/>
+        </w:rPr>
+        <w:t xml:space="preserve"> (</w:t>
+      </w:r>
+      <w:proofErr w:type="spellStart"/>
+      <w:r>
+        <w:rPr>
+          <w:rFonts w:ascii="Georgia" w:hAnsi="Georgia"/>
+        </w:rPr>
+        <w:t>StoneSoup</w:t>
+      </w:r>
+      <w:proofErr w:type="spellEnd"/>
       <w:r>
         <w:rPr>
           <w:rFonts w:ascii="Georgia" w:hAnsi="Georgia"/>
@@ -1989,12 +2600,42 @@
         </w:rPr>
         <w:t>(</w:t>
       </w:r>
+      <w:r>
+        <w:rPr>
+          <w:rFonts w:ascii="Georgia" w:hAnsi="Georgia"/>
+        </w:rPr>
+        <w:t>Hiscocks</w:t>
+      </w:r>
+      <w:r>
+        <w:rPr>
+          <w:rFonts w:ascii="Georgia" w:hAnsi="Georgia"/>
+        </w:rPr>
+        <w:t xml:space="preserve">, </w:t>
+      </w:r>
+      <w:r>
+        <w:rPr>
+          <w:rFonts w:ascii="Georgia" w:hAnsi="Georgia"/>
+        </w:rPr>
+        <w:t>2023</w:t>
+      </w:r>
+      <w:r>
+        <w:rPr>
+          <w:rFonts w:ascii="Georgia" w:hAnsi="Georgia"/>
+        </w:rPr>
+        <w:t xml:space="preserve">) </w:t>
+      </w:r>
+      <w:r>
+        <w:rPr>
+          <w:rFonts w:ascii="Georgia" w:hAnsi="Georgia"/>
+        </w:rPr>
+        <w:t xml:space="preserve">or </w:t>
+      </w:r>
       <w:proofErr w:type="spellStart"/>
       <w:r>
         <w:rPr>
           <w:rFonts w:ascii="Georgia" w:hAnsi="Georgia"/>
         </w:rPr>
-        <w:t>StoneSoup</w:t>
+        <w:t>Dynamax</w:t>
       </w:r>
       <w:proofErr w:type="spellEnd"/>
       <w:r>
@@ -2007,7 +2648,56 @@
         <w:rPr>
           <w:rFonts w:ascii="Georgia" w:hAnsi="Georgia"/>
         </w:rPr>
-        <w:t>or</w:t>
+        <w:t>(</w:t>
+      </w:r>
+      <w:r>
+        <w:rPr>
+          <w:rFonts w:ascii="Georgia" w:hAnsi="Georgia"/>
+        </w:rPr>
+        <w:t>Linderman</w:t>
+      </w:r>
+      <w:r>
+        <w:rPr>
+          <w:rFonts w:ascii="Georgia" w:hAnsi="Georgia"/>
+        </w:rPr>
+        <w:t xml:space="preserve">, 2025) </w:t>
+      </w:r>
+      <w:r>
+        <w:rPr>
+          <w:rFonts w:ascii="Georgia" w:hAnsi="Georgia"/>
+        </w:rPr>
+        <w:t>for example)</w:t>
+      </w:r>
+      <w:r>
+        <w:rPr>
+          <w:rFonts w:ascii="Georgia" w:hAnsi="Georgia"/>
+        </w:rPr>
+        <w:t xml:space="preserve">, UI libraries to use, data formats, warehouse design, labeling and tracking, and so on. </w:t>
+      </w:r>
+      <w:r>
+        <w:rPr>
+          <w:rFonts w:ascii="Georgia" w:hAnsi="Georgia"/>
+        </w:rPr>
+        <w:t xml:space="preserve">The outcome at this stage should be a complete design and specification of the simulation and the initial entries for the registry. </w:t>
+      </w:r>
+    </w:p>
+    <w:p>
+      <w:pPr>
+        <w:rPr>
+          <w:rFonts w:ascii="Georgia" w:hAnsi="Georgia"/>
+        </w:rPr>
+      </w:pPr>
+      <w:r>
+        <w:rPr>
+          <w:rFonts w:ascii="Georgia" w:hAnsi="Georgia"/>
+        </w:rPr>
+        <w:t xml:space="preserve">Those designs will then be passed to Claude </w:t>
+      </w:r>
+      <w:r>
+        <w:rPr>
+          <w:rFonts w:ascii="Georgia" w:hAnsi="Georgia"/>
+        </w:rPr>
+        <w:t>for implementation</w:t>
       </w:r>
       <w:r>
         <w:rPr>
@@ -2015,44 +2705,23 @@
         </w:rPr>
         <w:t xml:space="preserve"> </w:t>
       </w:r>
-      <w:proofErr w:type="spellStart"/>
-      <w:r>
-        <w:rPr>
-          <w:rFonts w:ascii="Georgia" w:hAnsi="Georgia"/>
-        </w:rPr>
-        <w:t>Dynamax</w:t>
-      </w:r>
-      <w:proofErr w:type="spellEnd"/>
-      <w:r>
-        <w:rPr>
-          <w:rFonts w:ascii="Georgia" w:hAnsi="Georgia"/>
-        </w:rPr>
-        <w:t xml:space="preserve"> for example)</w:t>
-      </w:r>
-      <w:r>
-        <w:rPr>
-          <w:rFonts w:ascii="Georgia" w:hAnsi="Georgia"/>
-        </w:rPr>
-        <w:t xml:space="preserve">, UI libraries to use, data formats, warehouse design, labeling and tracking, and so on. </w:t>
-      </w:r>
-      <w:r>
-        <w:rPr>
-          <w:rFonts w:ascii="Georgia" w:hAnsi="Georgia"/>
-        </w:rPr>
-        <w:t xml:space="preserve">The outcome at this stage should be a complete design and specification of the simulation and the initial entries for the registry. </w:t>
-      </w:r>
-    </w:p>
-    <w:p>
-      <w:pPr>
-        <w:rPr>
-          <w:rFonts w:ascii="Georgia" w:hAnsi="Georgia"/>
-        </w:rPr>
-      </w:pPr>
-      <w:r>
-        <w:rPr>
-          <w:rFonts w:ascii="Georgia" w:hAnsi="Georgia"/>
-        </w:rPr>
-        <w:t xml:space="preserve">Those designs will then be passed to Claude to construct the simulation. </w:t>
+      <w:r>
+        <w:rPr>
+          <w:rFonts w:ascii="Georgia" w:hAnsi="Georgia"/>
+        </w:rPr>
+        <w:t>of code which</w:t>
+      </w:r>
+      <w:r>
+        <w:rPr>
+          <w:rFonts w:ascii="Georgia" w:hAnsi="Georgia"/>
+        </w:rPr>
+        <w:t xml:space="preserve"> will then undergo human code review</w:t>
+      </w:r>
+      <w:r>
+        <w:rPr>
+          <w:rFonts w:ascii="Georgia" w:hAnsi="Georgia"/>
+        </w:rPr>
+        <w:t xml:space="preserve">. </w:t>
       </w:r>
     </w:p>
     <w:p>
@@ -2080,62 +2749,662 @@
         </w:rPr>
         <w:t>Case Studies</w:t>
       </w:r>
-    </w:p>
-    <w:p>
-      <w:pPr>
-        <w:rPr>
-          <w:rFonts w:ascii="Georgia" w:hAnsi="Georgia"/>
-        </w:rPr>
-      </w:pPr>
-      <w:r>
-        <w:rPr>
-          <w:rFonts w:ascii="Georgia" w:hAnsi="Georgia"/>
-        </w:rPr>
-        <w:t>We will first select a “nominal” case for each of the</w:t>
-      </w:r>
-      <w:r>
-        <w:rPr>
-          <w:rFonts w:ascii="Georgia" w:hAnsi="Georgia"/>
-        </w:rPr>
-        <w:t xml:space="preserve"> behaviors that represents a best-case scenario. For each of these we will then use the iterative approach described above to find a set of feasible solutions. In this process we will identify the main constraints in tag development for each species to help guide the selection of sensors and configurations given there are likely multiple such feasible solutions. </w:t>
-      </w:r>
-    </w:p>
-    <w:p>
-      <w:pPr>
-        <w:rPr>
-          <w:rFonts w:ascii="Georgia" w:hAnsi="Georgia"/>
-        </w:rPr>
-      </w:pPr>
-      <w:r>
-        <w:rPr>
-          <w:rFonts w:ascii="Georgia" w:hAnsi="Georgia"/>
-        </w:rPr>
-        <w:t xml:space="preserve">Once initial solutions are found we will then proceed to sensitivity analyses. This will involve varying the tag deviations, noise sources, and behavior parameters until we are satisfied that we have a solution that can withstand reasonable deviations from nominal conditions. </w:t>
-      </w:r>
-    </w:p>
-    <w:p>
-      <w:pPr>
-        <w:rPr>
-          <w:rFonts w:ascii="Georgia" w:hAnsi="Georgia"/>
-        </w:rPr>
-      </w:pPr>
-      <w:r>
-        <w:rPr>
-          <w:rFonts w:ascii="Georgia" w:hAnsi="Georgia"/>
-        </w:rPr>
-        <w:t xml:space="preserve">The ultimate outcome of this process will be a recommendation of </w:t>
-      </w:r>
-      <w:r>
-        <w:rPr>
-          <w:rFonts w:ascii="Georgia" w:hAnsi="Georgia"/>
-        </w:rPr>
-        <w:t xml:space="preserve">the </w:t>
-      </w:r>
-      <w:r>
-        <w:rPr>
-          <w:rFonts w:ascii="Georgia" w:hAnsi="Georgia"/>
-        </w:rPr>
-        <w:t>sensors, configurations, and filters along with characterizations of filter performance and curves expressing how performance changes around nominal conditions.</w:t>
+      <w:r>
+        <w:rPr>
+          <w:rFonts w:ascii="Georgia" w:hAnsi="Georgia"/>
+          <w:i/>
+          <w:iCs/>
+          <w:sz w:val="28"/>
+          <w:szCs w:val="28"/>
+        </w:rPr>
+        <w:t>: Nominal Conditions</w:t>
+      </w:r>
+    </w:p>
+    <w:p>
+      <w:pPr>
+        <w:rPr>
+          <w:rFonts w:ascii="Georgia" w:hAnsi="Georgia"/>
+        </w:rPr>
+      </w:pPr>
+      <w:r>
+        <w:rPr>
+          <w:rFonts w:ascii="Georgia" w:hAnsi="Georgia"/>
+        </w:rPr>
+        <w:t xml:space="preserve">We will first select a </w:t>
+      </w:r>
+      <w:r>
+        <w:rPr>
+          <w:rFonts w:ascii="Georgia" w:hAnsi="Georgia"/>
+        </w:rPr>
+        <w:t xml:space="preserve">starting behavior for each species </w:t>
+      </w:r>
+      <w:r>
+        <w:rPr>
+          <w:rFonts w:ascii="Georgia" w:hAnsi="Georgia"/>
+        </w:rPr>
+        <w:t xml:space="preserve">and simulate movements. </w:t>
+      </w:r>
+      <w:r>
+        <w:rPr>
+          <w:rFonts w:ascii="Georgia" w:hAnsi="Georgia"/>
+        </w:rPr>
+        <w:t>To</w:t>
+      </w:r>
+      <w:r>
+        <w:rPr>
+          <w:rFonts w:ascii="Georgia" w:hAnsi="Georgia"/>
+        </w:rPr>
+        <w:t xml:space="preserve"> capture the range of movements associated with that behavior we will sample from the parameter space of each of the behavior models to generate N simulations. </w:t>
+      </w:r>
+      <w:r>
+        <w:rPr>
+          <w:rFonts w:ascii="Georgia" w:hAnsi="Georgia"/>
+        </w:rPr>
+        <w:t>We will also select</w:t>
+      </w:r>
+      <w:r>
+        <w:rPr>
+          <w:rFonts w:ascii="Georgia" w:hAnsi="Georgia"/>
+        </w:rPr>
+        <w:t xml:space="preserve"> a “nominal” case for tag deviation from each of the representative species that represents a best-case scenario</w:t>
+      </w:r>
+      <w:r>
+        <w:rPr>
+          <w:rFonts w:ascii="Georgia" w:hAnsi="Georgia"/>
+        </w:rPr>
+        <w:t>.</w:t>
+      </w:r>
+      <w:r>
+        <w:rPr>
+          <w:rFonts w:ascii="Georgia" w:hAnsi="Georgia"/>
+        </w:rPr>
+        <w:t xml:space="preserve"> </w:t>
+      </w:r>
+      <w:r>
+        <w:rPr>
+          <w:rFonts w:ascii="Georgia" w:hAnsi="Georgia"/>
+        </w:rPr>
+        <w:t>To represent these deviations appropriately</w:t>
+      </w:r>
+      <w:r>
+        <w:rPr>
+          <w:rFonts w:ascii="Georgia" w:hAnsi="Georgia"/>
+        </w:rPr>
+        <w:t xml:space="preserve">, we will sample M times from the tag deviations chosen for the nominal case to end up with NM examples. </w:t>
+      </w:r>
+    </w:p>
+    <w:p>
+      <w:pPr>
+        <w:rPr>
+          <w:rFonts w:ascii="Georgia" w:hAnsi="Georgia"/>
+        </w:rPr>
+      </w:pPr>
+      <w:r>
+        <w:rPr>
+          <w:rFonts w:ascii="Georgia" w:hAnsi="Georgia"/>
+        </w:rPr>
+        <w:t xml:space="preserve">We will select 1 example out of these samples for each of the 3 starting behaviors and use the iterative approach described above to search for a feasible solution. To define feasibility, we will need to select a tolerance beyond which the </w:t>
+      </w:r>
+      <w:r>
+        <w:rPr>
+          <w:rFonts w:ascii="Georgia" w:hAnsi="Georgia"/>
+        </w:rPr>
+        <w:t xml:space="preserve">average </w:t>
+      </w:r>
+      <w:r>
+        <w:rPr>
+          <w:rFonts w:ascii="Georgia" w:hAnsi="Georgia"/>
+        </w:rPr>
+        <w:t xml:space="preserve">deviation of the fused state </w:t>
+      </w:r>
+      <w:r>
+        <w:rPr>
+          <w:rFonts w:ascii="Georgia" w:hAnsi="Georgia"/>
+        </w:rPr>
+        <w:t xml:space="preserve">over the state distribution </w:t>
+      </w:r>
+      <w:r>
+        <w:rPr>
+          <w:rFonts w:ascii="Georgia" w:hAnsi="Georgia"/>
+        </w:rPr>
+        <w:t>cannot exceed. Specifically, we can, for each point in the fused state distribution compute the squared deviation from the actual state of the tag and then sum these</w:t>
+      </w:r>
+      <w:r>
+        <w:rPr>
+          <w:rFonts w:ascii="Georgia" w:hAnsi="Georgia"/>
+        </w:rPr>
+        <w:t>,</w:t>
+      </w:r>
+      <w:r>
+        <w:rPr>
+          <w:rFonts w:ascii="Georgia" w:hAnsi="Georgia"/>
+        </w:rPr>
+        <w:t xml:space="preserve"> weighted by the probabilities given by the filter</w:t>
+      </w:r>
+      <w:r>
+        <w:rPr>
+          <w:rFonts w:ascii="Georgia" w:hAnsi="Georgia"/>
+        </w:rPr>
+        <w:t>,</w:t>
+      </w:r>
+      <w:r>
+        <w:rPr>
+          <w:rFonts w:ascii="Georgia" w:hAnsi="Georgia"/>
+        </w:rPr>
+        <w:t xml:space="preserve"> to arrive at an averaged deviation. </w:t>
+      </w:r>
+      <w:r>
+        <w:rPr>
+          <w:rFonts w:ascii="Georgia" w:hAnsi="Georgia"/>
+        </w:rPr>
+        <w:t>To consider the actual state captured</w:t>
+      </w:r>
+      <w:r>
+        <w:rPr>
+          <w:rFonts w:ascii="Georgia" w:hAnsi="Georgia"/>
+        </w:rPr>
+        <w:t>,</w:t>
+      </w:r>
+      <w:r>
+        <w:rPr>
+          <w:rFonts w:ascii="Georgia" w:hAnsi="Georgia"/>
+        </w:rPr>
+        <w:t xml:space="preserve"> this averaged deviation must </w:t>
+      </w:r>
+      <w:r>
+        <w:rPr>
+          <w:rFonts w:ascii="Georgia" w:hAnsi="Georgia"/>
+        </w:rPr>
+        <w:lastRenderedPageBreak/>
+        <w:t xml:space="preserve">stay within specific bounds. We pose it this way instead of looking at overall error to ensure there are no large deviations that are then offset by low deviations elsewhere in time. </w:t>
+      </w:r>
+    </w:p>
+    <w:p>
+      <w:pPr>
+        <w:rPr>
+          <w:rFonts w:ascii="Georgia" w:hAnsi="Georgia"/>
+        </w:rPr>
+      </w:pPr>
+      <w:r>
+        <w:rPr>
+          <w:rFonts w:ascii="Georgia" w:hAnsi="Georgia"/>
+        </w:rPr>
+        <w:t xml:space="preserve">However, not all deviations are necessarily an issue. For example, if the intention is to capture strikes and we find a filter that can do so but over time creates horizontal drift this is not </w:t>
+      </w:r>
+      <w:r>
+        <w:rPr>
+          <w:rFonts w:ascii="Georgia" w:hAnsi="Georgia"/>
+        </w:rPr>
+        <w:t>necessarily</w:t>
+      </w:r>
+      <w:r>
+        <w:rPr>
+          <w:rFonts w:ascii="Georgia" w:hAnsi="Georgia"/>
+        </w:rPr>
+        <w:t xml:space="preserve"> an issue given we can still identify the strikes within the drift. Therefore, we will need to account for and strip such drifts out of our </w:t>
+      </w:r>
+      <w:r>
+        <w:rPr>
+          <w:rFonts w:ascii="Georgia" w:hAnsi="Georgia"/>
+        </w:rPr>
+        <w:t>tolerance evaluation.</w:t>
+      </w:r>
+    </w:p>
+    <w:p>
+      <w:pPr>
+        <w:rPr>
+          <w:rFonts w:ascii="Georgia" w:hAnsi="Georgia"/>
+        </w:rPr>
+      </w:pPr>
+      <w:r>
+        <w:rPr>
+          <w:rFonts w:ascii="Georgia" w:hAnsi="Georgia"/>
+        </w:rPr>
+        <w:t>Likewise, given we will be working with filters that update through time</w:t>
+      </w:r>
+      <w:r>
+        <w:rPr>
+          <w:rFonts w:ascii="Georgia" w:hAnsi="Georgia"/>
+        </w:rPr>
+        <w:t>,</w:t>
+      </w:r>
+      <w:r>
+        <w:rPr>
+          <w:rFonts w:ascii="Georgia" w:hAnsi="Georgia"/>
+        </w:rPr>
+        <w:t xml:space="preserve"> there will always be a lag implicit in any filter where it takes some number of observations to collapse the state after a large </w:t>
+      </w:r>
+      <w:r>
+        <w:rPr>
+          <w:rFonts w:ascii="Georgia" w:hAnsi="Georgia"/>
+        </w:rPr>
+        <w:t xml:space="preserve">change </w:t>
+      </w:r>
+      <w:r>
+        <w:rPr>
+          <w:rFonts w:ascii="Georgia" w:hAnsi="Georgia"/>
+        </w:rPr>
+        <w:t>has taken place. Given some amount of lag is implicit we will need to identify what amount of lag is tolerable and then exclud</w:t>
+      </w:r>
+      <w:r>
+        <w:rPr>
+          <w:rFonts w:ascii="Georgia" w:hAnsi="Georgia"/>
+        </w:rPr>
+        <w:t>e</w:t>
+      </w:r>
+      <w:r>
+        <w:rPr>
+          <w:rFonts w:ascii="Georgia" w:hAnsi="Georgia"/>
+        </w:rPr>
+        <w:t xml:space="preserve"> this from our evaluation of tolerance as well. </w:t>
+      </w:r>
+    </w:p>
+    <w:p>
+      <w:pPr>
+        <w:rPr>
+          <w:rFonts w:ascii="Georgia" w:hAnsi="Georgia"/>
+        </w:rPr>
+      </w:pPr>
+      <w:r>
+        <w:rPr>
+          <w:rFonts w:ascii="Georgia" w:hAnsi="Georgia"/>
+        </w:rPr>
+        <w:t xml:space="preserve">In </w:t>
+      </w:r>
+      <w:r>
+        <w:rPr>
+          <w:rFonts w:ascii="Georgia" w:hAnsi="Georgia"/>
+        </w:rPr>
+        <w:t>both</w:t>
+      </w:r>
+      <w:r>
+        <w:rPr>
+          <w:rFonts w:ascii="Georgia" w:hAnsi="Georgia"/>
+        </w:rPr>
+        <w:t xml:space="preserve"> cases, however, this can be treated practically. That is</w:t>
+      </w:r>
+      <w:r>
+        <w:rPr>
+          <w:rFonts w:ascii="Georgia" w:hAnsi="Georgia"/>
+        </w:rPr>
+        <w:t>,</w:t>
+      </w:r>
+      <w:r>
+        <w:rPr>
+          <w:rFonts w:ascii="Georgia" w:hAnsi="Georgia"/>
+        </w:rPr>
+        <w:t xml:space="preserve"> we can look for and exclude these kinds of deviations </w:t>
+      </w:r>
+      <w:r>
+        <w:rPr>
+          <w:rFonts w:ascii="Georgia" w:hAnsi="Georgia"/>
+        </w:rPr>
+        <w:t>as</w:t>
+      </w:r>
+      <w:r>
+        <w:rPr>
+          <w:rFonts w:ascii="Georgia" w:hAnsi="Georgia"/>
+        </w:rPr>
+        <w:t xml:space="preserve"> they occur as opposed to attempting to </w:t>
+      </w:r>
+      <w:r>
+        <w:rPr>
+          <w:rFonts w:ascii="Georgia" w:hAnsi="Georgia"/>
+        </w:rPr>
+        <w:t>quantify</w:t>
+      </w:r>
+      <w:r>
+        <w:rPr>
+          <w:rFonts w:ascii="Georgia" w:hAnsi="Georgia"/>
+        </w:rPr>
+        <w:t xml:space="preserve"> </w:t>
+      </w:r>
+      <w:r>
+        <w:rPr>
+          <w:rFonts w:ascii="Georgia" w:hAnsi="Georgia"/>
+        </w:rPr>
+        <w:t>every possible version in advance</w:t>
+      </w:r>
+      <w:r>
+        <w:rPr>
+          <w:rFonts w:ascii="Georgia" w:hAnsi="Georgia"/>
+        </w:rPr>
+        <w:t>. If the sensors and configuration</w:t>
+      </w:r>
+      <w:r>
+        <w:rPr>
+          <w:rFonts w:ascii="Georgia" w:hAnsi="Georgia"/>
+        </w:rPr>
+        <w:t>s</w:t>
+      </w:r>
+      <w:r>
+        <w:rPr>
+          <w:rFonts w:ascii="Georgia" w:hAnsi="Georgia"/>
+        </w:rPr>
+        <w:t xml:space="preserve"> chosen </w:t>
+      </w:r>
+      <w:proofErr w:type="gramStart"/>
+      <w:r>
+        <w:rPr>
+          <w:rFonts w:ascii="Georgia" w:hAnsi="Georgia"/>
+        </w:rPr>
+        <w:t>do</w:t>
+      </w:r>
+      <w:proofErr w:type="gramEnd"/>
+      <w:r>
+        <w:rPr>
+          <w:rFonts w:ascii="Georgia" w:hAnsi="Georgia"/>
+        </w:rPr>
+        <w:t xml:space="preserve"> not lead to appreciable </w:t>
+      </w:r>
+      <w:r>
+        <w:rPr>
+          <w:rFonts w:ascii="Georgia" w:hAnsi="Georgia"/>
+        </w:rPr>
+        <w:t>issues</w:t>
+      </w:r>
+      <w:r>
+        <w:rPr>
+          <w:rFonts w:ascii="Georgia" w:hAnsi="Georgia"/>
+        </w:rPr>
+        <w:t xml:space="preserve">, there </w:t>
+      </w:r>
+      <w:r>
+        <w:rPr>
+          <w:rFonts w:ascii="Georgia" w:hAnsi="Georgia"/>
+        </w:rPr>
+        <w:t>is no need to address them</w:t>
+      </w:r>
+      <w:r>
+        <w:rPr>
+          <w:rFonts w:ascii="Georgia" w:hAnsi="Georgia"/>
+        </w:rPr>
+        <w:t xml:space="preserve">. </w:t>
+      </w:r>
+    </w:p>
+    <w:p>
+      <w:pPr>
+        <w:rPr>
+          <w:rFonts w:ascii="Georgia" w:hAnsi="Georgia"/>
+        </w:rPr>
+      </w:pPr>
+      <w:r>
+        <w:rPr>
+          <w:rFonts w:ascii="Georgia" w:hAnsi="Georgia"/>
+        </w:rPr>
+        <w:t>In summary for each of the 3 chosen behaviors we will select a reasonable starting configuration, run sensor fusion, inspect the tolerance</w:t>
+      </w:r>
+      <w:r>
+        <w:rPr>
+          <w:rFonts w:ascii="Georgia" w:hAnsi="Georgia"/>
+        </w:rPr>
+        <w:t xml:space="preserve">, look for lag or drift deviations that are unimportant to us, and then if tolerance is not met use the iterative approach described above to search for sensors and configuration that will be within tolerance. </w:t>
+      </w:r>
+    </w:p>
+    <w:p>
+      <w:pPr>
+        <w:rPr>
+          <w:rFonts w:ascii="Georgia" w:hAnsi="Georgia"/>
+        </w:rPr>
+      </w:pPr>
+      <w:r>
+        <w:rPr>
+          <w:rFonts w:ascii="Georgia" w:hAnsi="Georgia"/>
+        </w:rPr>
+        <w:t xml:space="preserve">Once feasible solutions are found for the single </w:t>
+      </w:r>
+      <w:r>
+        <w:rPr>
+          <w:rFonts w:ascii="Georgia" w:hAnsi="Georgia"/>
+        </w:rPr>
+        <w:t>cases,</w:t>
+      </w:r>
+      <w:r>
+        <w:rPr>
+          <w:rFonts w:ascii="Georgia" w:hAnsi="Georgia"/>
+        </w:rPr>
+        <w:t xml:space="preserve"> we will then repeat the analysis over all NM simulations and identify the worst offenders. These will then become candidates for the same iterative process described above. This process will repeat until we have </w:t>
+      </w:r>
+      <w:r>
+        <w:rPr>
+          <w:rFonts w:ascii="Georgia" w:hAnsi="Georgia"/>
+        </w:rPr>
+        <w:t xml:space="preserve">a solution that can handle all NM simulations. </w:t>
+      </w:r>
+    </w:p>
+    <w:p>
+      <w:pPr>
+        <w:rPr>
+          <w:rFonts w:ascii="Georgia" w:hAnsi="Georgia"/>
+        </w:rPr>
+      </w:pPr>
+      <w:r>
+        <w:rPr>
+          <w:rFonts w:ascii="Georgia" w:hAnsi="Georgia"/>
+        </w:rPr>
+        <w:t xml:space="preserve">Using these specifications as a starting point we will then repeat this entire process </w:t>
+      </w:r>
+      <w:r>
+        <w:rPr>
+          <w:rFonts w:ascii="Georgia" w:hAnsi="Georgia"/>
+        </w:rPr>
+        <w:t>for</w:t>
+      </w:r>
+      <w:r>
+        <w:rPr>
+          <w:rFonts w:ascii="Georgia" w:hAnsi="Georgia"/>
+        </w:rPr>
+        <w:t xml:space="preserve"> each of the other representative behaviors for each of the species. It is important to note that we will be looking for 3 specifications – one for each representative </w:t>
+      </w:r>
+      <w:r>
+        <w:rPr>
+          <w:rFonts w:ascii="Georgia" w:hAnsi="Georgia"/>
+        </w:rPr>
+        <w:t>animal</w:t>
+      </w:r>
+      <w:r>
+        <w:rPr>
+          <w:rFonts w:ascii="Georgia" w:hAnsi="Georgia"/>
+        </w:rPr>
+        <w:t xml:space="preserve"> – as opposed to a specification per behavior. </w:t>
+      </w:r>
+    </w:p>
+    <w:p>
+      <w:pPr>
+        <w:rPr>
+          <w:rFonts w:ascii="Georgia" w:hAnsi="Georgia"/>
+        </w:rPr>
+      </w:pPr>
+      <w:r>
+        <w:rPr>
+          <w:rFonts w:ascii="Georgia" w:hAnsi="Georgia"/>
+        </w:rPr>
+        <w:t xml:space="preserve">To ultimately represent the solutions found we will provide </w:t>
+      </w:r>
+      <w:r>
+        <w:rPr>
+          <w:rFonts w:ascii="Georgia" w:hAnsi="Georgia"/>
+        </w:rPr>
+        <w:t>visuals</w:t>
+      </w:r>
+      <w:r>
+        <w:rPr>
+          <w:rFonts w:ascii="Georgia" w:hAnsi="Georgia"/>
+        </w:rPr>
+        <w:t xml:space="preserve"> showing </w:t>
+      </w:r>
+      <w:r>
+        <w:rPr>
+          <w:rFonts w:ascii="Georgia" w:hAnsi="Georgia"/>
+        </w:rPr>
+        <w:t>for each</w:t>
+      </w:r>
+      <w:r>
+        <w:rPr>
+          <w:rFonts w:ascii="Georgia" w:hAnsi="Georgia"/>
+        </w:rPr>
+        <w:t xml:space="preserve"> animal and behavior the distribution of deviations through time and across the NM samples as compared to the tolerance we have set. </w:t>
+      </w:r>
+    </w:p>
+    <w:p>
+      <w:pPr>
+        <w:rPr>
+          <w:rFonts w:ascii="Georgia" w:hAnsi="Georgia"/>
+        </w:rPr>
+      </w:pPr>
+    </w:p>
+    <w:p>
+      <w:pPr>
+        <w:rPr>
+          <w:rFonts w:ascii="Georgia" w:hAnsi="Georgia"/>
+          <w:i/>
+          <w:iCs/>
+          <w:sz w:val="28"/>
+          <w:szCs w:val="28"/>
+        </w:rPr>
+      </w:pPr>
+    </w:p>
+    <w:p>
+      <w:pPr>
+        <w:rPr>
+          <w:rFonts w:ascii="Georgia" w:hAnsi="Georgia"/>
+          <w:i/>
+          <w:iCs/>
+          <w:sz w:val="28"/>
+          <w:szCs w:val="28"/>
+        </w:rPr>
+      </w:pPr>
+    </w:p>
+    <w:p>
+      <w:pPr>
+        <w:rPr>
+          <w:rFonts w:ascii="Georgia" w:hAnsi="Georgia"/>
+          <w:i/>
+          <w:iCs/>
+          <w:sz w:val="28"/>
+          <w:szCs w:val="28"/>
+        </w:rPr>
+      </w:pPr>
+      <w:r>
+        <w:rPr>
+          <w:rFonts w:ascii="Georgia" w:hAnsi="Georgia"/>
+          <w:i/>
+          <w:iCs/>
+          <w:sz w:val="28"/>
+          <w:szCs w:val="28"/>
+        </w:rPr>
+        <w:lastRenderedPageBreak/>
+        <w:t>Case Studies: Sensitivity</w:t>
+      </w:r>
+    </w:p>
+    <w:p>
+      <w:pPr>
+        <w:rPr>
+          <w:rFonts w:ascii="Georgia" w:hAnsi="Georgia"/>
+        </w:rPr>
+      </w:pPr>
+      <w:r>
+        <w:rPr>
+          <w:rFonts w:ascii="Georgia" w:hAnsi="Georgia"/>
+        </w:rPr>
+        <w:t xml:space="preserve">With nominal solutions found for each animal we will proceed with understanding how these solutions change as the tag deviations change. This corresponds to changes in how tags are attached, expected turbulence, etc. </w:t>
+      </w:r>
+      <w:r>
+        <w:rPr>
+          <w:rFonts w:ascii="Georgia" w:hAnsi="Georgia"/>
+        </w:rPr>
+        <w:t>Given</w:t>
+      </w:r>
+      <w:r>
+        <w:rPr>
+          <w:rFonts w:ascii="Georgia" w:hAnsi="Georgia"/>
+        </w:rPr>
+        <w:t xml:space="preserve"> that different tag designs can exacerbate or mitigate these issues</w:t>
+      </w:r>
+      <w:r>
+        <w:rPr>
+          <w:rFonts w:ascii="Georgia" w:hAnsi="Georgia"/>
+        </w:rPr>
+        <w:t>,</w:t>
+      </w:r>
+      <w:r>
+        <w:rPr>
+          <w:rFonts w:ascii="Georgia" w:hAnsi="Georgia"/>
+        </w:rPr>
+        <w:t xml:space="preserve"> we want to understand the relationships between sensor design and these issues </w:t>
+      </w:r>
+      <w:r>
+        <w:rPr>
+          <w:rFonts w:ascii="Georgia" w:hAnsi="Georgia"/>
+        </w:rPr>
+        <w:t>to inform design</w:t>
+      </w:r>
+      <w:r>
+        <w:rPr>
+          <w:rFonts w:ascii="Georgia" w:hAnsi="Georgia"/>
+        </w:rPr>
+        <w:t xml:space="preserve">. </w:t>
+      </w:r>
+      <w:r>
+        <w:rPr>
+          <w:rFonts w:ascii="Georgia" w:hAnsi="Georgia"/>
+        </w:rPr>
+        <w:t xml:space="preserve">Simply presenting the “perfect” overall solution would not provide tag designers with the information required to make trades between better sensors and better tag designs. </w:t>
+      </w:r>
+    </w:p>
+    <w:p>
+      <w:pPr>
+        <w:rPr>
+          <w:rFonts w:ascii="Georgia" w:hAnsi="Georgia"/>
+        </w:rPr>
+      </w:pPr>
+      <w:r>
+        <w:rPr>
+          <w:rFonts w:ascii="Georgia" w:hAnsi="Georgia"/>
+        </w:rPr>
+        <w:t>As such, f</w:t>
+      </w:r>
+      <w:r>
+        <w:rPr>
+          <w:rFonts w:ascii="Georgia" w:hAnsi="Georgia"/>
+        </w:rPr>
+        <w:t xml:space="preserve">or each kind of </w:t>
+      </w:r>
+      <w:r>
+        <w:rPr>
+          <w:rFonts w:ascii="Georgia" w:hAnsi="Georgia"/>
+        </w:rPr>
+        <w:t>deviation,</w:t>
+      </w:r>
+      <w:r>
+        <w:rPr>
+          <w:rFonts w:ascii="Georgia" w:hAnsi="Georgia"/>
+        </w:rPr>
+        <w:t xml:space="preserve"> we will create a series of NM samples as above but across a range of the deviation. </w:t>
+      </w:r>
+      <w:r>
+        <w:rPr>
+          <w:rFonts w:ascii="Georgia" w:hAnsi="Georgia"/>
+        </w:rPr>
+        <w:t xml:space="preserve">We will then repeat the same process described above to come up with a range of solutions as the deviation gets more severe. </w:t>
+      </w:r>
+      <w:r>
+        <w:rPr>
+          <w:rFonts w:ascii="Georgia" w:hAnsi="Georgia"/>
+        </w:rPr>
+        <w:t xml:space="preserve">These will then be translated into design curves that indicate how the sensors and configurations must be changed to </w:t>
+      </w:r>
+      <w:r>
+        <w:rPr>
+          <w:rFonts w:ascii="Georgia" w:hAnsi="Georgia"/>
+        </w:rPr>
+        <w:t>accommodate</w:t>
+      </w:r>
+      <w:r>
+        <w:rPr>
+          <w:rFonts w:ascii="Georgia" w:hAnsi="Georgia"/>
+        </w:rPr>
+        <w:t xml:space="preserve"> increasing deviation. </w:t>
       </w:r>
       <w:r>
         <w:rPr>
@@ -2250,6 +3519,61 @@
         <w:rPr>
           <w:rFonts w:ascii="Georgia" w:hAnsi="Georgia"/>
         </w:rPr>
+        <w:t xml:space="preserve">Hiscocks S, Barr J, </w:t>
+      </w:r>
+      <w:proofErr w:type="spellStart"/>
+      <w:r>
+        <w:rPr>
+          <w:rFonts w:ascii="Georgia" w:hAnsi="Georgia"/>
+        </w:rPr>
+        <w:t>Perree</w:t>
+      </w:r>
+      <w:proofErr w:type="spellEnd"/>
+      <w:r>
+        <w:rPr>
+          <w:rFonts w:ascii="Georgia" w:hAnsi="Georgia"/>
+        </w:rPr>
+        <w:t xml:space="preserve"> N, Wright J, Pritchett H, </w:t>
+      </w:r>
+      <w:proofErr w:type="spellStart"/>
+      <w:r>
+        <w:rPr>
+          <w:rFonts w:ascii="Georgia" w:hAnsi="Georgia"/>
+        </w:rPr>
+        <w:t>Rosoman</w:t>
+      </w:r>
+      <w:proofErr w:type="spellEnd"/>
+      <w:r>
+        <w:rPr>
+          <w:rFonts w:ascii="Georgia" w:hAnsi="Georgia"/>
+        </w:rPr>
+        <w:t xml:space="preserve"> O, Harris M, Gorman R, Pike S, Carniglia P, Vladimirov L, Oakes BD. Stone Soup: no longer just an </w:t>
+      </w:r>
+      <w:proofErr w:type="spellStart"/>
+      <w:r>
+        <w:rPr>
+          <w:rFonts w:ascii="Georgia" w:hAnsi="Georgia"/>
+        </w:rPr>
+        <w:t>appetiser</w:t>
+      </w:r>
+      <w:proofErr w:type="spellEnd"/>
+      <w:r>
+        <w:rPr>
+          <w:rFonts w:ascii="Georgia" w:hAnsi="Georgia"/>
+        </w:rPr>
+        <w:t>. In: 2023 26th International Conference on Information Fusion (FUSION); 2023 Jun 28–Jul 1; Charleston (SC). Piscataway (NJ): IEEE; 2023. p. 1–8. doi:10.23919/FUSION52260.2023.10224185.</w:t>
+      </w:r>
+    </w:p>
+    <w:p>
+      <w:pPr>
+        <w:rPr>
+          <w:rFonts w:ascii="Georgia" w:hAnsi="Georgia"/>
+        </w:rPr>
+      </w:pPr>
+      <w:r>
+        <w:rPr>
+          <w:rFonts w:ascii="Georgia" w:hAnsi="Georgia"/>
+        </w:rPr>
         <w:t xml:space="preserve">Hueter, R. E., Tyminski, J. P., &amp; De La Parra, R. (2013). Horizontal Movements, Migration Patterns, and Population Structure of Whale Sharks in the Gulf of Mexico and Northwestern Caribbean Sea. </w:t>
       </w:r>
       <w:proofErr w:type="spellStart"/>
@@ -2291,6 +3615,75 @@
         <w:rPr>
           <w:rFonts w:ascii="Georgia" w:hAnsi="Georgia"/>
         </w:rPr>
+        <w:t xml:space="preserve">Linderman SW, Chang P, Harper-Donnelly G, Kara A, Li X, Duran-Martin G, Murphy K. </w:t>
+      </w:r>
+      <w:proofErr w:type="spellStart"/>
+      <w:r>
+        <w:rPr>
+          <w:rFonts w:ascii="Georgia" w:hAnsi="Georgia"/>
+        </w:rPr>
+        <w:t>Dynamax</w:t>
+      </w:r>
+      <w:proofErr w:type="spellEnd"/>
+      <w:r>
+        <w:rPr>
+          <w:rFonts w:ascii="Georgia" w:hAnsi="Georgia"/>
+        </w:rPr>
+        <w:t xml:space="preserve">: </w:t>
+      </w:r>
+      <w:proofErr w:type="gramStart"/>
+      <w:r>
+        <w:rPr>
+          <w:rFonts w:ascii="Georgia" w:hAnsi="Georgia"/>
+        </w:rPr>
+        <w:t>a</w:t>
+      </w:r>
+      <w:proofErr w:type="gramEnd"/>
+      <w:r>
+        <w:rPr>
+          <w:rFonts w:ascii="Georgia" w:hAnsi="Georgia"/>
+        </w:rPr>
+        <w:t xml:space="preserve"> Python package for probabilistic state space modeling with JAX. J </w:t>
+      </w:r>
+      <w:proofErr w:type="gramStart"/>
+      <w:r>
+        <w:rPr>
+          <w:rFonts w:ascii="Georgia" w:hAnsi="Georgia"/>
+        </w:rPr>
+        <w:t>Open Source</w:t>
+      </w:r>
+      <w:proofErr w:type="gramEnd"/>
+      <w:r>
+        <w:rPr>
+          <w:rFonts w:ascii="Georgia" w:hAnsi="Georgia"/>
+        </w:rPr>
+        <w:t xml:space="preserve"> </w:t>
+      </w:r>
+      <w:proofErr w:type="spellStart"/>
+      <w:r>
+        <w:rPr>
+          <w:rFonts w:ascii="Georgia" w:hAnsi="Georgia"/>
+        </w:rPr>
+        <w:t>Softw</w:t>
+      </w:r>
+      <w:proofErr w:type="spellEnd"/>
+      <w:r>
+        <w:rPr>
+          <w:rFonts w:ascii="Georgia" w:hAnsi="Georgia"/>
+        </w:rPr>
+        <w:t>. 2025;10(108):7069. doi:10.21105/joss.07069.</w:t>
+      </w:r>
+    </w:p>
+    <w:p>
+      <w:pPr>
+        <w:rPr>
+          <w:rFonts w:ascii="Georgia" w:hAnsi="Georgia"/>
+        </w:rPr>
+      </w:pPr>
+      <w:r>
+        <w:rPr>
+          <w:rFonts w:ascii="Georgia" w:hAnsi="Georgia"/>
+        </w:rPr>
         <w:t>National Oceanic and Atmospheric Administration, Department of Commerce. Essential Fish Habitat (EFH). Title 50 C.F.R. § 600, Subpart J. 2026</w:t>
       </w:r>
     </w:p>
@@ -2404,6 +3797,7 @@
         <w:rPr>
           <w:rFonts w:ascii="Georgia" w:hAnsi="Georgia"/>
         </w:rPr>
+        <w:lastRenderedPageBreak/>
         <w:t>Similä T, Ugarte F. Surface and underwater observations of cooperatively feeding killer whales in northern Norway. Can J Zool. 1993 Aug 1;71(8):1494–9. doi:10.1139/z93-210</w:t>
       </w:r>
     </w:p>
@@ -4491,7 +5885,6 @@
   <w:style w:type="character" w:default="1" w:styleId="DefaultParagraphFont">
     <w:name w:val="Default Paragraph Font"/>
     <w:uiPriority w:val="1"/>
-    <w:semiHidden/>
     <w:unhideWhenUsed/>
   </w:style>
   <w:style w:type="table" w:default="1" w:styleId="TableNormal">
